--- a/Task2_DevelopmentDocumentation_LL-000020927_Chukwudolue_T.docx
+++ b/Task2_DevelopmentDocumentation_LL-000020927_Chukwudolue_T.docx
@@ -5,7 +5,9 @@
     <w:sdt>
       <w:sdtPr>
         <w:rPr>
+          <w:rFonts w:eastAsiaTheme="minorHAnsi"/>
           <w:sz w:val="2"/>
+          <w:lang w:eastAsia="en-US"/>
         </w:rPr>
         <w:id w:val="-386260136"/>
         <w:docPartObj>
@@ -15,9 +17,7 @@
       </w:sdtPr>
       <w:sdtEndPr>
         <w:rPr>
-          <w:rFonts w:eastAsiaTheme="minorHAnsi"/>
           <w:sz w:val="22"/>
-          <w:lang w:eastAsia="en-US"/>
         </w:rPr>
       </w:sdtEndPr>
       <w:sdtContent>
@@ -153,6 +153,7 @@
                                     <w:dataBinding w:prefixMappings="xmlns:ns0='http://purl.org/dc/elements/1.1/' xmlns:ns1='http://schemas.openxmlformats.org/package/2006/metadata/core-properties' " w:xpath="/ns1:coreProperties[1]/ns0:subject[1]" w:storeItemID="{6C3C8BC8-F283-45AE-878A-BAB7291924A1}"/>
                                     <w:text/>
                                   </w:sdtPr>
+                                  <w:sdtEndPr/>
                                   <w:sdtContent>
                                     <w:r>
                                       <w:rPr>
@@ -264,6 +265,7 @@
                               <w:dataBinding w:prefixMappings="xmlns:ns0='http://purl.org/dc/elements/1.1/' xmlns:ns1='http://schemas.openxmlformats.org/package/2006/metadata/core-properties' " w:xpath="/ns1:coreProperties[1]/ns0:subject[1]" w:storeItemID="{6C3C8BC8-F283-45AE-878A-BAB7291924A1}"/>
                               <w:text/>
                             </w:sdtPr>
+                            <w:sdtEndPr/>
                             <w:sdtContent>
                               <w:r>
                                 <w:rPr>
@@ -900,6 +902,7 @@
                                     <w:dataBinding w:prefixMappings="xmlns:ns0='http://schemas.openxmlformats.org/officeDocument/2006/extended-properties' " w:xpath="/ns0:Properties[1]/ns0:Company[1]" w:storeItemID="{6668398D-A668-4E3E-A5EB-62B293D839F1}"/>
                                     <w:text/>
                                   </w:sdtPr>
+                                  <w:sdtEndPr/>
                                   <w:sdtContent>
                                     <w:r>
                                       <w:rPr>
@@ -926,6 +929,7 @@
                                   <w:dataBinding w:prefixMappings="xmlns:ns0='http://purl.org/dc/elements/1.1/' xmlns:ns1='http://schemas.openxmlformats.org/package/2006/metadata/core-properties' " w:xpath="/ns1:coreProperties[1]/ns1:category[1]" w:storeItemID="{6C3C8BC8-F283-45AE-878A-BAB7291924A1}"/>
                                   <w:text/>
                                 </w:sdtPr>
+                                <w:sdtEndPr/>
                                 <w:sdtContent>
                                   <w:p>
                                     <w:pPr>
@@ -996,6 +1000,7 @@
                               <w:dataBinding w:prefixMappings="xmlns:ns0='http://schemas.openxmlformats.org/officeDocument/2006/extended-properties' " w:xpath="/ns0:Properties[1]/ns0:Company[1]" w:storeItemID="{6668398D-A668-4E3E-A5EB-62B293D839F1}"/>
                               <w:text/>
                             </w:sdtPr>
+                            <w:sdtEndPr/>
                             <w:sdtContent>
                               <w:r>
                                 <w:rPr>
@@ -1022,6 +1027,7 @@
                             <w:dataBinding w:prefixMappings="xmlns:ns0='http://purl.org/dc/elements/1.1/' xmlns:ns1='http://schemas.openxmlformats.org/package/2006/metadata/core-properties' " w:xpath="/ns1:coreProperties[1]/ns1:category[1]" w:storeItemID="{6C3C8BC8-F283-45AE-878A-BAB7291924A1}"/>
                             <w:text/>
                           </w:sdtPr>
+                          <w:sdtEndPr/>
                           <w:sdtContent>
                             <w:p>
                               <w:pPr>
@@ -1062,6 +1068,13 @@
     </w:sdt>
     <w:sdt>
       <w:sdtPr>
+        <w:rPr>
+          <w:rFonts w:asciiTheme="minorHAnsi" w:eastAsiaTheme="minorHAnsi" w:hAnsiTheme="minorHAnsi" w:cstheme="minorBidi"/>
+          <w:color w:val="auto"/>
+          <w:sz w:val="22"/>
+          <w:szCs w:val="22"/>
+          <w:lang w:eastAsia="en-US"/>
+        </w:rPr>
         <w:id w:val="1368564557"/>
         <w:docPartObj>
           <w:docPartGallery w:val="Table of Contents"/>
@@ -1070,13 +1083,8 @@
       </w:sdtPr>
       <w:sdtEndPr>
         <w:rPr>
-          <w:rFonts w:asciiTheme="minorHAnsi" w:eastAsiaTheme="minorHAnsi" w:hAnsiTheme="minorHAnsi" w:cstheme="minorBidi"/>
-          <w:b/>
-          <w:bCs/>
-          <w:color w:val="auto"/>
-          <w:sz w:val="22"/>
-          <w:szCs w:val="22"/>
-          <w:lang w:eastAsia="en-US"/>
+          <w:b/>
+          <w:bCs/>
         </w:rPr>
       </w:sdtEndPr>
       <w:sdtContent>
@@ -1109,10 +1117,12 @@
           <w:r>
             <w:fldChar w:fldCharType="separate"/>
           </w:r>
-          <w:hyperlink w:anchor="_Toc226974628" w:history="1">
+          <w:hyperlink w:anchor="_Toc226988544" w:history="1">
             <w:r>
               <w:rPr>
                 <w:rStyle w:val="Hyperlink"/>
+                <w:b/>
+                <w:bCs/>
                 <w:noProof/>
               </w:rPr>
               <w:t>Version 1.0.0</w:t>
@@ -1136,7 +1146,7 @@
                 <w:noProof/>
                 <w:webHidden/>
               </w:rPr>
-              <w:instrText xml:space="preserve"> PAGEREF _Toc226974628 \h </w:instrText>
+              <w:instrText xml:space="preserve"> PAGEREF _Toc226988544 \h </w:instrText>
             </w:r>
             <w:r>
               <w:rPr>
@@ -1169,6 +1179,222 @@
         </w:p>
         <w:p>
           <w:pPr>
+            <w:pStyle w:val="TOC2"/>
+            <w:tabs>
+              <w:tab w:val="right" w:leader="dot" w:pos="9016"/>
+            </w:tabs>
+            <w:rPr>
+              <w:rFonts w:eastAsiaTheme="minorEastAsia"/>
+              <w:noProof/>
+              <w:lang w:eastAsia="en-GB"/>
+            </w:rPr>
+          </w:pPr>
+          <w:hyperlink w:anchor="_Toc226988545" w:history="1">
+            <w:r>
+              <w:rPr>
+                <w:rStyle w:val="Hyperlink"/>
+                <w:b/>
+                <w:bCs/>
+                <w:noProof/>
+              </w:rPr>
+              <w:t>Day 1</w:t>
+            </w:r>
+            <w:r>
+              <w:rPr>
+                <w:noProof/>
+                <w:webHidden/>
+              </w:rPr>
+              <w:tab/>
+            </w:r>
+            <w:r>
+              <w:rPr>
+                <w:noProof/>
+                <w:webHidden/>
+              </w:rPr>
+              <w:fldChar w:fldCharType="begin"/>
+            </w:r>
+            <w:r>
+              <w:rPr>
+                <w:noProof/>
+                <w:webHidden/>
+              </w:rPr>
+              <w:instrText xml:space="preserve"> PAGEREF _Toc226988545 \h </w:instrText>
+            </w:r>
+            <w:r>
+              <w:rPr>
+                <w:noProof/>
+                <w:webHidden/>
+              </w:rPr>
+            </w:r>
+            <w:r>
+              <w:rPr>
+                <w:noProof/>
+                <w:webHidden/>
+              </w:rPr>
+              <w:fldChar w:fldCharType="separate"/>
+            </w:r>
+            <w:r>
+              <w:rPr>
+                <w:noProof/>
+                <w:webHidden/>
+              </w:rPr>
+              <w:t>2</w:t>
+            </w:r>
+            <w:r>
+              <w:rPr>
+                <w:noProof/>
+                <w:webHidden/>
+              </w:rPr>
+              <w:fldChar w:fldCharType="end"/>
+            </w:r>
+          </w:hyperlink>
+        </w:p>
+        <w:p>
+          <w:pPr>
+            <w:pStyle w:val="TOC3"/>
+            <w:tabs>
+              <w:tab w:val="right" w:leader="dot" w:pos="9016"/>
+            </w:tabs>
+            <w:rPr>
+              <w:rFonts w:eastAsiaTheme="minorEastAsia"/>
+              <w:noProof/>
+              <w:lang w:eastAsia="en-GB"/>
+            </w:rPr>
+          </w:pPr>
+          <w:hyperlink w:anchor="_Toc226988546" w:history="1">
+            <w:r>
+              <w:rPr>
+                <w:rStyle w:val="Hyperlink"/>
+                <w:b/>
+                <w:bCs/>
+                <w:noProof/>
+              </w:rPr>
+              <w:t>Creating and setting up the project</w:t>
+            </w:r>
+            <w:r>
+              <w:rPr>
+                <w:noProof/>
+                <w:webHidden/>
+              </w:rPr>
+              <w:tab/>
+            </w:r>
+            <w:r>
+              <w:rPr>
+                <w:noProof/>
+                <w:webHidden/>
+              </w:rPr>
+              <w:fldChar w:fldCharType="begin"/>
+            </w:r>
+            <w:r>
+              <w:rPr>
+                <w:noProof/>
+                <w:webHidden/>
+              </w:rPr>
+              <w:instrText xml:space="preserve"> PAGEREF _Toc226988546 \h </w:instrText>
+            </w:r>
+            <w:r>
+              <w:rPr>
+                <w:noProof/>
+                <w:webHidden/>
+              </w:rPr>
+            </w:r>
+            <w:r>
+              <w:rPr>
+                <w:noProof/>
+                <w:webHidden/>
+              </w:rPr>
+              <w:fldChar w:fldCharType="separate"/>
+            </w:r>
+            <w:r>
+              <w:rPr>
+                <w:noProof/>
+                <w:webHidden/>
+              </w:rPr>
+              <w:t>2</w:t>
+            </w:r>
+            <w:r>
+              <w:rPr>
+                <w:noProof/>
+                <w:webHidden/>
+              </w:rPr>
+              <w:fldChar w:fldCharType="end"/>
+            </w:r>
+          </w:hyperlink>
+        </w:p>
+        <w:p>
+          <w:pPr>
+            <w:pStyle w:val="TOC3"/>
+            <w:tabs>
+              <w:tab w:val="right" w:leader="dot" w:pos="9016"/>
+            </w:tabs>
+            <w:rPr>
+              <w:rFonts w:eastAsiaTheme="minorEastAsia"/>
+              <w:noProof/>
+              <w:lang w:eastAsia="en-GB"/>
+            </w:rPr>
+          </w:pPr>
+          <w:hyperlink w:anchor="_Toc226988547" w:history="1">
+            <w:r>
+              <w:rPr>
+                <w:rStyle w:val="Hyperlink"/>
+                <w:b/>
+                <w:bCs/>
+                <w:noProof/>
+              </w:rPr>
+              <w:t>Models</w:t>
+            </w:r>
+            <w:r>
+              <w:rPr>
+                <w:noProof/>
+                <w:webHidden/>
+              </w:rPr>
+              <w:tab/>
+            </w:r>
+            <w:r>
+              <w:rPr>
+                <w:noProof/>
+                <w:webHidden/>
+              </w:rPr>
+              <w:fldChar w:fldCharType="begin"/>
+            </w:r>
+            <w:r>
+              <w:rPr>
+                <w:noProof/>
+                <w:webHidden/>
+              </w:rPr>
+              <w:instrText xml:space="preserve"> PAGEREF _Toc226988547 \h </w:instrText>
+            </w:r>
+            <w:r>
+              <w:rPr>
+                <w:noProof/>
+                <w:webHidden/>
+              </w:rPr>
+            </w:r>
+            <w:r>
+              <w:rPr>
+                <w:noProof/>
+                <w:webHidden/>
+              </w:rPr>
+              <w:fldChar w:fldCharType="separate"/>
+            </w:r>
+            <w:r>
+              <w:rPr>
+                <w:noProof/>
+                <w:webHidden/>
+              </w:rPr>
+              <w:t>3</w:t>
+            </w:r>
+            <w:r>
+              <w:rPr>
+                <w:noProof/>
+                <w:webHidden/>
+              </w:rPr>
+              <w:fldChar w:fldCharType="end"/>
+            </w:r>
+          </w:hyperlink>
+        </w:p>
+        <w:p>
+          <w:pPr>
             <w:rPr>
               <w:b/>
               <w:bCs/>
@@ -1411,21 +1637,1268 @@
     <w:p>
       <w:pPr>
         <w:pStyle w:val="Heading1"/>
-      </w:pPr>
-      <w:bookmarkStart w:id="0" w:name="_Toc226974628"/>
-      <w:r>
+        <w:rPr>
+          <w:b/>
+          <w:bCs/>
+          <w:sz w:val="28"/>
+          <w:szCs w:val="28"/>
+        </w:rPr>
+      </w:pPr>
+      <w:bookmarkStart w:id="0" w:name="_Toc226988544"/>
+      <w:r>
+        <w:rPr>
+          <w:b/>
+          <w:bCs/>
+          <w:sz w:val="28"/>
+          <w:szCs w:val="28"/>
+        </w:rPr>
+        <w:t>Version 1.0.0</w:t>
+      </w:r>
+      <w:bookmarkEnd w:id="0"/>
+    </w:p>
+    <w:p>
+      <w:pPr>
+        <w:pStyle w:val="Heading2"/>
+        <w:rPr>
+          <w:b/>
+          <w:bCs/>
+        </w:rPr>
+      </w:pPr>
+      <w:bookmarkStart w:id="1" w:name="_Toc226988545"/>
+      <w:r>
+        <w:rPr>
+          <w:b/>
+          <w:bCs/>
+        </w:rPr>
+        <w:t>Day 1</w:t>
+      </w:r>
+      <w:bookmarkEnd w:id="1"/>
+    </w:p>
+    <w:p>
+      <w:pPr>
+        <w:pStyle w:val="Heading3"/>
+        <w:rPr>
+          <w:b/>
+          <w:bCs/>
+        </w:rPr>
+      </w:pPr>
+      <w:bookmarkStart w:id="2" w:name="_Toc226988546"/>
+      <w:r>
+        <w:rPr>
+          <w:b/>
+          <w:bCs/>
+        </w:rPr>
+        <w:t>Creating and setting up the project</w:t>
+      </w:r>
+      <w:bookmarkEnd w:id="2"/>
+    </w:p>
+    <w:p/>
+    <w:p>
+      <w:pPr>
+        <w:rPr>
+          <w:sz w:val="24"/>
+          <w:szCs w:val="24"/>
+        </w:rPr>
+      </w:pPr>
+      <w:r>
+        <w:rPr>
+          <w:sz w:val="24"/>
+          <w:szCs w:val="24"/>
+        </w:rPr>
+        <w:t>The project was created using ASP.NET Core-Web App</w:t>
+      </w:r>
+    </w:p>
+    <w:p>
+      <w:pPr>
+        <w:rPr>
+          <w:sz w:val="24"/>
+          <w:szCs w:val="24"/>
+        </w:rPr>
+      </w:pPr>
+      <w:r>
+        <w:rPr>
+          <w:noProof/>
+          <w:sz w:val="24"/>
+          <w:szCs w:val="24"/>
+        </w:rPr>
+        <w:drawing>
+          <wp:inline distT="0" distB="0" distL="0" distR="0" wp14:anchorId="422200B8" wp14:editId="30DD9E2F">
+            <wp:extent cx="5731510" cy="581025"/>
+            <wp:effectExtent l="0" t="0" r="2540" b="9525"/>
+            <wp:docPr id="6" name="Picture 6"/>
+            <wp:cNvGraphicFramePr>
+              <a:graphicFrameLocks xmlns:a="http://schemas.openxmlformats.org/drawingml/2006/main" noChangeAspect="1"/>
+            </wp:cNvGraphicFramePr>
+            <a:graphic xmlns:a="http://schemas.openxmlformats.org/drawingml/2006/main">
+              <a:graphicData uri="http://schemas.openxmlformats.org/drawingml/2006/picture">
+                <pic:pic xmlns:pic="http://schemas.openxmlformats.org/drawingml/2006/picture">
+                  <pic:nvPicPr>
+                    <pic:cNvPr id="0" name="Picture 1"/>
+                    <pic:cNvPicPr>
+                      <a:picLocks noChangeAspect="1" noChangeArrowheads="1"/>
+                    </pic:cNvPicPr>
+                  </pic:nvPicPr>
+                  <pic:blipFill>
+                    <a:blip r:embed="rId5">
+                      <a:extLst>
+                        <a:ext uri="{28A0092B-C50C-407E-A947-70E740481C1C}">
+                          <a14:useLocalDpi xmlns:a14="http://schemas.microsoft.com/office/drawing/2010/main" val="0"/>
+                        </a:ext>
+                      </a:extLst>
+                    </a:blip>
+                    <a:srcRect/>
+                    <a:stretch>
+                      <a:fillRect/>
+                    </a:stretch>
+                  </pic:blipFill>
+                  <pic:spPr bwMode="auto">
+                    <a:xfrm>
+                      <a:off x="0" y="0"/>
+                      <a:ext cx="5731510" cy="581025"/>
+                    </a:xfrm>
+                    <a:prstGeom prst="rect">
+                      <a:avLst/>
+                    </a:prstGeom>
+                    <a:noFill/>
+                    <a:ln>
+                      <a:noFill/>
+                    </a:ln>
+                  </pic:spPr>
+                </pic:pic>
+              </a:graphicData>
+            </a:graphic>
+          </wp:inline>
+        </w:drawing>
+      </w:r>
+    </w:p>
+    <w:p>
+      <w:pPr>
+        <w:rPr>
+          <w:sz w:val="24"/>
+          <w:szCs w:val="24"/>
+        </w:rPr>
+      </w:pPr>
+      <w:r>
+        <w:rPr>
+          <w:sz w:val="24"/>
+          <w:szCs w:val="24"/>
+        </w:rPr>
+        <w:t>This template allows us to take use of Models, Views and Controllers which are utilised when creating both the front end and back end of a web application.</w:t>
+      </w:r>
+    </w:p>
+    <w:p>
+      <w:pPr>
+        <w:rPr>
+          <w:sz w:val="24"/>
+          <w:szCs w:val="24"/>
+        </w:rPr>
+      </w:pPr>
+      <w:r>
+        <w:rPr>
+          <w:sz w:val="24"/>
+          <w:szCs w:val="24"/>
+        </w:rPr>
+        <w:t>We name the project</w:t>
+      </w:r>
+      <w:r>
+        <w:rPr>
+          <w:sz w:val="24"/>
+          <w:szCs w:val="24"/>
+        </w:rPr>
+        <w:t xml:space="preserve"> E-commerce which would be a place holder for the folder name</w:t>
+      </w:r>
+      <w:r>
+        <w:rPr>
+          <w:sz w:val="24"/>
+          <w:szCs w:val="24"/>
+        </w:rPr>
+        <w:t>. We selected the .NET 9.0 Framework since it allows for better performance, new features, scalability and better optimisation.</w:t>
+      </w:r>
+    </w:p>
+    <w:p>
+      <w:pPr>
+        <w:rPr>
+          <w:sz w:val="24"/>
+          <w:szCs w:val="24"/>
+        </w:rPr>
+      </w:pPr>
+      <w:r>
+        <w:rPr>
+          <w:noProof/>
+          <w:sz w:val="24"/>
+          <w:szCs w:val="24"/>
+        </w:rPr>
+        <w:drawing>
+          <wp:inline distT="0" distB="0" distL="0" distR="0" wp14:anchorId="002000C9" wp14:editId="67E7F439">
+            <wp:extent cx="5457825" cy="962025"/>
+            <wp:effectExtent l="0" t="0" r="9525" b="9525"/>
+            <wp:docPr id="4" name="Picture 4"/>
+            <wp:cNvGraphicFramePr>
+              <a:graphicFrameLocks xmlns:a="http://schemas.openxmlformats.org/drawingml/2006/main" noChangeAspect="1"/>
+            </wp:cNvGraphicFramePr>
+            <a:graphic xmlns:a="http://schemas.openxmlformats.org/drawingml/2006/main">
+              <a:graphicData uri="http://schemas.openxmlformats.org/drawingml/2006/picture">
+                <pic:pic xmlns:pic="http://schemas.openxmlformats.org/drawingml/2006/picture">
+                  <pic:nvPicPr>
+                    <pic:cNvPr id="0" name="Picture 3"/>
+                    <pic:cNvPicPr>
+                      <a:picLocks noChangeAspect="1" noChangeArrowheads="1"/>
+                    </pic:cNvPicPr>
+                  </pic:nvPicPr>
+                  <pic:blipFill>
+                    <a:blip r:embed="rId6">
+                      <a:extLst>
+                        <a:ext uri="{28A0092B-C50C-407E-A947-70E740481C1C}">
+                          <a14:useLocalDpi xmlns:a14="http://schemas.microsoft.com/office/drawing/2010/main" val="0"/>
+                        </a:ext>
+                      </a:extLst>
+                    </a:blip>
+                    <a:srcRect/>
+                    <a:stretch>
+                      <a:fillRect/>
+                    </a:stretch>
+                  </pic:blipFill>
+                  <pic:spPr bwMode="auto">
+                    <a:xfrm>
+                      <a:off x="0" y="0"/>
+                      <a:ext cx="5457825" cy="962025"/>
+                    </a:xfrm>
+                    <a:prstGeom prst="rect">
+                      <a:avLst/>
+                    </a:prstGeom>
+                    <a:noFill/>
+                    <a:ln>
+                      <a:noFill/>
+                    </a:ln>
+                  </pic:spPr>
+                </pic:pic>
+              </a:graphicData>
+            </a:graphic>
+          </wp:inline>
+        </w:drawing>
+      </w:r>
+    </w:p>
+    <w:p>
+      <w:pPr>
+        <w:rPr>
+          <w:sz w:val="24"/>
+          <w:szCs w:val="24"/>
+        </w:rPr>
+      </w:pPr>
+      <w:r>
+        <w:rPr>
+          <w:sz w:val="24"/>
+          <w:szCs w:val="24"/>
+        </w:rPr>
+        <w:t>We select Individual accounts as this creates a Register and Log-In template which we can utilise for our web application. It creates the user database for us and all the functionality, being able to edit it and customise it to our needs.</w:t>
+      </w:r>
+    </w:p>
+    <w:p>
+      <w:pPr>
+        <w:rPr>
+          <w:sz w:val="24"/>
+          <w:szCs w:val="24"/>
+        </w:rPr>
+      </w:pPr>
+      <w:r>
+        <w:rPr>
+          <w:noProof/>
+          <w:sz w:val="24"/>
+          <w:szCs w:val="24"/>
+        </w:rPr>
+        <w:drawing>
+          <wp:inline distT="0" distB="0" distL="0" distR="0" wp14:anchorId="66CAC3CF" wp14:editId="425F7601">
+            <wp:extent cx="5572125" cy="1285875"/>
+            <wp:effectExtent l="0" t="0" r="9525" b="9525"/>
+            <wp:docPr id="3" name="Picture 3"/>
+            <wp:cNvGraphicFramePr>
+              <a:graphicFrameLocks xmlns:a="http://schemas.openxmlformats.org/drawingml/2006/main" noChangeAspect="1"/>
+            </wp:cNvGraphicFramePr>
+            <a:graphic xmlns:a="http://schemas.openxmlformats.org/drawingml/2006/main">
+              <a:graphicData uri="http://schemas.openxmlformats.org/drawingml/2006/picture">
+                <pic:pic xmlns:pic="http://schemas.openxmlformats.org/drawingml/2006/picture">
+                  <pic:nvPicPr>
+                    <pic:cNvPr id="0" name="Picture 4"/>
+                    <pic:cNvPicPr>
+                      <a:picLocks noChangeAspect="1" noChangeArrowheads="1"/>
+                    </pic:cNvPicPr>
+                  </pic:nvPicPr>
+                  <pic:blipFill>
+                    <a:blip r:embed="rId7">
+                      <a:extLst>
+                        <a:ext uri="{28A0092B-C50C-407E-A947-70E740481C1C}">
+                          <a14:useLocalDpi xmlns:a14="http://schemas.microsoft.com/office/drawing/2010/main" val="0"/>
+                        </a:ext>
+                      </a:extLst>
+                    </a:blip>
+                    <a:srcRect/>
+                    <a:stretch>
+                      <a:fillRect/>
+                    </a:stretch>
+                  </pic:blipFill>
+                  <pic:spPr bwMode="auto">
+                    <a:xfrm>
+                      <a:off x="0" y="0"/>
+                      <a:ext cx="5572125" cy="1285875"/>
+                    </a:xfrm>
+                    <a:prstGeom prst="rect">
+                      <a:avLst/>
+                    </a:prstGeom>
+                    <a:noFill/>
+                    <a:ln>
+                      <a:noFill/>
+                    </a:ln>
+                  </pic:spPr>
+                </pic:pic>
+              </a:graphicData>
+            </a:graphic>
+          </wp:inline>
+        </w:drawing>
+      </w:r>
+    </w:p>
+    <w:p>
+      <w:pPr>
+        <w:rPr>
+          <w:sz w:val="24"/>
+          <w:szCs w:val="24"/>
+        </w:rPr>
+      </w:pPr>
+    </w:p>
+    <w:p>
+      <w:pPr>
+        <w:rPr>
+          <w:sz w:val="24"/>
+          <w:szCs w:val="24"/>
+        </w:rPr>
+      </w:pPr>
+      <w:r>
+        <w:rPr>
+          <w:sz w:val="24"/>
+          <w:szCs w:val="24"/>
+        </w:rPr>
+        <w:t>We then tap on create. This builds the template for us to work on. Everything appears as expected but three additional packages were installed which allowed for some extra functionality. They were;</w:t>
+      </w:r>
+    </w:p>
+    <w:p>
+      <w:pPr>
+        <w:pStyle w:val="ListParagraph"/>
+        <w:numPr>
+          <w:ilvl w:val="0"/>
+          <w:numId w:val="1"/>
+        </w:numPr>
+        <w:rPr>
+          <w:sz w:val="24"/>
+          <w:szCs w:val="24"/>
+        </w:rPr>
+      </w:pPr>
+      <w:r>
+        <w:rPr>
+          <w:sz w:val="24"/>
+          <w:szCs w:val="24"/>
+        </w:rPr>
+        <w:t>Microsoft.VisualStudio. Web.CodeGeneration. Design</w:t>
+      </w:r>
+    </w:p>
+    <w:p>
+      <w:pPr>
+        <w:pStyle w:val="ListParagraph"/>
+        <w:numPr>
+          <w:ilvl w:val="0"/>
+          <w:numId w:val="1"/>
+        </w:numPr>
+        <w:rPr>
+          <w:sz w:val="24"/>
+          <w:szCs w:val="24"/>
+        </w:rPr>
+      </w:pPr>
+      <w:r>
+        <w:rPr>
+          <w:sz w:val="24"/>
+          <w:szCs w:val="24"/>
+        </w:rPr>
+        <w:t>Microsoft.EntityFrameworkCore. Design</w:t>
+      </w:r>
+    </w:p>
+    <w:p>
+      <w:pPr>
+        <w:pStyle w:val="ListParagraph"/>
+        <w:numPr>
+          <w:ilvl w:val="0"/>
+          <w:numId w:val="1"/>
+        </w:numPr>
+        <w:rPr>
+          <w:sz w:val="24"/>
+          <w:szCs w:val="24"/>
+        </w:rPr>
+      </w:pPr>
+      <w:r>
+        <w:rPr>
+          <w:sz w:val="24"/>
+          <w:szCs w:val="24"/>
+        </w:rPr>
+        <w:t>Microsoft. Entity. FrameworkCore.SqlServer</w:t>
+      </w:r>
+    </w:p>
+    <w:p>
+      <w:pPr>
+        <w:rPr>
+          <w:sz w:val="24"/>
+          <w:szCs w:val="24"/>
+        </w:rPr>
+      </w:pPr>
+      <w:r>
+        <w:rPr>
+          <w:sz w:val="24"/>
+          <w:szCs w:val="24"/>
+        </w:rPr>
         <w:lastRenderedPageBreak/>
-        <w:t>Version 1.0.0</w:t>
-      </w:r>
-      <w:bookmarkEnd w:id="0"/>
-    </w:p>
-    <w:p>
-      <w:pPr>
-        <w:rPr>
-          <w:b/>
-          <w:bCs/>
-        </w:rPr>
-      </w:pPr>
+        <w:t>The solution comes with pre-installed folders which would house the Models, Views and Controllers which would be built for the solution.</w:t>
+      </w:r>
+    </w:p>
+    <w:p>
+      <w:pPr>
+        <w:rPr>
+          <w:sz w:val="24"/>
+          <w:szCs w:val="24"/>
+        </w:rPr>
+      </w:pPr>
+      <w:r>
+        <w:rPr>
+          <w:sz w:val="24"/>
+          <w:szCs w:val="24"/>
+        </w:rPr>
+        <w:drawing>
+          <wp:inline distT="0" distB="0" distL="0" distR="0" wp14:anchorId="1A2A6405" wp14:editId="674BD467">
+            <wp:extent cx="2981741" cy="2543530"/>
+            <wp:effectExtent l="0" t="0" r="9525" b="9525"/>
+            <wp:docPr id="7" name="Picture 7"/>
+            <wp:cNvGraphicFramePr>
+              <a:graphicFrameLocks xmlns:a="http://schemas.openxmlformats.org/drawingml/2006/main" noChangeAspect="1"/>
+            </wp:cNvGraphicFramePr>
+            <a:graphic xmlns:a="http://schemas.openxmlformats.org/drawingml/2006/main">
+              <a:graphicData uri="http://schemas.openxmlformats.org/drawingml/2006/picture">
+                <pic:pic xmlns:pic="http://schemas.openxmlformats.org/drawingml/2006/picture">
+                  <pic:nvPicPr>
+                    <pic:cNvPr id="1" name=""/>
+                    <pic:cNvPicPr/>
+                  </pic:nvPicPr>
+                  <pic:blipFill>
+                    <a:blip r:embed="rId8"/>
+                    <a:stretch>
+                      <a:fillRect/>
+                    </a:stretch>
+                  </pic:blipFill>
+                  <pic:spPr>
+                    <a:xfrm>
+                      <a:off x="0" y="0"/>
+                      <a:ext cx="2981741" cy="2543530"/>
+                    </a:xfrm>
+                    <a:prstGeom prst="rect">
+                      <a:avLst/>
+                    </a:prstGeom>
+                  </pic:spPr>
+                </pic:pic>
+              </a:graphicData>
+            </a:graphic>
+          </wp:inline>
+        </w:drawing>
+      </w:r>
+    </w:p>
+    <w:p>
+      <w:pPr>
+        <w:rPr>
+          <w:sz w:val="24"/>
+          <w:szCs w:val="24"/>
+        </w:rPr>
+      </w:pPr>
+      <w:r>
+        <w:rPr>
+          <w:sz w:val="24"/>
+          <w:szCs w:val="24"/>
+        </w:rPr>
+        <w:t>Before we click on the run button, we change the format from HTTPS to HTTP.  After which, we can check whether there are any build errors in the project</w:t>
+      </w:r>
+    </w:p>
+    <w:p>
+      <w:pPr>
+        <w:rPr>
+          <w:sz w:val="24"/>
+          <w:szCs w:val="24"/>
+        </w:rPr>
+      </w:pPr>
+      <w:r>
+        <w:rPr>
+          <w:noProof/>
+          <w:sz w:val="24"/>
+          <w:szCs w:val="24"/>
+        </w:rPr>
+        <w:drawing>
+          <wp:inline distT="0" distB="0" distL="0" distR="0" wp14:anchorId="62539167" wp14:editId="06CDD8E4">
+            <wp:extent cx="590550" cy="390525"/>
+            <wp:effectExtent l="0" t="0" r="0" b="9525"/>
+            <wp:docPr id="1" name="Picture 1"/>
+            <wp:cNvGraphicFramePr>
+              <a:graphicFrameLocks xmlns:a="http://schemas.openxmlformats.org/drawingml/2006/main" noChangeAspect="1"/>
+            </wp:cNvGraphicFramePr>
+            <a:graphic xmlns:a="http://schemas.openxmlformats.org/drawingml/2006/main">
+              <a:graphicData uri="http://schemas.openxmlformats.org/drawingml/2006/picture">
+                <pic:pic xmlns:pic="http://schemas.openxmlformats.org/drawingml/2006/picture">
+                  <pic:nvPicPr>
+                    <pic:cNvPr id="0" name="Picture 6"/>
+                    <pic:cNvPicPr>
+                      <a:picLocks noChangeAspect="1" noChangeArrowheads="1"/>
+                    </pic:cNvPicPr>
+                  </pic:nvPicPr>
+                  <pic:blipFill>
+                    <a:blip r:embed="rId9">
+                      <a:extLst>
+                        <a:ext uri="{28A0092B-C50C-407E-A947-70E740481C1C}">
+                          <a14:useLocalDpi xmlns:a14="http://schemas.microsoft.com/office/drawing/2010/main" val="0"/>
+                        </a:ext>
+                      </a:extLst>
+                    </a:blip>
+                    <a:srcRect/>
+                    <a:stretch>
+                      <a:fillRect/>
+                    </a:stretch>
+                  </pic:blipFill>
+                  <pic:spPr bwMode="auto">
+                    <a:xfrm>
+                      <a:off x="0" y="0"/>
+                      <a:ext cx="590550" cy="390525"/>
+                    </a:xfrm>
+                    <a:prstGeom prst="rect">
+                      <a:avLst/>
+                    </a:prstGeom>
+                    <a:noFill/>
+                    <a:ln>
+                      <a:noFill/>
+                    </a:ln>
+                  </pic:spPr>
+                </pic:pic>
+              </a:graphicData>
+            </a:graphic>
+          </wp:inline>
+        </w:drawing>
+      </w:r>
+    </w:p>
+    <w:p>
+      <w:pPr>
+        <w:rPr>
+          <w:sz w:val="24"/>
+          <w:szCs w:val="24"/>
+        </w:rPr>
+      </w:pPr>
+      <w:r>
+        <w:rPr>
+          <w:sz w:val="24"/>
+          <w:szCs w:val="24"/>
+        </w:rPr>
+        <w:t xml:space="preserve">The Website appears to be functional with four buttons (Home and Privacy), alongside the Register and Log-In. </w:t>
+      </w:r>
+    </w:p>
+    <w:p>
+      <w:pPr>
+        <w:pStyle w:val="Heading3"/>
+        <w:rPr>
+          <w:b/>
+          <w:bCs/>
+        </w:rPr>
+      </w:pPr>
+      <w:bookmarkStart w:id="3" w:name="_Toc226988547"/>
+      <w:r>
+        <w:rPr>
+          <w:b/>
+          <w:bCs/>
+        </w:rPr>
+        <w:t>Models</w:t>
+      </w:r>
+      <w:bookmarkEnd w:id="3"/>
+    </w:p>
+    <w:p>
+      <w:pPr>
+        <w:rPr>
+          <w:sz w:val="24"/>
+          <w:szCs w:val="24"/>
+        </w:rPr>
+      </w:pPr>
+      <w:r>
+        <w:rPr>
+          <w:sz w:val="24"/>
+          <w:szCs w:val="24"/>
+        </w:rPr>
+        <w:t xml:space="preserve">In my initial Entity Relationship diagram, I created models which I deemed appropriate and assigned attributes to each, However, upon creating the models I noticed redundancy in my initial design and made edits to most. I added “MaxUses” and “UsedCount” to the discount model so as to prevent multiple usage of the same discount code, </w:t>
+      </w:r>
+      <w:r>
+        <w:rPr>
+          <w:sz w:val="24"/>
+          <w:szCs w:val="24"/>
+        </w:rPr>
+        <w:t>added</w:t>
+      </w:r>
+      <w:r>
+        <w:rPr>
+          <w:sz w:val="24"/>
+          <w:szCs w:val="24"/>
+        </w:rPr>
+        <w:t xml:space="preserve"> </w:t>
+      </w:r>
+      <w:r>
+        <w:rPr>
+          <w:sz w:val="24"/>
+          <w:szCs w:val="24"/>
+        </w:rPr>
+        <w:t>“</w:t>
+      </w:r>
+      <w:r>
+        <w:rPr>
+          <w:sz w:val="24"/>
+          <w:szCs w:val="24"/>
+        </w:rPr>
+        <w:t>Delivery Type</w:t>
+      </w:r>
+      <w:r>
+        <w:rPr>
+          <w:sz w:val="24"/>
+          <w:szCs w:val="24"/>
+        </w:rPr>
+        <w:t>”</w:t>
+      </w:r>
+      <w:r>
+        <w:rPr>
+          <w:sz w:val="24"/>
+          <w:szCs w:val="24"/>
+        </w:rPr>
+        <w:t xml:space="preserve"> to Order as it was a design requirement I had overseen, </w:t>
+      </w:r>
+      <w:r>
+        <w:rPr>
+          <w:sz w:val="24"/>
+          <w:szCs w:val="24"/>
+        </w:rPr>
+        <w:t>added</w:t>
+      </w:r>
+      <w:r>
+        <w:rPr>
+          <w:sz w:val="24"/>
+          <w:szCs w:val="24"/>
+        </w:rPr>
+        <w:t xml:space="preserve"> price </w:t>
+      </w:r>
+      <w:r>
+        <w:rPr>
+          <w:sz w:val="24"/>
+          <w:szCs w:val="24"/>
+        </w:rPr>
+        <w:t>Attributes (</w:t>
+      </w:r>
+      <w:r>
+        <w:rPr>
+          <w:sz w:val="24"/>
+          <w:szCs w:val="24"/>
+        </w:rPr>
+        <w:t>Unit Price and Total Price)</w:t>
+      </w:r>
+      <w:r>
+        <w:rPr>
+          <w:sz w:val="24"/>
+          <w:szCs w:val="24"/>
+        </w:rPr>
+        <w:t xml:space="preserve"> to Order Products and Basket Products</w:t>
+      </w:r>
+      <w:r>
+        <w:rPr>
+          <w:sz w:val="24"/>
+          <w:szCs w:val="24"/>
+        </w:rPr>
+        <w:t xml:space="preserve">. </w:t>
+      </w:r>
+      <w:r>
+        <w:rPr>
+          <w:sz w:val="24"/>
+          <w:szCs w:val="24"/>
+        </w:rPr>
+        <w:t>I have also added “Status” in Basket as well as removed “Last Update” due to Irrelevance and finally, removed “Is Available” in Product due to redundancy.</w:t>
+      </w:r>
+      <w:r>
+        <w:rPr>
+          <w:sz w:val="24"/>
+          <w:szCs w:val="24"/>
+        </w:rPr>
+        <w:t xml:space="preserve"> </w:t>
+      </w:r>
+    </w:p>
+    <w:p>
+      <w:pPr>
+        <w:rPr>
+          <w:sz w:val="24"/>
+          <w:szCs w:val="24"/>
+        </w:rPr>
+      </w:pPr>
+      <w:r>
+        <w:rPr>
+          <w:sz w:val="24"/>
+          <w:szCs w:val="24"/>
+        </w:rPr>
+        <w:drawing>
+          <wp:inline distT="0" distB="0" distL="0" distR="0" wp14:anchorId="56A247FC" wp14:editId="2AB06E15">
+            <wp:extent cx="2210108" cy="1695687"/>
+            <wp:effectExtent l="0" t="0" r="0" b="0"/>
+            <wp:docPr id="8" name="Picture 8"/>
+            <wp:cNvGraphicFramePr>
+              <a:graphicFrameLocks xmlns:a="http://schemas.openxmlformats.org/drawingml/2006/main" noChangeAspect="1"/>
+            </wp:cNvGraphicFramePr>
+            <a:graphic xmlns:a="http://schemas.openxmlformats.org/drawingml/2006/main">
+              <a:graphicData uri="http://schemas.openxmlformats.org/drawingml/2006/picture">
+                <pic:pic xmlns:pic="http://schemas.openxmlformats.org/drawingml/2006/picture">
+                  <pic:nvPicPr>
+                    <pic:cNvPr id="1" name=""/>
+                    <pic:cNvPicPr/>
+                  </pic:nvPicPr>
+                  <pic:blipFill>
+                    <a:blip r:embed="rId10"/>
+                    <a:stretch>
+                      <a:fillRect/>
+                    </a:stretch>
+                  </pic:blipFill>
+                  <pic:spPr>
+                    <a:xfrm>
+                      <a:off x="0" y="0"/>
+                      <a:ext cx="2210108" cy="1695687"/>
+                    </a:xfrm>
+                    <a:prstGeom prst="rect">
+                      <a:avLst/>
+                    </a:prstGeom>
+                  </pic:spPr>
+                </pic:pic>
+              </a:graphicData>
+            </a:graphic>
+          </wp:inline>
+        </w:drawing>
+      </w:r>
+    </w:p>
+    <w:p>
+      <w:pPr>
+        <w:rPr>
+          <w:sz w:val="24"/>
+          <w:szCs w:val="24"/>
+        </w:rPr>
+      </w:pPr>
+      <w:r>
+        <w:rPr>
+          <w:sz w:val="24"/>
+          <w:szCs w:val="24"/>
+        </w:rPr>
+        <w:t>After Creating the models, I added my first Migration and Updated Database</w:t>
+      </w:r>
+    </w:p>
+    <w:p>
+      <w:pPr>
+        <w:rPr>
+          <w:sz w:val="24"/>
+          <w:szCs w:val="24"/>
+        </w:rPr>
+      </w:pPr>
+      <w:r>
+        <w:rPr>
+          <w:noProof/>
+        </w:rPr>
+        <w:lastRenderedPageBreak/>
+        <w:drawing>
+          <wp:inline distT="0" distB="0" distL="0" distR="0" wp14:anchorId="22E12F17" wp14:editId="77C58F03">
+            <wp:extent cx="2990850" cy="733425"/>
+            <wp:effectExtent l="0" t="0" r="0" b="9525"/>
+            <wp:docPr id="11" name="Picture 11"/>
+            <wp:cNvGraphicFramePr/>
+            <a:graphic xmlns:a="http://schemas.openxmlformats.org/drawingml/2006/main">
+              <a:graphicData uri="http://schemas.openxmlformats.org/drawingml/2006/picture">
+                <pic:pic xmlns:pic="http://schemas.openxmlformats.org/drawingml/2006/picture">
+                  <pic:nvPicPr>
+                    <pic:cNvPr id="11" name="Picture 11"/>
+                    <pic:cNvPicPr/>
+                  </pic:nvPicPr>
+                  <pic:blipFill>
+                    <a:blip r:embed="rId11"/>
+                    <a:stretch>
+                      <a:fillRect/>
+                    </a:stretch>
+                  </pic:blipFill>
+                  <pic:spPr>
+                    <a:xfrm>
+                      <a:off x="0" y="0"/>
+                      <a:ext cx="2990850" cy="733425"/>
+                    </a:xfrm>
+                    <a:prstGeom prst="rect">
+                      <a:avLst/>
+                    </a:prstGeom>
+                  </pic:spPr>
+                </pic:pic>
+              </a:graphicData>
+            </a:graphic>
+          </wp:inline>
+        </w:drawing>
+      </w:r>
+      <w:r>
+        <w:rPr>
+          <w:noProof/>
+        </w:rPr>
+        <w:drawing>
+          <wp:inline distT="0" distB="0" distL="0" distR="0" wp14:anchorId="4244E566" wp14:editId="611CA6B9">
+            <wp:extent cx="1885950" cy="742950"/>
+            <wp:effectExtent l="0" t="0" r="0" b="0"/>
+            <wp:docPr id="13" name="Picture 13"/>
+            <wp:cNvGraphicFramePr/>
+            <a:graphic xmlns:a="http://schemas.openxmlformats.org/drawingml/2006/main">
+              <a:graphicData uri="http://schemas.openxmlformats.org/drawingml/2006/picture">
+                <pic:pic xmlns:pic="http://schemas.openxmlformats.org/drawingml/2006/picture">
+                  <pic:nvPicPr>
+                    <pic:cNvPr id="13" name="Picture 13"/>
+                    <pic:cNvPicPr/>
+                  </pic:nvPicPr>
+                  <pic:blipFill>
+                    <a:blip r:embed="rId12"/>
+                    <a:stretch>
+                      <a:fillRect/>
+                    </a:stretch>
+                  </pic:blipFill>
+                  <pic:spPr>
+                    <a:xfrm>
+                      <a:off x="0" y="0"/>
+                      <a:ext cx="1885950" cy="742950"/>
+                    </a:xfrm>
+                    <a:prstGeom prst="rect">
+                      <a:avLst/>
+                    </a:prstGeom>
+                  </pic:spPr>
+                </pic:pic>
+              </a:graphicData>
+            </a:graphic>
+          </wp:inline>
+        </w:drawing>
+      </w:r>
+    </w:p>
+    <w:p/>
+    <w:p>
+      <w:pPr>
+        <w:rPr>
+          <w:sz w:val="24"/>
+          <w:szCs w:val="24"/>
+        </w:rPr>
+      </w:pPr>
+      <w:r>
+        <w:rPr>
+          <w:sz w:val="24"/>
+          <w:szCs w:val="24"/>
+        </w:rPr>
+        <w:t>I did edit the Producer model as well, removing the “LastName” attribute and renaming the “FirstName” attribute to “ProducerName”</w:t>
+      </w:r>
+      <w:r>
+        <w:rPr>
+          <w:sz w:val="24"/>
+          <w:szCs w:val="24"/>
+        </w:rPr>
+        <w:t>. Next, I scaffolded my models which ended up creating views and controllers for each respective model.</w:t>
+      </w:r>
+    </w:p>
+    <w:p>
+      <w:r>
+        <w:drawing>
+          <wp:inline distT="0" distB="0" distL="0" distR="0" wp14:anchorId="601EA7DC" wp14:editId="7FB3D791">
+            <wp:extent cx="2819400" cy="3448050"/>
+            <wp:effectExtent l="0" t="0" r="0" b="0"/>
+            <wp:docPr id="9" name="Picture 9"/>
+            <wp:cNvGraphicFramePr>
+              <a:graphicFrameLocks xmlns:a="http://schemas.openxmlformats.org/drawingml/2006/main" noChangeAspect="1"/>
+            </wp:cNvGraphicFramePr>
+            <a:graphic xmlns:a="http://schemas.openxmlformats.org/drawingml/2006/main">
+              <a:graphicData uri="http://schemas.openxmlformats.org/drawingml/2006/picture">
+                <pic:pic xmlns:pic="http://schemas.openxmlformats.org/drawingml/2006/picture">
+                  <pic:nvPicPr>
+                    <pic:cNvPr id="1" name=""/>
+                    <pic:cNvPicPr/>
+                  </pic:nvPicPr>
+                  <pic:blipFill>
+                    <a:blip r:embed="rId13"/>
+                    <a:stretch>
+                      <a:fillRect/>
+                    </a:stretch>
+                  </pic:blipFill>
+                  <pic:spPr>
+                    <a:xfrm>
+                      <a:off x="0" y="0"/>
+                      <a:ext cx="2838553" cy="3471474"/>
+                    </a:xfrm>
+                    <a:prstGeom prst="rect">
+                      <a:avLst/>
+                    </a:prstGeom>
+                  </pic:spPr>
+                </pic:pic>
+              </a:graphicData>
+            </a:graphic>
+          </wp:inline>
+        </w:drawing>
+      </w:r>
+    </w:p>
+    <w:p>
+      <w:r>
+        <w:t xml:space="preserve"> I then added navigation Links to each of these for ease the development process </w:t>
+      </w:r>
+      <w:r>
+        <w:t>as well as a added a placeholder Logo</w:t>
+      </w:r>
+      <w:r>
+        <w:drawing>
+          <wp:inline distT="0" distB="0" distL="0" distR="0" wp14:anchorId="22106D48" wp14:editId="2C102032">
+            <wp:extent cx="5731510" cy="793115"/>
+            <wp:effectExtent l="0" t="0" r="2540" b="6985"/>
+            <wp:docPr id="12" name="Picture 12"/>
+            <wp:cNvGraphicFramePr>
+              <a:graphicFrameLocks xmlns:a="http://schemas.openxmlformats.org/drawingml/2006/main" noChangeAspect="1"/>
+            </wp:cNvGraphicFramePr>
+            <a:graphic xmlns:a="http://schemas.openxmlformats.org/drawingml/2006/main">
+              <a:graphicData uri="http://schemas.openxmlformats.org/drawingml/2006/picture">
+                <pic:pic xmlns:pic="http://schemas.openxmlformats.org/drawingml/2006/picture">
+                  <pic:nvPicPr>
+                    <pic:cNvPr id="1" name=""/>
+                    <pic:cNvPicPr/>
+                  </pic:nvPicPr>
+                  <pic:blipFill>
+                    <a:blip r:embed="rId14"/>
+                    <a:stretch>
+                      <a:fillRect/>
+                    </a:stretch>
+                  </pic:blipFill>
+                  <pic:spPr>
+                    <a:xfrm>
+                      <a:off x="0" y="0"/>
+                      <a:ext cx="5731510" cy="793115"/>
+                    </a:xfrm>
+                    <a:prstGeom prst="rect">
+                      <a:avLst/>
+                    </a:prstGeom>
+                  </pic:spPr>
+                </pic:pic>
+              </a:graphicData>
+            </a:graphic>
+          </wp:inline>
+        </w:drawing>
+      </w:r>
+    </w:p>
+    <w:p>
+      <w:r>
+        <w:t xml:space="preserve">I then created a new file called seed data. This would essentially hold pre placed data which would be visible across the website.    </w:t>
+      </w:r>
+    </w:p>
+    <w:p>
+      <w:pPr>
+        <w:rPr>
+          <w:noProof/>
+        </w:rPr>
+      </w:pPr>
+      <w:r>
+        <w:rPr>
+          <w:noProof/>
+        </w:rPr>
+        <w:t xml:space="preserve"> </w:t>
+      </w:r>
+      <w:r>
+        <w:drawing>
+          <wp:inline distT="0" distB="0" distL="0" distR="0" wp14:anchorId="1B926626" wp14:editId="5A659286">
+            <wp:extent cx="1752845" cy="295316"/>
+            <wp:effectExtent l="0" t="0" r="0" b="9525"/>
+            <wp:docPr id="14" name="Picture 14"/>
+            <wp:cNvGraphicFramePr>
+              <a:graphicFrameLocks xmlns:a="http://schemas.openxmlformats.org/drawingml/2006/main" noChangeAspect="1"/>
+            </wp:cNvGraphicFramePr>
+            <a:graphic xmlns:a="http://schemas.openxmlformats.org/drawingml/2006/main">
+              <a:graphicData uri="http://schemas.openxmlformats.org/drawingml/2006/picture">
+                <pic:pic xmlns:pic="http://schemas.openxmlformats.org/drawingml/2006/picture">
+                  <pic:nvPicPr>
+                    <pic:cNvPr id="1" name=""/>
+                    <pic:cNvPicPr/>
+                  </pic:nvPicPr>
+                  <pic:blipFill>
+                    <a:blip r:embed="rId15"/>
+                    <a:stretch>
+                      <a:fillRect/>
+                    </a:stretch>
+                  </pic:blipFill>
+                  <pic:spPr>
+                    <a:xfrm>
+                      <a:off x="0" y="0"/>
+                      <a:ext cx="1752845" cy="295316"/>
+                    </a:xfrm>
+                    <a:prstGeom prst="rect">
+                      <a:avLst/>
+                    </a:prstGeom>
+                  </pic:spPr>
+                </pic:pic>
+              </a:graphicData>
+            </a:graphic>
+          </wp:inline>
+        </w:drawing>
+      </w:r>
+    </w:p>
+    <w:p>
+      <w:pPr>
+        <w:rPr>
+          <w:noProof/>
+        </w:rPr>
+      </w:pPr>
+      <w:r>
+        <w:rPr>
+          <w:noProof/>
+        </w:rPr>
+        <w:t>I created a seed roles function for an admin i.e created an admin account</w:t>
+      </w:r>
+    </w:p>
+    <w:p>
+      <w:r>
+        <w:drawing>
+          <wp:inline distT="0" distB="0" distL="0" distR="0" wp14:anchorId="72B3D594" wp14:editId="78158586">
+            <wp:extent cx="4686954" cy="571580"/>
+            <wp:effectExtent l="0" t="0" r="0" b="0"/>
+            <wp:docPr id="15" name="Picture 15"/>
+            <wp:cNvGraphicFramePr>
+              <a:graphicFrameLocks xmlns:a="http://schemas.openxmlformats.org/drawingml/2006/main" noChangeAspect="1"/>
+            </wp:cNvGraphicFramePr>
+            <a:graphic xmlns:a="http://schemas.openxmlformats.org/drawingml/2006/main">
+              <a:graphicData uri="http://schemas.openxmlformats.org/drawingml/2006/picture">
+                <pic:pic xmlns:pic="http://schemas.openxmlformats.org/drawingml/2006/picture">
+                  <pic:nvPicPr>
+                    <pic:cNvPr id="1" name=""/>
+                    <pic:cNvPicPr/>
+                  </pic:nvPicPr>
+                  <pic:blipFill>
+                    <a:blip r:embed="rId16"/>
+                    <a:stretch>
+                      <a:fillRect/>
+                    </a:stretch>
+                  </pic:blipFill>
+                  <pic:spPr>
+                    <a:xfrm>
+                      <a:off x="0" y="0"/>
+                      <a:ext cx="4686954" cy="571580"/>
+                    </a:xfrm>
+                    <a:prstGeom prst="rect">
+                      <a:avLst/>
+                    </a:prstGeom>
+                  </pic:spPr>
+                </pic:pic>
+              </a:graphicData>
+            </a:graphic>
+          </wp:inline>
+        </w:drawing>
+      </w:r>
+    </w:p>
+    <w:p>
+      <w:pPr>
+        <w:rPr>
+          <w:b/>
+          <w:bCs/>
+        </w:rPr>
+      </w:pPr>
+      <w:r>
+        <w:rPr>
+          <w:b/>
+          <w:bCs/>
+        </w:rPr>
+        <w:t xml:space="preserve">Today </w:t>
+      </w:r>
+    </w:p>
+    <w:p>
+      <w:r>
+        <w:lastRenderedPageBreak/>
+        <w:t>I have been able to;</w:t>
+      </w:r>
+    </w:p>
+    <w:p>
+      <w:pPr>
+        <w:pStyle w:val="ListParagraph"/>
+        <w:numPr>
+          <w:ilvl w:val="0"/>
+          <w:numId w:val="3"/>
+        </w:numPr>
+      </w:pPr>
+      <w:r>
+        <w:t xml:space="preserve">Created the web project using ASP.NET core MVC. </w:t>
+      </w:r>
+    </w:p>
+    <w:p>
+      <w:pPr>
+        <w:pStyle w:val="ListParagraph"/>
+        <w:numPr>
+          <w:ilvl w:val="0"/>
+          <w:numId w:val="3"/>
+        </w:numPr>
+      </w:pPr>
+      <w:r>
+        <w:t>Created the models for the project which are essentially the same in the entity relationship diagram</w:t>
+      </w:r>
+    </w:p>
+    <w:p>
+      <w:pPr>
+        <w:pStyle w:val="ListParagraph"/>
+        <w:numPr>
+          <w:ilvl w:val="0"/>
+          <w:numId w:val="3"/>
+        </w:numPr>
+      </w:pPr>
+      <w:r>
+        <w:t xml:space="preserve">Scaffolded those models </w:t>
+      </w:r>
+      <w:r>
+        <w:t>which created their views and controllers</w:t>
+      </w:r>
+    </w:p>
+    <w:p>
+      <w:pPr>
+        <w:pStyle w:val="ListParagraph"/>
+        <w:numPr>
+          <w:ilvl w:val="0"/>
+          <w:numId w:val="3"/>
+        </w:numPr>
+      </w:pPr>
+      <w:r>
+        <w:t>Added appropriate migration and updated databases</w:t>
+      </w:r>
+    </w:p>
+    <w:p>
+      <w:pPr>
+        <w:pStyle w:val="ListParagraph"/>
+        <w:numPr>
+          <w:ilvl w:val="0"/>
+          <w:numId w:val="3"/>
+        </w:numPr>
+      </w:pPr>
+      <w:r>
+        <w:t xml:space="preserve">Added Navigation Links so as to allow me navigate through the different webpages </w:t>
+      </w:r>
+    </w:p>
+    <w:p>
+      <w:pPr>
+        <w:pStyle w:val="ListParagraph"/>
+        <w:numPr>
+          <w:ilvl w:val="0"/>
+          <w:numId w:val="3"/>
+        </w:numPr>
+      </w:pPr>
+      <w:r>
+        <w:t xml:space="preserve">Create seed data file and </w:t>
+      </w:r>
+      <w:r>
+        <w:t>seeded Roles for an admin.</w:t>
+      </w:r>
+    </w:p>
+    <w:p/>
+    <w:p>
+      <w:pPr>
+        <w:rPr>
+          <w:b/>
+          <w:bCs/>
+        </w:rPr>
+      </w:pPr>
+      <w:r>
+        <w:rPr>
+          <w:b/>
+          <w:bCs/>
+        </w:rPr>
+        <w:t>Tomorrow</w:t>
+      </w:r>
+    </w:p>
+    <w:p>
+      <w:r>
+        <w:t>I wish to;</w:t>
+      </w:r>
+    </w:p>
+    <w:p>
+      <w:pPr>
+        <w:pStyle w:val="ListParagraph"/>
+        <w:numPr>
+          <w:ilvl w:val="0"/>
+          <w:numId w:val="4"/>
+        </w:numPr>
+      </w:pPr>
+      <w:r>
+        <w:t>Finish seeding all Roles</w:t>
+      </w:r>
+    </w:p>
+    <w:p>
+      <w:pPr>
+        <w:pStyle w:val="ListParagraph"/>
+        <w:numPr>
+          <w:ilvl w:val="0"/>
+          <w:numId w:val="4"/>
+        </w:numPr>
+      </w:pPr>
+      <w:r>
+        <w:t>Seed users i.e., producers</w:t>
+      </w:r>
+    </w:p>
+    <w:p>
+      <w:pPr>
+        <w:pStyle w:val="ListParagraph"/>
+        <w:numPr>
+          <w:ilvl w:val="0"/>
+          <w:numId w:val="4"/>
+        </w:numPr>
+      </w:pPr>
+      <w:r>
+        <w:t>Seed products</w:t>
+      </w:r>
+    </w:p>
+    <w:p>
+      <w:pPr>
+        <w:pStyle w:val="ListParagraph"/>
+        <w:numPr>
+          <w:ilvl w:val="0"/>
+          <w:numId w:val="4"/>
+        </w:numPr>
+      </w:pPr>
+      <w:r>
+        <w:t>Test for successful seeding process</w:t>
+      </w:r>
+    </w:p>
+    <w:p>
+      <w:pPr>
+        <w:pStyle w:val="ListParagraph"/>
+        <w:numPr>
+          <w:ilvl w:val="0"/>
+          <w:numId w:val="4"/>
+        </w:numPr>
+      </w:pPr>
+      <w:r>
+        <w:t>Create basic functionality</w:t>
+      </w:r>
+    </w:p>
+    <w:p>
+      <w:pPr>
+        <w:pStyle w:val="ListParagraph"/>
+        <w:numPr>
+          <w:ilvl w:val="0"/>
+          <w:numId w:val="4"/>
+        </w:numPr>
+      </w:pPr>
+      <w:r>
+        <w:t xml:space="preserve">Work on controller Logic </w:t>
+      </w:r>
+    </w:p>
+    <w:p/>
+    <w:p>
+      <w:pPr>
+        <w:pStyle w:val="Heading2"/>
+        <w:rPr>
+          <w:b/>
+          <w:bCs/>
+        </w:rPr>
+      </w:pPr>
+      <w:r>
+        <w:rPr>
+          <w:b/>
+          <w:bCs/>
+        </w:rPr>
+        <w:t>Day 2</w:t>
+      </w:r>
     </w:p>
     <w:sectPr>
       <w:pgSz w:w="11906" w:h="16838"/>
@@ -1437,6 +2910,362 @@
     </w:sectPr>
   </w:body>
 </w:document>
+</file>
+
+<file path=word/numbering.xml><?xml version="1.0" encoding="utf-8"?>
+<w:numbering xmlns:wpc="http://schemas.microsoft.com/office/word/2010/wordprocessingCanvas" xmlns:cx="http://schemas.microsoft.com/office/drawing/2014/chartex" xmlns:cx1="http://schemas.microsoft.com/office/drawing/2015/9/8/chartex" xmlns:cx2="http://schemas.microsoft.com/office/drawing/2015/10/21/chartex" xmlns:cx3="http://schemas.microsoft.com/office/drawing/2016/5/9/chartex" xmlns:cx4="http://schemas.microsoft.com/office/drawing/2016/5/10/chartex" xmlns:cx5="http://schemas.microsoft.com/office/drawing/2016/5/11/chartex" xmlns:cx6="http://schemas.microsoft.com/office/drawing/2016/5/12/chartex" xmlns:cx7="http://schemas.microsoft.com/office/drawing/2016/5/13/chartex" xmlns:cx8="http://schemas.microsoft.com/office/drawing/2016/5/14/chartex" xmlns:mc="http://schemas.openxmlformats.org/markup-compatibility/2006" xmlns:aink="http://schemas.microsoft.com/office/drawing/2016/ink" xmlns:am3d="http://schemas.microsoft.com/office/drawing/2017/model3d" xmlns:o="urn:schemas-microsoft-com:office:office" xmlns:r="http://schemas.openxmlformats.org/officeDocument/2006/relationships" xmlns:m="http://schemas.openxmlformats.org/officeDocument/2006/math" xmlns:v="urn:schemas-microsoft-com:vml" xmlns:wp14="http://schemas.microsoft.com/office/word/2010/wordprocessingDrawing" xmlns:wp="http://schemas.openxmlformats.org/drawingml/2006/wordprocessingDrawing" xmlns:w10="urn:schemas-microsoft-com:office:word" xmlns:w="http://schemas.openxmlformats.org/wordprocessingml/2006/main" xmlns:w14="http://schemas.microsoft.com/office/word/2010/wordml" xmlns:w15="http://schemas.microsoft.com/office/word/2012/wordml" xmlns:w16cex="http://schemas.microsoft.com/office/word/2018/wordml/cex" xmlns:w16cid="http://schemas.microsoft.com/office/word/2016/wordml/cid" xmlns:w16="http://schemas.microsoft.com/office/word/2018/wordml" xmlns:w16sdtdh="http://schemas.microsoft.com/office/word/2020/wordml/sdtdatahash" xmlns:w16se="http://schemas.microsoft.com/office/word/2015/wordml/symex" xmlns:wpg="http://schemas.microsoft.com/office/word/2010/wordprocessingGroup" xmlns:wpi="http://schemas.microsoft.com/office/word/2010/wordprocessingInk" xmlns:wne="http://schemas.microsoft.com/office/word/2006/wordml" xmlns:wps="http://schemas.microsoft.com/office/word/2010/wordprocessingShape" mc:Ignorable="w14 w15 w16se w16cid w16 w16cex w16sdtdh wp14">
+  <w:abstractNum w:abstractNumId="0" w15:restartNumberingAfterBreak="0">
+    <w:nsid w:val="0BFC7600"/>
+    <w:multiLevelType w:val="hybridMultilevel"/>
+    <w:tmpl w:val="60EEE33A"/>
+    <w:lvl w:ilvl="0" w:tplc="0809000F">
+      <w:start w:val="1"/>
+      <w:numFmt w:val="decimal"/>
+      <w:lvlText w:val="%1."/>
+      <w:lvlJc w:val="left"/>
+      <w:pPr>
+        <w:ind w:left="720" w:hanging="360"/>
+      </w:pPr>
+    </w:lvl>
+    <w:lvl w:ilvl="1" w:tplc="08090019">
+      <w:start w:val="1"/>
+      <w:numFmt w:val="lowerLetter"/>
+      <w:lvlText w:val="%2."/>
+      <w:lvlJc w:val="left"/>
+      <w:pPr>
+        <w:ind w:left="1440" w:hanging="360"/>
+      </w:pPr>
+    </w:lvl>
+    <w:lvl w:ilvl="2" w:tplc="0809001B">
+      <w:start w:val="1"/>
+      <w:numFmt w:val="lowerRoman"/>
+      <w:lvlText w:val="%3."/>
+      <w:lvlJc w:val="right"/>
+      <w:pPr>
+        <w:ind w:left="2160" w:hanging="180"/>
+      </w:pPr>
+    </w:lvl>
+    <w:lvl w:ilvl="3" w:tplc="0809000F">
+      <w:start w:val="1"/>
+      <w:numFmt w:val="decimal"/>
+      <w:lvlText w:val="%4."/>
+      <w:lvlJc w:val="left"/>
+      <w:pPr>
+        <w:ind w:left="2880" w:hanging="360"/>
+      </w:pPr>
+    </w:lvl>
+    <w:lvl w:ilvl="4" w:tplc="08090019">
+      <w:start w:val="1"/>
+      <w:numFmt w:val="lowerLetter"/>
+      <w:lvlText w:val="%5."/>
+      <w:lvlJc w:val="left"/>
+      <w:pPr>
+        <w:ind w:left="3600" w:hanging="360"/>
+      </w:pPr>
+    </w:lvl>
+    <w:lvl w:ilvl="5" w:tplc="0809001B">
+      <w:start w:val="1"/>
+      <w:numFmt w:val="lowerRoman"/>
+      <w:lvlText w:val="%6."/>
+      <w:lvlJc w:val="right"/>
+      <w:pPr>
+        <w:ind w:left="4320" w:hanging="180"/>
+      </w:pPr>
+    </w:lvl>
+    <w:lvl w:ilvl="6" w:tplc="0809000F">
+      <w:start w:val="1"/>
+      <w:numFmt w:val="decimal"/>
+      <w:lvlText w:val="%7."/>
+      <w:lvlJc w:val="left"/>
+      <w:pPr>
+        <w:ind w:left="5040" w:hanging="360"/>
+      </w:pPr>
+    </w:lvl>
+    <w:lvl w:ilvl="7" w:tplc="08090019">
+      <w:start w:val="1"/>
+      <w:numFmt w:val="lowerLetter"/>
+      <w:lvlText w:val="%8."/>
+      <w:lvlJc w:val="left"/>
+      <w:pPr>
+        <w:ind w:left="5760" w:hanging="360"/>
+      </w:pPr>
+    </w:lvl>
+    <w:lvl w:ilvl="8" w:tplc="0809001B">
+      <w:start w:val="1"/>
+      <w:numFmt w:val="lowerRoman"/>
+      <w:lvlText w:val="%9."/>
+      <w:lvlJc w:val="right"/>
+      <w:pPr>
+        <w:ind w:left="6480" w:hanging="180"/>
+      </w:pPr>
+    </w:lvl>
+  </w:abstractNum>
+  <w:abstractNum w:abstractNumId="1" w15:restartNumberingAfterBreak="0">
+    <w:nsid w:val="7065146D"/>
+    <w:multiLevelType w:val="hybridMultilevel"/>
+    <w:tmpl w:val="B1EC464A"/>
+    <w:lvl w:ilvl="0" w:tplc="08090001">
+      <w:start w:val="1"/>
+      <w:numFmt w:val="bullet"/>
+      <w:lvlText w:val=""/>
+      <w:lvlJc w:val="left"/>
+      <w:pPr>
+        <w:ind w:left="765" w:hanging="360"/>
+      </w:pPr>
+      <w:rPr>
+        <w:rFonts w:ascii="Symbol" w:hAnsi="Symbol" w:hint="default"/>
+      </w:rPr>
+    </w:lvl>
+    <w:lvl w:ilvl="1" w:tplc="08090003" w:tentative="1">
+      <w:start w:val="1"/>
+      <w:numFmt w:val="bullet"/>
+      <w:lvlText w:val="o"/>
+      <w:lvlJc w:val="left"/>
+      <w:pPr>
+        <w:ind w:left="1485" w:hanging="360"/>
+      </w:pPr>
+      <w:rPr>
+        <w:rFonts w:ascii="Courier New" w:hAnsi="Courier New" w:cs="Courier New" w:hint="default"/>
+      </w:rPr>
+    </w:lvl>
+    <w:lvl w:ilvl="2" w:tplc="08090005" w:tentative="1">
+      <w:start w:val="1"/>
+      <w:numFmt w:val="bullet"/>
+      <w:lvlText w:val=""/>
+      <w:lvlJc w:val="left"/>
+      <w:pPr>
+        <w:ind w:left="2205" w:hanging="360"/>
+      </w:pPr>
+      <w:rPr>
+        <w:rFonts w:ascii="Wingdings" w:hAnsi="Wingdings" w:hint="default"/>
+      </w:rPr>
+    </w:lvl>
+    <w:lvl w:ilvl="3" w:tplc="08090001" w:tentative="1">
+      <w:start w:val="1"/>
+      <w:numFmt w:val="bullet"/>
+      <w:lvlText w:val=""/>
+      <w:lvlJc w:val="left"/>
+      <w:pPr>
+        <w:ind w:left="2925" w:hanging="360"/>
+      </w:pPr>
+      <w:rPr>
+        <w:rFonts w:ascii="Symbol" w:hAnsi="Symbol" w:hint="default"/>
+      </w:rPr>
+    </w:lvl>
+    <w:lvl w:ilvl="4" w:tplc="08090003" w:tentative="1">
+      <w:start w:val="1"/>
+      <w:numFmt w:val="bullet"/>
+      <w:lvlText w:val="o"/>
+      <w:lvlJc w:val="left"/>
+      <w:pPr>
+        <w:ind w:left="3645" w:hanging="360"/>
+      </w:pPr>
+      <w:rPr>
+        <w:rFonts w:ascii="Courier New" w:hAnsi="Courier New" w:cs="Courier New" w:hint="default"/>
+      </w:rPr>
+    </w:lvl>
+    <w:lvl w:ilvl="5" w:tplc="08090005" w:tentative="1">
+      <w:start w:val="1"/>
+      <w:numFmt w:val="bullet"/>
+      <w:lvlText w:val=""/>
+      <w:lvlJc w:val="left"/>
+      <w:pPr>
+        <w:ind w:left="4365" w:hanging="360"/>
+      </w:pPr>
+      <w:rPr>
+        <w:rFonts w:ascii="Wingdings" w:hAnsi="Wingdings" w:hint="default"/>
+      </w:rPr>
+    </w:lvl>
+    <w:lvl w:ilvl="6" w:tplc="08090001" w:tentative="1">
+      <w:start w:val="1"/>
+      <w:numFmt w:val="bullet"/>
+      <w:lvlText w:val=""/>
+      <w:lvlJc w:val="left"/>
+      <w:pPr>
+        <w:ind w:left="5085" w:hanging="360"/>
+      </w:pPr>
+      <w:rPr>
+        <w:rFonts w:ascii="Symbol" w:hAnsi="Symbol" w:hint="default"/>
+      </w:rPr>
+    </w:lvl>
+    <w:lvl w:ilvl="7" w:tplc="08090003" w:tentative="1">
+      <w:start w:val="1"/>
+      <w:numFmt w:val="bullet"/>
+      <w:lvlText w:val="o"/>
+      <w:lvlJc w:val="left"/>
+      <w:pPr>
+        <w:ind w:left="5805" w:hanging="360"/>
+      </w:pPr>
+      <w:rPr>
+        <w:rFonts w:ascii="Courier New" w:hAnsi="Courier New" w:cs="Courier New" w:hint="default"/>
+      </w:rPr>
+    </w:lvl>
+    <w:lvl w:ilvl="8" w:tplc="08090005" w:tentative="1">
+      <w:start w:val="1"/>
+      <w:numFmt w:val="bullet"/>
+      <w:lvlText w:val=""/>
+      <w:lvlJc w:val="left"/>
+      <w:pPr>
+        <w:ind w:left="6525" w:hanging="360"/>
+      </w:pPr>
+      <w:rPr>
+        <w:rFonts w:ascii="Wingdings" w:hAnsi="Wingdings" w:hint="default"/>
+      </w:rPr>
+    </w:lvl>
+  </w:abstractNum>
+  <w:abstractNum w:abstractNumId="2" w15:restartNumberingAfterBreak="0">
+    <w:nsid w:val="71F0464D"/>
+    <w:multiLevelType w:val="hybridMultilevel"/>
+    <w:tmpl w:val="8D6A91A2"/>
+    <w:lvl w:ilvl="0" w:tplc="08090001">
+      <w:start w:val="1"/>
+      <w:numFmt w:val="bullet"/>
+      <w:lvlText w:val=""/>
+      <w:lvlJc w:val="left"/>
+      <w:pPr>
+        <w:ind w:left="720" w:hanging="360"/>
+      </w:pPr>
+      <w:rPr>
+        <w:rFonts w:ascii="Symbol" w:hAnsi="Symbol" w:hint="default"/>
+      </w:rPr>
+    </w:lvl>
+    <w:lvl w:ilvl="1" w:tplc="08090003" w:tentative="1">
+      <w:start w:val="1"/>
+      <w:numFmt w:val="bullet"/>
+      <w:lvlText w:val="o"/>
+      <w:lvlJc w:val="left"/>
+      <w:pPr>
+        <w:ind w:left="1440" w:hanging="360"/>
+      </w:pPr>
+      <w:rPr>
+        <w:rFonts w:ascii="Courier New" w:hAnsi="Courier New" w:cs="Courier New" w:hint="default"/>
+      </w:rPr>
+    </w:lvl>
+    <w:lvl w:ilvl="2" w:tplc="08090005" w:tentative="1">
+      <w:start w:val="1"/>
+      <w:numFmt w:val="bullet"/>
+      <w:lvlText w:val=""/>
+      <w:lvlJc w:val="left"/>
+      <w:pPr>
+        <w:ind w:left="2160" w:hanging="360"/>
+      </w:pPr>
+      <w:rPr>
+        <w:rFonts w:ascii="Wingdings" w:hAnsi="Wingdings" w:hint="default"/>
+      </w:rPr>
+    </w:lvl>
+    <w:lvl w:ilvl="3" w:tplc="08090001" w:tentative="1">
+      <w:start w:val="1"/>
+      <w:numFmt w:val="bullet"/>
+      <w:lvlText w:val=""/>
+      <w:lvlJc w:val="left"/>
+      <w:pPr>
+        <w:ind w:left="2880" w:hanging="360"/>
+      </w:pPr>
+      <w:rPr>
+        <w:rFonts w:ascii="Symbol" w:hAnsi="Symbol" w:hint="default"/>
+      </w:rPr>
+    </w:lvl>
+    <w:lvl w:ilvl="4" w:tplc="08090003" w:tentative="1">
+      <w:start w:val="1"/>
+      <w:numFmt w:val="bullet"/>
+      <w:lvlText w:val="o"/>
+      <w:lvlJc w:val="left"/>
+      <w:pPr>
+        <w:ind w:left="3600" w:hanging="360"/>
+      </w:pPr>
+      <w:rPr>
+        <w:rFonts w:ascii="Courier New" w:hAnsi="Courier New" w:cs="Courier New" w:hint="default"/>
+      </w:rPr>
+    </w:lvl>
+    <w:lvl w:ilvl="5" w:tplc="08090005" w:tentative="1">
+      <w:start w:val="1"/>
+      <w:numFmt w:val="bullet"/>
+      <w:lvlText w:val=""/>
+      <w:lvlJc w:val="left"/>
+      <w:pPr>
+        <w:ind w:left="4320" w:hanging="360"/>
+      </w:pPr>
+      <w:rPr>
+        <w:rFonts w:ascii="Wingdings" w:hAnsi="Wingdings" w:hint="default"/>
+      </w:rPr>
+    </w:lvl>
+    <w:lvl w:ilvl="6" w:tplc="08090001" w:tentative="1">
+      <w:start w:val="1"/>
+      <w:numFmt w:val="bullet"/>
+      <w:lvlText w:val=""/>
+      <w:lvlJc w:val="left"/>
+      <w:pPr>
+        <w:ind w:left="5040" w:hanging="360"/>
+      </w:pPr>
+      <w:rPr>
+        <w:rFonts w:ascii="Symbol" w:hAnsi="Symbol" w:hint="default"/>
+      </w:rPr>
+    </w:lvl>
+    <w:lvl w:ilvl="7" w:tplc="08090003" w:tentative="1">
+      <w:start w:val="1"/>
+      <w:numFmt w:val="bullet"/>
+      <w:lvlText w:val="o"/>
+      <w:lvlJc w:val="left"/>
+      <w:pPr>
+        <w:ind w:left="5760" w:hanging="360"/>
+      </w:pPr>
+      <w:rPr>
+        <w:rFonts w:ascii="Courier New" w:hAnsi="Courier New" w:cs="Courier New" w:hint="default"/>
+      </w:rPr>
+    </w:lvl>
+    <w:lvl w:ilvl="8" w:tplc="08090005" w:tentative="1">
+      <w:start w:val="1"/>
+      <w:numFmt w:val="bullet"/>
+      <w:lvlText w:val=""/>
+      <w:lvlJc w:val="left"/>
+      <w:pPr>
+        <w:ind w:left="6480" w:hanging="360"/>
+      </w:pPr>
+      <w:rPr>
+        <w:rFonts w:ascii="Wingdings" w:hAnsi="Wingdings" w:hint="default"/>
+      </w:rPr>
+    </w:lvl>
+  </w:abstractNum>
+  <w:num w:numId="1">
+    <w:abstractNumId w:val="0"/>
+    <w:lvlOverride w:ilvl="0">
+      <w:startOverride w:val="1"/>
+    </w:lvlOverride>
+    <w:lvlOverride w:ilvl="1">
+      <w:startOverride w:val="1"/>
+    </w:lvlOverride>
+    <w:lvlOverride w:ilvl="2">
+      <w:startOverride w:val="1"/>
+    </w:lvlOverride>
+    <w:lvlOverride w:ilvl="3">
+      <w:startOverride w:val="1"/>
+    </w:lvlOverride>
+    <w:lvlOverride w:ilvl="4">
+      <w:startOverride w:val="1"/>
+    </w:lvlOverride>
+    <w:lvlOverride w:ilvl="5">
+      <w:startOverride w:val="1"/>
+    </w:lvlOverride>
+    <w:lvlOverride w:ilvl="6">
+      <w:startOverride w:val="1"/>
+    </w:lvlOverride>
+    <w:lvlOverride w:ilvl="7">
+      <w:startOverride w:val="1"/>
+    </w:lvlOverride>
+    <w:lvlOverride w:ilvl="8">
+      <w:startOverride w:val="1"/>
+    </w:lvlOverride>
+  </w:num>
+  <w:num w:numId="2">
+    <w:abstractNumId w:val="0"/>
+  </w:num>
+  <w:num w:numId="3">
+    <w:abstractNumId w:val="2"/>
+  </w:num>
+  <w:num w:numId="4">
+    <w:abstractNumId w:val="1"/>
+  </w:num>
+</w:numbering>
 </file>
 
 <file path=word/styles.xml><?xml version="1.0" encoding="utf-8"?>
@@ -1859,6 +3688,50 @@
       <w:szCs w:val="32"/>
     </w:rPr>
   </w:style>
+  <w:style w:type="paragraph" w:styleId="Heading2">
+    <w:name w:val="heading 2"/>
+    <w:basedOn w:val="Normal"/>
+    <w:next w:val="Normal"/>
+    <w:link w:val="Heading2Char"/>
+    <w:uiPriority w:val="9"/>
+    <w:unhideWhenUsed/>
+    <w:qFormat/>
+    <w:rsid w:val="0054412F"/>
+    <w:pPr>
+      <w:keepNext/>
+      <w:keepLines/>
+      <w:spacing w:before="40" w:after="0"/>
+      <w:outlineLvl w:val="1"/>
+    </w:pPr>
+    <w:rPr>
+      <w:rFonts w:asciiTheme="majorHAnsi" w:eastAsiaTheme="majorEastAsia" w:hAnsiTheme="majorHAnsi" w:cstheme="majorBidi"/>
+      <w:color w:val="2F5496" w:themeColor="accent1" w:themeShade="BF"/>
+      <w:sz w:val="26"/>
+      <w:szCs w:val="26"/>
+    </w:rPr>
+  </w:style>
+  <w:style w:type="paragraph" w:styleId="Heading3">
+    <w:name w:val="heading 3"/>
+    <w:basedOn w:val="Normal"/>
+    <w:next w:val="Normal"/>
+    <w:link w:val="Heading3Char"/>
+    <w:uiPriority w:val="9"/>
+    <w:unhideWhenUsed/>
+    <w:qFormat/>
+    <w:rsid w:val="003422C2"/>
+    <w:pPr>
+      <w:keepNext/>
+      <w:keepLines/>
+      <w:spacing w:before="40" w:after="0"/>
+      <w:outlineLvl w:val="2"/>
+    </w:pPr>
+    <w:rPr>
+      <w:rFonts w:asciiTheme="majorHAnsi" w:eastAsiaTheme="majorEastAsia" w:hAnsiTheme="majorHAnsi" w:cstheme="majorBidi"/>
+      <w:color w:val="1F3763" w:themeColor="accent1" w:themeShade="7F"/>
+      <w:sz w:val="24"/>
+      <w:szCs w:val="24"/>
+    </w:rPr>
+  </w:style>
   <w:style w:type="character" w:default="1" w:styleId="DefaultParagraphFont">
     <w:name w:val="Default Paragraph Font"/>
     <w:uiPriority w:val="1"/>
@@ -1961,6 +3834,70 @@
       <w:color w:val="0563C1" w:themeColor="hyperlink"/>
       <w:u w:val="single"/>
     </w:rPr>
+  </w:style>
+  <w:style w:type="character" w:customStyle="1" w:styleId="Heading2Char">
+    <w:name w:val="Heading 2 Char"/>
+    <w:basedOn w:val="DefaultParagraphFont"/>
+    <w:link w:val="Heading2"/>
+    <w:uiPriority w:val="9"/>
+    <w:rsid w:val="0054412F"/>
+    <w:rPr>
+      <w:rFonts w:asciiTheme="majorHAnsi" w:eastAsiaTheme="majorEastAsia" w:hAnsiTheme="majorHAnsi" w:cstheme="majorBidi"/>
+      <w:color w:val="2F5496" w:themeColor="accent1" w:themeShade="BF"/>
+      <w:sz w:val="26"/>
+      <w:szCs w:val="26"/>
+    </w:rPr>
+  </w:style>
+  <w:style w:type="paragraph" w:styleId="ListParagraph">
+    <w:name w:val="List Paragraph"/>
+    <w:basedOn w:val="Normal"/>
+    <w:uiPriority w:val="34"/>
+    <w:qFormat/>
+    <w:rsid w:val="0054412F"/>
+    <w:pPr>
+      <w:spacing w:line="256" w:lineRule="auto"/>
+      <w:ind w:left="720"/>
+      <w:contextualSpacing/>
+    </w:pPr>
+  </w:style>
+  <w:style w:type="paragraph" w:styleId="TOC2">
+    <w:name w:val="toc 2"/>
+    <w:basedOn w:val="Normal"/>
+    <w:next w:val="Normal"/>
+    <w:autoRedefine/>
+    <w:uiPriority w:val="39"/>
+    <w:unhideWhenUsed/>
+    <w:rsid w:val="003422C2"/>
+    <w:pPr>
+      <w:spacing w:after="100"/>
+      <w:ind w:left="220"/>
+    </w:pPr>
+  </w:style>
+  <w:style w:type="character" w:customStyle="1" w:styleId="Heading3Char">
+    <w:name w:val="Heading 3 Char"/>
+    <w:basedOn w:val="DefaultParagraphFont"/>
+    <w:link w:val="Heading3"/>
+    <w:uiPriority w:val="9"/>
+    <w:rsid w:val="003422C2"/>
+    <w:rPr>
+      <w:rFonts w:asciiTheme="majorHAnsi" w:eastAsiaTheme="majorEastAsia" w:hAnsiTheme="majorHAnsi" w:cstheme="majorBidi"/>
+      <w:color w:val="1F3763" w:themeColor="accent1" w:themeShade="7F"/>
+      <w:sz w:val="24"/>
+      <w:szCs w:val="24"/>
+    </w:rPr>
+  </w:style>
+  <w:style w:type="paragraph" w:styleId="TOC3">
+    <w:name w:val="toc 3"/>
+    <w:basedOn w:val="Normal"/>
+    <w:next w:val="Normal"/>
+    <w:autoRedefine/>
+    <w:uiPriority w:val="39"/>
+    <w:unhideWhenUsed/>
+    <w:rsid w:val="003422C2"/>
+    <w:pPr>
+      <w:spacing w:after="100"/>
+      <w:ind w:left="440"/>
+    </w:pPr>
   </w:style>
 </w:styles>
 </file>

--- a/Task2_DevelopmentDocumentation_LL-000020927_Chukwudolue_T.docx
+++ b/Task2_DevelopmentDocumentation_LL-000020927_Chukwudolue_T.docx
@@ -2064,6 +2064,7 @@
       </w:pPr>
       <w:r>
         <w:rPr>
+          <w:noProof/>
           <w:sz w:val="24"/>
           <w:szCs w:val="24"/>
         </w:rPr>
@@ -2337,6 +2338,7 @@
       </w:pPr>
       <w:r>
         <w:rPr>
+          <w:noProof/>
           <w:sz w:val="24"/>
           <w:szCs w:val="24"/>
         </w:rPr>
@@ -2502,6 +2504,9 @@
     </w:p>
     <w:p>
       <w:r>
+        <w:rPr>
+          <w:noProof/>
+        </w:rPr>
         <w:drawing>
           <wp:inline distT="0" distB="0" distL="0" distR="0" wp14:anchorId="601EA7DC" wp14:editId="7FB3D791">
             <wp:extent cx="2819400" cy="3448050"/>
@@ -2547,6 +2552,9 @@
         <w:t>as well as a added a placeholder Logo</w:t>
       </w:r>
       <w:r>
+        <w:rPr>
+          <w:noProof/>
+        </w:rPr>
         <w:drawing>
           <wp:inline distT="0" distB="0" distL="0" distR="0" wp14:anchorId="22106D48" wp14:editId="2C102032">
             <wp:extent cx="5731510" cy="793115"/>
@@ -2602,6 +2610,9 @@
         <w:t xml:space="preserve"> </w:t>
       </w:r>
       <w:r>
+        <w:rPr>
+          <w:noProof/>
+        </w:rPr>
         <w:drawing>
           <wp:inline distT="0" distB="0" distL="0" distR="0" wp14:anchorId="1B926626" wp14:editId="5A659286">
             <wp:extent cx="1752845" cy="295316"/>
@@ -2654,6 +2665,9 @@
     </w:p>
     <w:p>
       <w:r>
+        <w:rPr>
+          <w:noProof/>
+        </w:rPr>
         <w:drawing>
           <wp:inline distT="0" distB="0" distL="0" distR="0" wp14:anchorId="72B3D594" wp14:editId="78158586">
             <wp:extent cx="4686954" cy="571580"/>
@@ -2900,6 +2914,187 @@
         <w:t>Day 2</w:t>
       </w:r>
     </w:p>
+    <w:p>
+      <w:r>
+        <w:t>I resume from where I left off yesterday by seeding roles into the system</w:t>
+      </w:r>
+      <w:r>
+        <w:t xml:space="preserve">. </w:t>
+      </w:r>
+    </w:p>
+    <w:p>
+      <w:r>
+        <w:drawing>
+          <wp:inline distT="0" distB="0" distL="0" distR="0" wp14:anchorId="564AD8CE" wp14:editId="72F7ED57">
+            <wp:extent cx="4343400" cy="3416109"/>
+            <wp:effectExtent l="0" t="0" r="0" b="0"/>
+            <wp:docPr id="5" name="Picture 5"/>
+            <wp:cNvGraphicFramePr>
+              <a:graphicFrameLocks xmlns:a="http://schemas.openxmlformats.org/drawingml/2006/main" noChangeAspect="1"/>
+            </wp:cNvGraphicFramePr>
+            <a:graphic xmlns:a="http://schemas.openxmlformats.org/drawingml/2006/main">
+              <a:graphicData uri="http://schemas.openxmlformats.org/drawingml/2006/picture">
+                <pic:pic xmlns:pic="http://schemas.openxmlformats.org/drawingml/2006/picture">
+                  <pic:nvPicPr>
+                    <pic:cNvPr id="1" name=""/>
+                    <pic:cNvPicPr/>
+                  </pic:nvPicPr>
+                  <pic:blipFill>
+                    <a:blip r:embed="rId17"/>
+                    <a:stretch>
+                      <a:fillRect/>
+                    </a:stretch>
+                  </pic:blipFill>
+                  <pic:spPr>
+                    <a:xfrm>
+                      <a:off x="0" y="0"/>
+                      <a:ext cx="4362038" cy="3430768"/>
+                    </a:xfrm>
+                    <a:prstGeom prst="rect">
+                      <a:avLst/>
+                    </a:prstGeom>
+                  </pic:spPr>
+                </pic:pic>
+              </a:graphicData>
+            </a:graphic>
+          </wp:inline>
+        </w:drawing>
+      </w:r>
+      <w:r>
+        <w:t xml:space="preserve"> These users were created as temporary users so as to develop the website. Each of them would be able to access features which are only authorised to them. The Producer and Customer are the main users of the system hence would be seen the most throughout development. </w:t>
+      </w:r>
+    </w:p>
+    <w:p>
+      <w:r>
+        <w:lastRenderedPageBreak/>
+        <w:drawing>
+          <wp:inline distT="0" distB="0" distL="0" distR="0" wp14:anchorId="04C32634" wp14:editId="4866DD3C">
+            <wp:extent cx="5731510" cy="1786255"/>
+            <wp:effectExtent l="0" t="0" r="2540" b="4445"/>
+            <wp:docPr id="10" name="Picture 10"/>
+            <wp:cNvGraphicFramePr>
+              <a:graphicFrameLocks xmlns:a="http://schemas.openxmlformats.org/drawingml/2006/main" noChangeAspect="1"/>
+            </wp:cNvGraphicFramePr>
+            <a:graphic xmlns:a="http://schemas.openxmlformats.org/drawingml/2006/main">
+              <a:graphicData uri="http://schemas.openxmlformats.org/drawingml/2006/picture">
+                <pic:pic xmlns:pic="http://schemas.openxmlformats.org/drawingml/2006/picture">
+                  <pic:nvPicPr>
+                    <pic:cNvPr id="1" name=""/>
+                    <pic:cNvPicPr/>
+                  </pic:nvPicPr>
+                  <pic:blipFill>
+                    <a:blip r:embed="rId18"/>
+                    <a:stretch>
+                      <a:fillRect/>
+                    </a:stretch>
+                  </pic:blipFill>
+                  <pic:spPr>
+                    <a:xfrm>
+                      <a:off x="0" y="0"/>
+                      <a:ext cx="5731510" cy="1786255"/>
+                    </a:xfrm>
+                    <a:prstGeom prst="rect">
+                      <a:avLst/>
+                    </a:prstGeom>
+                  </pic:spPr>
+                </pic:pic>
+              </a:graphicData>
+            </a:graphic>
+          </wp:inline>
+        </w:drawing>
+      </w:r>
+      <w:r>
+        <w:t>This is a producer Login Info,</w:t>
+      </w:r>
+    </w:p>
+    <w:p>
+      <w:r>
+        <w:drawing>
+          <wp:inline distT="0" distB="0" distL="0" distR="0" wp14:anchorId="0EC00313" wp14:editId="13304DEF">
+            <wp:extent cx="5731510" cy="1522730"/>
+            <wp:effectExtent l="0" t="0" r="2540" b="1270"/>
+            <wp:docPr id="16" name="Picture 16"/>
+            <wp:cNvGraphicFramePr>
+              <a:graphicFrameLocks xmlns:a="http://schemas.openxmlformats.org/drawingml/2006/main" noChangeAspect="1"/>
+            </wp:cNvGraphicFramePr>
+            <a:graphic xmlns:a="http://schemas.openxmlformats.org/drawingml/2006/main">
+              <a:graphicData uri="http://schemas.openxmlformats.org/drawingml/2006/picture">
+                <pic:pic xmlns:pic="http://schemas.openxmlformats.org/drawingml/2006/picture">
+                  <pic:nvPicPr>
+                    <pic:cNvPr id="1" name=""/>
+                    <pic:cNvPicPr/>
+                  </pic:nvPicPr>
+                  <pic:blipFill>
+                    <a:blip r:embed="rId19"/>
+                    <a:stretch>
+                      <a:fillRect/>
+                    </a:stretch>
+                  </pic:blipFill>
+                  <pic:spPr>
+                    <a:xfrm>
+                      <a:off x="0" y="0"/>
+                      <a:ext cx="5731510" cy="1522730"/>
+                    </a:xfrm>
+                    <a:prstGeom prst="rect">
+                      <a:avLst/>
+                    </a:prstGeom>
+                  </pic:spPr>
+                </pic:pic>
+              </a:graphicData>
+            </a:graphic>
+          </wp:inline>
+        </w:drawing>
+      </w:r>
+      <w:r>
+        <w:t>And this is a Customer Login Info.</w:t>
+      </w:r>
+    </w:p>
+    <w:p>
+      <w:r>
+        <w:t>There will not be only one singular producer since an Industry standard farm website should typically have a variety of producers who offer a wide range of products. I encountered errors in the code which were quickly solved and averted. All I had to do was drop the database and re-update so as for Information on the website to update. I equally seeded producer Information which would be visible on the html page.</w:t>
+      </w:r>
+      <w:r>
+        <w:t xml:space="preserve"> </w:t>
+      </w:r>
+      <w:r>
+        <w:drawing>
+          <wp:inline distT="0" distB="0" distL="0" distR="0" wp14:anchorId="6CFBC6E5" wp14:editId="5921041A">
+            <wp:extent cx="5731510" cy="3909120"/>
+            <wp:effectExtent l="0" t="0" r="2540" b="0"/>
+            <wp:docPr id="17" name="Picture 17"/>
+            <wp:cNvGraphicFramePr>
+              <a:graphicFrameLocks xmlns:a="http://schemas.openxmlformats.org/drawingml/2006/main" noChangeAspect="1"/>
+            </wp:cNvGraphicFramePr>
+            <a:graphic xmlns:a="http://schemas.openxmlformats.org/drawingml/2006/main">
+              <a:graphicData uri="http://schemas.openxmlformats.org/drawingml/2006/picture">
+                <pic:pic xmlns:pic="http://schemas.openxmlformats.org/drawingml/2006/picture">
+                  <pic:nvPicPr>
+                    <pic:cNvPr id="1" name=""/>
+                    <pic:cNvPicPr/>
+                  </pic:nvPicPr>
+                  <pic:blipFill>
+                    <a:blip r:embed="rId20"/>
+                    <a:stretch>
+                      <a:fillRect/>
+                    </a:stretch>
+                  </pic:blipFill>
+                  <pic:spPr>
+                    <a:xfrm>
+                      <a:off x="0" y="0"/>
+                      <a:ext cx="5731510" cy="3909120"/>
+                    </a:xfrm>
+                    <a:prstGeom prst="rect">
+                      <a:avLst/>
+                    </a:prstGeom>
+                  </pic:spPr>
+                </pic:pic>
+              </a:graphicData>
+            </a:graphic>
+          </wp:inline>
+        </w:drawing>
+      </w:r>
+    </w:p>
+    <w:p/>
     <w:sectPr>
       <w:pgSz w:w="11906" w:h="16838"/>
       <w:pgMar w:top="1440" w:right="1440" w:bottom="1440" w:left="1440" w:header="708" w:footer="708" w:gutter="0"/>

--- a/Task2_DevelopmentDocumentation_LL-000020927_Chukwudolue_T.docx
+++ b/Task2_DevelopmentDocumentation_LL-000020927_Chukwudolue_T.docx
@@ -6,7 +6,8 @@
       <w:sdtPr>
         <w:rPr>
           <w:rFonts w:eastAsiaTheme="minorHAnsi"/>
-          <w:sz w:val="2"/>
+          <w:sz w:val="24"/>
+          <w:szCs w:val="24"/>
           <w:lang w:eastAsia="en-US"/>
         </w:rPr>
         <w:id w:val="-386260136"/>
@@ -15,24 +16,29 @@
           <w:docPartUnique/>
         </w:docPartObj>
       </w:sdtPr>
-      <w:sdtEndPr>
-        <w:rPr>
-          <w:sz w:val="22"/>
-        </w:rPr>
-      </w:sdtEndPr>
+      <w:sdtEndPr/>
       <w:sdtContent>
         <w:p>
           <w:pPr>
             <w:pStyle w:val="NoSpacing"/>
             <w:rPr>
-              <w:sz w:val="2"/>
+              <w:sz w:val="24"/>
+              <w:szCs w:val="24"/>
             </w:rPr>
           </w:pPr>
         </w:p>
         <w:p>
+          <w:pPr>
+            <w:rPr>
+              <w:sz w:val="24"/>
+              <w:szCs w:val="24"/>
+            </w:rPr>
+          </w:pPr>
           <w:r>
             <w:rPr>
               <w:noProof/>
+              <w:sz w:val="24"/>
+              <w:szCs w:val="24"/>
             </w:rPr>
             <mc:AlternateContent>
               <mc:Choice Requires="wps">
@@ -294,8 +300,8 @@
             <w:rPr>
               <w:noProof/>
               <w:color w:val="4472C4" w:themeColor="accent1"/>
-              <w:sz w:val="36"/>
-              <w:szCs w:val="36"/>
+              <w:sz w:val="24"/>
+              <w:szCs w:val="24"/>
             </w:rPr>
             <mc:AlternateContent>
               <mc:Choice Requires="wpg">
@@ -828,6 +834,8 @@
           <w:r>
             <w:rPr>
               <w:noProof/>
+              <w:sz w:val="24"/>
+              <w:szCs w:val="24"/>
             </w:rPr>
             <mc:AlternateContent>
               <mc:Choice Requires="wps">
@@ -1060,7 +1068,17 @@
           </w:r>
         </w:p>
         <w:p>
+          <w:pPr>
+            <w:rPr>
+              <w:sz w:val="24"/>
+              <w:szCs w:val="24"/>
+            </w:rPr>
+          </w:pPr>
           <w:r>
+            <w:rPr>
+              <w:sz w:val="24"/>
+              <w:szCs w:val="24"/>
+            </w:rPr>
             <w:br w:type="page"/>
           </w:r>
         </w:p>
@@ -1071,8 +1089,8 @@
         <w:rPr>
           <w:rFonts w:asciiTheme="minorHAnsi" w:eastAsiaTheme="minorHAnsi" w:hAnsiTheme="minorHAnsi" w:cstheme="minorBidi"/>
           <w:color w:val="auto"/>
-          <w:sz w:val="22"/>
-          <w:szCs w:val="22"/>
+          <w:sz w:val="24"/>
+          <w:szCs w:val="24"/>
           <w:lang w:eastAsia="en-US"/>
         </w:rPr>
         <w:id w:val="1368564557"/>
@@ -1091,8 +1109,16 @@
         <w:p>
           <w:pPr>
             <w:pStyle w:val="TOCHeading"/>
+            <w:rPr>
+              <w:sz w:val="24"/>
+              <w:szCs w:val="24"/>
+            </w:rPr>
           </w:pPr>
           <w:r>
+            <w:rPr>
+              <w:sz w:val="24"/>
+              <w:szCs w:val="24"/>
+            </w:rPr>
             <w:t>Contents</w:t>
           </w:r>
         </w:p>
@@ -1109,15 +1135,27 @@
             </w:rPr>
           </w:pPr>
           <w:r>
+            <w:rPr>
+              <w:sz w:val="24"/>
+              <w:szCs w:val="24"/>
+            </w:rPr>
             <w:fldChar w:fldCharType="begin"/>
           </w:r>
           <w:r>
+            <w:rPr>
+              <w:sz w:val="24"/>
+              <w:szCs w:val="24"/>
+            </w:rPr>
             <w:instrText xml:space="preserve"> TOC \o "1-3" \h \z \u </w:instrText>
           </w:r>
           <w:r>
+            <w:rPr>
+              <w:sz w:val="24"/>
+              <w:szCs w:val="24"/>
+            </w:rPr>
             <w:fldChar w:fldCharType="separate"/>
           </w:r>
-          <w:hyperlink w:anchor="_Toc226988544" w:history="1">
+          <w:hyperlink w:anchor="_Toc227319246" w:history="1">
             <w:r>
               <w:rPr>
                 <w:rStyle w:val="Hyperlink"/>
@@ -1125,7 +1163,7 @@
                 <w:bCs/>
                 <w:noProof/>
               </w:rPr>
-              <w:t>Version 1.0.0</w:t>
+              <w:t>Version 1.0</w:t>
             </w:r>
             <w:r>
               <w:rPr>
@@ -1146,7 +1184,7 @@
                 <w:noProof/>
                 <w:webHidden/>
               </w:rPr>
-              <w:instrText xml:space="preserve"> PAGEREF _Toc226988544 \h </w:instrText>
+              <w:instrText xml:space="preserve"> PAGEREF _Toc227319246 \h </w:instrText>
             </w:r>
             <w:r>
               <w:rPr>
@@ -1189,7 +1227,7 @@
               <w:lang w:eastAsia="en-GB"/>
             </w:rPr>
           </w:pPr>
-          <w:hyperlink w:anchor="_Toc226988545" w:history="1">
+          <w:hyperlink w:anchor="_Toc227319247" w:history="1">
             <w:r>
               <w:rPr>
                 <w:rStyle w:val="Hyperlink"/>
@@ -1218,7 +1256,7 @@
                 <w:noProof/>
                 <w:webHidden/>
               </w:rPr>
-              <w:instrText xml:space="preserve"> PAGEREF _Toc226988545 \h </w:instrText>
+              <w:instrText xml:space="preserve"> PAGEREF _Toc227319247 \h </w:instrText>
             </w:r>
             <w:r>
               <w:rPr>
@@ -1238,7 +1276,7 @@
                 <w:noProof/>
                 <w:webHidden/>
               </w:rPr>
-              <w:t>2</w:t>
+              <w:t>3</w:t>
             </w:r>
             <w:r>
               <w:rPr>
@@ -1261,12 +1299,14 @@
               <w:lang w:eastAsia="en-GB"/>
             </w:rPr>
           </w:pPr>
-          <w:hyperlink w:anchor="_Toc226988546" w:history="1">
+          <w:hyperlink w:anchor="_Toc227319248" w:history="1">
             <w:r>
               <w:rPr>
                 <w:rStyle w:val="Hyperlink"/>
                 <w:b/>
                 <w:bCs/>
+                <w:i/>
+                <w:iCs/>
                 <w:noProof/>
               </w:rPr>
               <w:t>Creating and setting up the project</w:t>
@@ -1290,7 +1330,7 @@
                 <w:noProof/>
                 <w:webHidden/>
               </w:rPr>
-              <w:instrText xml:space="preserve"> PAGEREF _Toc226988546 \h </w:instrText>
+              <w:instrText xml:space="preserve"> PAGEREF _Toc227319248 \h </w:instrText>
             </w:r>
             <w:r>
               <w:rPr>
@@ -1310,7 +1350,7 @@
                 <w:noProof/>
                 <w:webHidden/>
               </w:rPr>
-              <w:t>2</w:t>
+              <w:t>3</w:t>
             </w:r>
             <w:r>
               <w:rPr>
@@ -1333,12 +1373,14 @@
               <w:lang w:eastAsia="en-GB"/>
             </w:rPr>
           </w:pPr>
-          <w:hyperlink w:anchor="_Toc226988547" w:history="1">
+          <w:hyperlink w:anchor="_Toc227319249" w:history="1">
             <w:r>
               <w:rPr>
                 <w:rStyle w:val="Hyperlink"/>
                 <w:b/>
                 <w:bCs/>
+                <w:i/>
+                <w:iCs/>
                 <w:noProof/>
               </w:rPr>
               <w:t>Models</w:t>
@@ -1362,7 +1404,7 @@
                 <w:noProof/>
                 <w:webHidden/>
               </w:rPr>
-              <w:instrText xml:space="preserve"> PAGEREF _Toc226988547 \h </w:instrText>
+              <w:instrText xml:space="preserve"> PAGEREF _Toc227319249 \h </w:instrText>
             </w:r>
             <w:r>
               <w:rPr>
@@ -1383,6 +1425,1400 @@
                 <w:webHidden/>
               </w:rPr>
               <w:t>3</w:t>
+            </w:r>
+            <w:r>
+              <w:rPr>
+                <w:noProof/>
+                <w:webHidden/>
+              </w:rPr>
+              <w:fldChar w:fldCharType="end"/>
+            </w:r>
+          </w:hyperlink>
+        </w:p>
+        <w:p>
+          <w:pPr>
+            <w:pStyle w:val="TOC1"/>
+            <w:tabs>
+              <w:tab w:val="right" w:leader="dot" w:pos="9016"/>
+            </w:tabs>
+            <w:rPr>
+              <w:rFonts w:eastAsiaTheme="minorEastAsia"/>
+              <w:noProof/>
+              <w:lang w:eastAsia="en-GB"/>
+            </w:rPr>
+          </w:pPr>
+          <w:hyperlink w:anchor="_Toc227319250" w:history="1">
+            <w:r>
+              <w:rPr>
+                <w:rStyle w:val="Hyperlink"/>
+                <w:b/>
+                <w:bCs/>
+                <w:noProof/>
+              </w:rPr>
+              <w:t>Version 1.1</w:t>
+            </w:r>
+            <w:r>
+              <w:rPr>
+                <w:noProof/>
+                <w:webHidden/>
+              </w:rPr>
+              <w:tab/>
+            </w:r>
+            <w:r>
+              <w:rPr>
+                <w:noProof/>
+                <w:webHidden/>
+              </w:rPr>
+              <w:fldChar w:fldCharType="begin"/>
+            </w:r>
+            <w:r>
+              <w:rPr>
+                <w:noProof/>
+                <w:webHidden/>
+              </w:rPr>
+              <w:instrText xml:space="preserve"> PAGEREF _Toc227319250 \h </w:instrText>
+            </w:r>
+            <w:r>
+              <w:rPr>
+                <w:noProof/>
+                <w:webHidden/>
+              </w:rPr>
+            </w:r>
+            <w:r>
+              <w:rPr>
+                <w:noProof/>
+                <w:webHidden/>
+              </w:rPr>
+              <w:fldChar w:fldCharType="separate"/>
+            </w:r>
+            <w:r>
+              <w:rPr>
+                <w:noProof/>
+                <w:webHidden/>
+              </w:rPr>
+              <w:t>2</w:t>
+            </w:r>
+            <w:r>
+              <w:rPr>
+                <w:noProof/>
+                <w:webHidden/>
+              </w:rPr>
+              <w:fldChar w:fldCharType="end"/>
+            </w:r>
+          </w:hyperlink>
+        </w:p>
+        <w:p>
+          <w:pPr>
+            <w:pStyle w:val="TOC2"/>
+            <w:tabs>
+              <w:tab w:val="right" w:leader="dot" w:pos="9016"/>
+            </w:tabs>
+            <w:rPr>
+              <w:rFonts w:eastAsiaTheme="minorEastAsia"/>
+              <w:noProof/>
+              <w:lang w:eastAsia="en-GB"/>
+            </w:rPr>
+          </w:pPr>
+          <w:hyperlink w:anchor="_Toc227319251" w:history="1">
+            <w:r>
+              <w:rPr>
+                <w:rStyle w:val="Hyperlink"/>
+                <w:b/>
+                <w:bCs/>
+                <w:noProof/>
+              </w:rPr>
+              <w:t>Day 2</w:t>
+            </w:r>
+            <w:r>
+              <w:rPr>
+                <w:noProof/>
+                <w:webHidden/>
+              </w:rPr>
+              <w:tab/>
+            </w:r>
+            <w:r>
+              <w:rPr>
+                <w:noProof/>
+                <w:webHidden/>
+              </w:rPr>
+              <w:fldChar w:fldCharType="begin"/>
+            </w:r>
+            <w:r>
+              <w:rPr>
+                <w:noProof/>
+                <w:webHidden/>
+              </w:rPr>
+              <w:instrText xml:space="preserve"> PAGEREF _Toc227319251 \h </w:instrText>
+            </w:r>
+            <w:r>
+              <w:rPr>
+                <w:noProof/>
+                <w:webHidden/>
+              </w:rPr>
+            </w:r>
+            <w:r>
+              <w:rPr>
+                <w:noProof/>
+                <w:webHidden/>
+              </w:rPr>
+              <w:fldChar w:fldCharType="separate"/>
+            </w:r>
+            <w:r>
+              <w:rPr>
+                <w:noProof/>
+                <w:webHidden/>
+              </w:rPr>
+              <w:t>2</w:t>
+            </w:r>
+            <w:r>
+              <w:rPr>
+                <w:noProof/>
+                <w:webHidden/>
+              </w:rPr>
+              <w:fldChar w:fldCharType="end"/>
+            </w:r>
+          </w:hyperlink>
+        </w:p>
+        <w:p>
+          <w:pPr>
+            <w:pStyle w:val="TOC3"/>
+            <w:tabs>
+              <w:tab w:val="right" w:leader="dot" w:pos="9016"/>
+            </w:tabs>
+            <w:rPr>
+              <w:rFonts w:eastAsiaTheme="minorEastAsia"/>
+              <w:noProof/>
+              <w:lang w:eastAsia="en-GB"/>
+            </w:rPr>
+          </w:pPr>
+          <w:hyperlink w:anchor="_Toc227319252" w:history="1">
+            <w:r>
+              <w:rPr>
+                <w:rStyle w:val="Hyperlink"/>
+                <w:b/>
+                <w:bCs/>
+                <w:i/>
+                <w:iCs/>
+                <w:noProof/>
+              </w:rPr>
+              <w:t>Seeding Roles</w:t>
+            </w:r>
+            <w:r>
+              <w:rPr>
+                <w:noProof/>
+                <w:webHidden/>
+              </w:rPr>
+              <w:tab/>
+            </w:r>
+            <w:r>
+              <w:rPr>
+                <w:noProof/>
+                <w:webHidden/>
+              </w:rPr>
+              <w:fldChar w:fldCharType="begin"/>
+            </w:r>
+            <w:r>
+              <w:rPr>
+                <w:noProof/>
+                <w:webHidden/>
+              </w:rPr>
+              <w:instrText xml:space="preserve"> PAGEREF _Toc227319252 \h </w:instrText>
+            </w:r>
+            <w:r>
+              <w:rPr>
+                <w:noProof/>
+                <w:webHidden/>
+              </w:rPr>
+            </w:r>
+            <w:r>
+              <w:rPr>
+                <w:noProof/>
+                <w:webHidden/>
+              </w:rPr>
+              <w:fldChar w:fldCharType="separate"/>
+            </w:r>
+            <w:r>
+              <w:rPr>
+                <w:noProof/>
+                <w:webHidden/>
+              </w:rPr>
+              <w:t>2</w:t>
+            </w:r>
+            <w:r>
+              <w:rPr>
+                <w:noProof/>
+                <w:webHidden/>
+              </w:rPr>
+              <w:fldChar w:fldCharType="end"/>
+            </w:r>
+          </w:hyperlink>
+        </w:p>
+        <w:p>
+          <w:pPr>
+            <w:pStyle w:val="TOC3"/>
+            <w:tabs>
+              <w:tab w:val="right" w:leader="dot" w:pos="9016"/>
+            </w:tabs>
+            <w:rPr>
+              <w:rFonts w:eastAsiaTheme="minorEastAsia"/>
+              <w:noProof/>
+              <w:lang w:eastAsia="en-GB"/>
+            </w:rPr>
+          </w:pPr>
+          <w:hyperlink w:anchor="_Toc227319253" w:history="1">
+            <w:r>
+              <w:rPr>
+                <w:rStyle w:val="Hyperlink"/>
+                <w:b/>
+                <w:bCs/>
+                <w:i/>
+                <w:iCs/>
+                <w:noProof/>
+              </w:rPr>
+              <w:t>Seeding Producers</w:t>
+            </w:r>
+            <w:r>
+              <w:rPr>
+                <w:noProof/>
+                <w:webHidden/>
+              </w:rPr>
+              <w:tab/>
+            </w:r>
+            <w:r>
+              <w:rPr>
+                <w:noProof/>
+                <w:webHidden/>
+              </w:rPr>
+              <w:fldChar w:fldCharType="begin"/>
+            </w:r>
+            <w:r>
+              <w:rPr>
+                <w:noProof/>
+                <w:webHidden/>
+              </w:rPr>
+              <w:instrText xml:space="preserve"> PAGEREF _Toc227319253 \h </w:instrText>
+            </w:r>
+            <w:r>
+              <w:rPr>
+                <w:noProof/>
+                <w:webHidden/>
+              </w:rPr>
+            </w:r>
+            <w:r>
+              <w:rPr>
+                <w:noProof/>
+                <w:webHidden/>
+              </w:rPr>
+              <w:fldChar w:fldCharType="separate"/>
+            </w:r>
+            <w:r>
+              <w:rPr>
+                <w:noProof/>
+                <w:webHidden/>
+              </w:rPr>
+              <w:t>3</w:t>
+            </w:r>
+            <w:r>
+              <w:rPr>
+                <w:noProof/>
+                <w:webHidden/>
+              </w:rPr>
+              <w:fldChar w:fldCharType="end"/>
+            </w:r>
+          </w:hyperlink>
+        </w:p>
+        <w:p>
+          <w:pPr>
+            <w:pStyle w:val="TOC3"/>
+            <w:tabs>
+              <w:tab w:val="right" w:leader="dot" w:pos="9016"/>
+            </w:tabs>
+            <w:rPr>
+              <w:rFonts w:eastAsiaTheme="minorEastAsia"/>
+              <w:noProof/>
+              <w:lang w:eastAsia="en-GB"/>
+            </w:rPr>
+          </w:pPr>
+          <w:hyperlink w:anchor="_Toc227319254" w:history="1">
+            <w:r>
+              <w:rPr>
+                <w:rStyle w:val="Hyperlink"/>
+                <w:b/>
+                <w:bCs/>
+                <w:i/>
+                <w:iCs/>
+                <w:noProof/>
+              </w:rPr>
+              <w:t>Seeding Products</w:t>
+            </w:r>
+            <w:r>
+              <w:rPr>
+                <w:noProof/>
+                <w:webHidden/>
+              </w:rPr>
+              <w:tab/>
+            </w:r>
+            <w:r>
+              <w:rPr>
+                <w:noProof/>
+                <w:webHidden/>
+              </w:rPr>
+              <w:fldChar w:fldCharType="begin"/>
+            </w:r>
+            <w:r>
+              <w:rPr>
+                <w:noProof/>
+                <w:webHidden/>
+              </w:rPr>
+              <w:instrText xml:space="preserve"> PAGEREF _Toc227319254 \h </w:instrText>
+            </w:r>
+            <w:r>
+              <w:rPr>
+                <w:noProof/>
+                <w:webHidden/>
+              </w:rPr>
+            </w:r>
+            <w:r>
+              <w:rPr>
+                <w:noProof/>
+                <w:webHidden/>
+              </w:rPr>
+              <w:fldChar w:fldCharType="separate"/>
+            </w:r>
+            <w:r>
+              <w:rPr>
+                <w:noProof/>
+                <w:webHidden/>
+              </w:rPr>
+              <w:t>4</w:t>
+            </w:r>
+            <w:r>
+              <w:rPr>
+                <w:noProof/>
+                <w:webHidden/>
+              </w:rPr>
+              <w:fldChar w:fldCharType="end"/>
+            </w:r>
+          </w:hyperlink>
+        </w:p>
+        <w:p>
+          <w:pPr>
+            <w:pStyle w:val="TOC3"/>
+            <w:tabs>
+              <w:tab w:val="right" w:leader="dot" w:pos="9016"/>
+            </w:tabs>
+            <w:rPr>
+              <w:rFonts w:eastAsiaTheme="minorEastAsia"/>
+              <w:noProof/>
+              <w:lang w:eastAsia="en-GB"/>
+            </w:rPr>
+          </w:pPr>
+          <w:hyperlink w:anchor="_Toc227319255" w:history="1">
+            <w:r>
+              <w:rPr>
+                <w:rStyle w:val="Hyperlink"/>
+                <w:b/>
+                <w:bCs/>
+                <w:i/>
+                <w:iCs/>
+                <w:noProof/>
+              </w:rPr>
+              <w:t>Basket Functionality</w:t>
+            </w:r>
+            <w:r>
+              <w:rPr>
+                <w:noProof/>
+                <w:webHidden/>
+              </w:rPr>
+              <w:tab/>
+            </w:r>
+            <w:r>
+              <w:rPr>
+                <w:noProof/>
+                <w:webHidden/>
+              </w:rPr>
+              <w:fldChar w:fldCharType="begin"/>
+            </w:r>
+            <w:r>
+              <w:rPr>
+                <w:noProof/>
+                <w:webHidden/>
+              </w:rPr>
+              <w:instrText xml:space="preserve"> PAGEREF _Toc227319255 \h </w:instrText>
+            </w:r>
+            <w:r>
+              <w:rPr>
+                <w:noProof/>
+                <w:webHidden/>
+              </w:rPr>
+            </w:r>
+            <w:r>
+              <w:rPr>
+                <w:noProof/>
+                <w:webHidden/>
+              </w:rPr>
+              <w:fldChar w:fldCharType="separate"/>
+            </w:r>
+            <w:r>
+              <w:rPr>
+                <w:noProof/>
+                <w:webHidden/>
+              </w:rPr>
+              <w:t>5</w:t>
+            </w:r>
+            <w:r>
+              <w:rPr>
+                <w:noProof/>
+                <w:webHidden/>
+              </w:rPr>
+              <w:fldChar w:fldCharType="end"/>
+            </w:r>
+          </w:hyperlink>
+        </w:p>
+        <w:p>
+          <w:pPr>
+            <w:pStyle w:val="TOC1"/>
+            <w:tabs>
+              <w:tab w:val="right" w:leader="dot" w:pos="9016"/>
+            </w:tabs>
+            <w:rPr>
+              <w:rFonts w:eastAsiaTheme="minorEastAsia"/>
+              <w:noProof/>
+              <w:lang w:eastAsia="en-GB"/>
+            </w:rPr>
+          </w:pPr>
+          <w:hyperlink w:anchor="_Toc227319256" w:history="1">
+            <w:r>
+              <w:rPr>
+                <w:rStyle w:val="Hyperlink"/>
+                <w:b/>
+                <w:bCs/>
+                <w:noProof/>
+              </w:rPr>
+              <w:t>Version 1.2</w:t>
+            </w:r>
+            <w:r>
+              <w:rPr>
+                <w:noProof/>
+                <w:webHidden/>
+              </w:rPr>
+              <w:tab/>
+            </w:r>
+            <w:r>
+              <w:rPr>
+                <w:noProof/>
+                <w:webHidden/>
+              </w:rPr>
+              <w:fldChar w:fldCharType="begin"/>
+            </w:r>
+            <w:r>
+              <w:rPr>
+                <w:noProof/>
+                <w:webHidden/>
+              </w:rPr>
+              <w:instrText xml:space="preserve"> PAGEREF _Toc227319256 \h </w:instrText>
+            </w:r>
+            <w:r>
+              <w:rPr>
+                <w:noProof/>
+                <w:webHidden/>
+              </w:rPr>
+            </w:r>
+            <w:r>
+              <w:rPr>
+                <w:noProof/>
+                <w:webHidden/>
+              </w:rPr>
+              <w:fldChar w:fldCharType="separate"/>
+            </w:r>
+            <w:r>
+              <w:rPr>
+                <w:noProof/>
+                <w:webHidden/>
+              </w:rPr>
+              <w:t>7</w:t>
+            </w:r>
+            <w:r>
+              <w:rPr>
+                <w:noProof/>
+                <w:webHidden/>
+              </w:rPr>
+              <w:fldChar w:fldCharType="end"/>
+            </w:r>
+          </w:hyperlink>
+        </w:p>
+        <w:p>
+          <w:pPr>
+            <w:pStyle w:val="TOC2"/>
+            <w:tabs>
+              <w:tab w:val="right" w:leader="dot" w:pos="9016"/>
+            </w:tabs>
+            <w:rPr>
+              <w:rFonts w:eastAsiaTheme="minorEastAsia"/>
+              <w:noProof/>
+              <w:lang w:eastAsia="en-GB"/>
+            </w:rPr>
+          </w:pPr>
+          <w:hyperlink w:anchor="_Toc227319257" w:history="1">
+            <w:r>
+              <w:rPr>
+                <w:rStyle w:val="Hyperlink"/>
+                <w:b/>
+                <w:bCs/>
+                <w:noProof/>
+              </w:rPr>
+              <w:t>Day 3</w:t>
+            </w:r>
+            <w:r>
+              <w:rPr>
+                <w:noProof/>
+                <w:webHidden/>
+              </w:rPr>
+              <w:tab/>
+            </w:r>
+            <w:r>
+              <w:rPr>
+                <w:noProof/>
+                <w:webHidden/>
+              </w:rPr>
+              <w:fldChar w:fldCharType="begin"/>
+            </w:r>
+            <w:r>
+              <w:rPr>
+                <w:noProof/>
+                <w:webHidden/>
+              </w:rPr>
+              <w:instrText xml:space="preserve"> PAGEREF _Toc227319257 \h </w:instrText>
+            </w:r>
+            <w:r>
+              <w:rPr>
+                <w:noProof/>
+                <w:webHidden/>
+              </w:rPr>
+            </w:r>
+            <w:r>
+              <w:rPr>
+                <w:noProof/>
+                <w:webHidden/>
+              </w:rPr>
+              <w:fldChar w:fldCharType="separate"/>
+            </w:r>
+            <w:r>
+              <w:rPr>
+                <w:noProof/>
+                <w:webHidden/>
+              </w:rPr>
+              <w:t>7</w:t>
+            </w:r>
+            <w:r>
+              <w:rPr>
+                <w:noProof/>
+                <w:webHidden/>
+              </w:rPr>
+              <w:fldChar w:fldCharType="end"/>
+            </w:r>
+          </w:hyperlink>
+        </w:p>
+        <w:p>
+          <w:pPr>
+            <w:pStyle w:val="TOC3"/>
+            <w:tabs>
+              <w:tab w:val="right" w:leader="dot" w:pos="9016"/>
+            </w:tabs>
+            <w:rPr>
+              <w:rFonts w:eastAsiaTheme="minorEastAsia"/>
+              <w:noProof/>
+              <w:lang w:eastAsia="en-GB"/>
+            </w:rPr>
+          </w:pPr>
+          <w:hyperlink w:anchor="_Toc227319258" w:history="1">
+            <w:r>
+              <w:rPr>
+                <w:rStyle w:val="Hyperlink"/>
+                <w:b/>
+                <w:bCs/>
+                <w:i/>
+                <w:iCs/>
+                <w:noProof/>
+              </w:rPr>
+              <w:t>Basket Page creation and editing</w:t>
+            </w:r>
+            <w:r>
+              <w:rPr>
+                <w:noProof/>
+                <w:webHidden/>
+              </w:rPr>
+              <w:tab/>
+            </w:r>
+            <w:r>
+              <w:rPr>
+                <w:noProof/>
+                <w:webHidden/>
+              </w:rPr>
+              <w:fldChar w:fldCharType="begin"/>
+            </w:r>
+            <w:r>
+              <w:rPr>
+                <w:noProof/>
+                <w:webHidden/>
+              </w:rPr>
+              <w:instrText xml:space="preserve"> PAGEREF _Toc227319258 \h </w:instrText>
+            </w:r>
+            <w:r>
+              <w:rPr>
+                <w:noProof/>
+                <w:webHidden/>
+              </w:rPr>
+            </w:r>
+            <w:r>
+              <w:rPr>
+                <w:noProof/>
+                <w:webHidden/>
+              </w:rPr>
+              <w:fldChar w:fldCharType="separate"/>
+            </w:r>
+            <w:r>
+              <w:rPr>
+                <w:noProof/>
+                <w:webHidden/>
+              </w:rPr>
+              <w:t>7</w:t>
+            </w:r>
+            <w:r>
+              <w:rPr>
+                <w:noProof/>
+                <w:webHidden/>
+              </w:rPr>
+              <w:fldChar w:fldCharType="end"/>
+            </w:r>
+          </w:hyperlink>
+        </w:p>
+        <w:p>
+          <w:pPr>
+            <w:pStyle w:val="TOC3"/>
+            <w:tabs>
+              <w:tab w:val="right" w:leader="dot" w:pos="9016"/>
+            </w:tabs>
+            <w:rPr>
+              <w:rFonts w:eastAsiaTheme="minorEastAsia"/>
+              <w:noProof/>
+              <w:lang w:eastAsia="en-GB"/>
+            </w:rPr>
+          </w:pPr>
+          <w:hyperlink w:anchor="_Toc227319259" w:history="1">
+            <w:r>
+              <w:rPr>
+                <w:rStyle w:val="Hyperlink"/>
+                <w:b/>
+                <w:bCs/>
+                <w:i/>
+                <w:iCs/>
+                <w:noProof/>
+              </w:rPr>
+              <w:t>Orders page</w:t>
+            </w:r>
+            <w:r>
+              <w:rPr>
+                <w:noProof/>
+                <w:webHidden/>
+              </w:rPr>
+              <w:tab/>
+            </w:r>
+            <w:r>
+              <w:rPr>
+                <w:noProof/>
+                <w:webHidden/>
+              </w:rPr>
+              <w:fldChar w:fldCharType="begin"/>
+            </w:r>
+            <w:r>
+              <w:rPr>
+                <w:noProof/>
+                <w:webHidden/>
+              </w:rPr>
+              <w:instrText xml:space="preserve"> PAGEREF _Toc227319259 \h </w:instrText>
+            </w:r>
+            <w:r>
+              <w:rPr>
+                <w:noProof/>
+                <w:webHidden/>
+              </w:rPr>
+            </w:r>
+            <w:r>
+              <w:rPr>
+                <w:noProof/>
+                <w:webHidden/>
+              </w:rPr>
+              <w:fldChar w:fldCharType="separate"/>
+            </w:r>
+            <w:r>
+              <w:rPr>
+                <w:noProof/>
+                <w:webHidden/>
+              </w:rPr>
+              <w:t>8</w:t>
+            </w:r>
+            <w:r>
+              <w:rPr>
+                <w:noProof/>
+                <w:webHidden/>
+              </w:rPr>
+              <w:fldChar w:fldCharType="end"/>
+            </w:r>
+          </w:hyperlink>
+        </w:p>
+        <w:p>
+          <w:pPr>
+            <w:pStyle w:val="TOC3"/>
+            <w:tabs>
+              <w:tab w:val="right" w:leader="dot" w:pos="9016"/>
+            </w:tabs>
+            <w:rPr>
+              <w:rFonts w:eastAsiaTheme="minorEastAsia"/>
+              <w:noProof/>
+              <w:lang w:eastAsia="en-GB"/>
+            </w:rPr>
+          </w:pPr>
+          <w:hyperlink w:anchor="_Toc227319260" w:history="1">
+            <w:r>
+              <w:rPr>
+                <w:rStyle w:val="Hyperlink"/>
+                <w:b/>
+                <w:bCs/>
+                <w:i/>
+                <w:iCs/>
+                <w:noProof/>
+              </w:rPr>
+              <w:t>Orders Authorisation</w:t>
+            </w:r>
+            <w:r>
+              <w:rPr>
+                <w:noProof/>
+                <w:webHidden/>
+              </w:rPr>
+              <w:tab/>
+            </w:r>
+            <w:r>
+              <w:rPr>
+                <w:noProof/>
+                <w:webHidden/>
+              </w:rPr>
+              <w:fldChar w:fldCharType="begin"/>
+            </w:r>
+            <w:r>
+              <w:rPr>
+                <w:noProof/>
+                <w:webHidden/>
+              </w:rPr>
+              <w:instrText xml:space="preserve"> PAGEREF _Toc227319260 \h </w:instrText>
+            </w:r>
+            <w:r>
+              <w:rPr>
+                <w:noProof/>
+                <w:webHidden/>
+              </w:rPr>
+            </w:r>
+            <w:r>
+              <w:rPr>
+                <w:noProof/>
+                <w:webHidden/>
+              </w:rPr>
+              <w:fldChar w:fldCharType="separate"/>
+            </w:r>
+            <w:r>
+              <w:rPr>
+                <w:noProof/>
+                <w:webHidden/>
+              </w:rPr>
+              <w:t>9</w:t>
+            </w:r>
+            <w:r>
+              <w:rPr>
+                <w:noProof/>
+                <w:webHidden/>
+              </w:rPr>
+              <w:fldChar w:fldCharType="end"/>
+            </w:r>
+          </w:hyperlink>
+        </w:p>
+        <w:p>
+          <w:pPr>
+            <w:pStyle w:val="TOC3"/>
+            <w:tabs>
+              <w:tab w:val="right" w:leader="dot" w:pos="9016"/>
+            </w:tabs>
+            <w:rPr>
+              <w:rFonts w:eastAsiaTheme="minorEastAsia"/>
+              <w:noProof/>
+              <w:lang w:eastAsia="en-GB"/>
+            </w:rPr>
+          </w:pPr>
+          <w:hyperlink w:anchor="_Toc227319261" w:history="1">
+            <w:r>
+              <w:rPr>
+                <w:rStyle w:val="Hyperlink"/>
+                <w:b/>
+                <w:bCs/>
+                <w:i/>
+                <w:iCs/>
+                <w:noProof/>
+              </w:rPr>
+              <w:t>Producer Dashboard</w:t>
+            </w:r>
+            <w:r>
+              <w:rPr>
+                <w:noProof/>
+                <w:webHidden/>
+              </w:rPr>
+              <w:tab/>
+            </w:r>
+            <w:r>
+              <w:rPr>
+                <w:noProof/>
+                <w:webHidden/>
+              </w:rPr>
+              <w:fldChar w:fldCharType="begin"/>
+            </w:r>
+            <w:r>
+              <w:rPr>
+                <w:noProof/>
+                <w:webHidden/>
+              </w:rPr>
+              <w:instrText xml:space="preserve"> PAGEREF _Toc227319261 \h </w:instrText>
+            </w:r>
+            <w:r>
+              <w:rPr>
+                <w:noProof/>
+                <w:webHidden/>
+              </w:rPr>
+            </w:r>
+            <w:r>
+              <w:rPr>
+                <w:noProof/>
+                <w:webHidden/>
+              </w:rPr>
+              <w:fldChar w:fldCharType="separate"/>
+            </w:r>
+            <w:r>
+              <w:rPr>
+                <w:noProof/>
+                <w:webHidden/>
+              </w:rPr>
+              <w:t>9</w:t>
+            </w:r>
+            <w:r>
+              <w:rPr>
+                <w:noProof/>
+                <w:webHidden/>
+              </w:rPr>
+              <w:fldChar w:fldCharType="end"/>
+            </w:r>
+          </w:hyperlink>
+        </w:p>
+        <w:p>
+          <w:pPr>
+            <w:pStyle w:val="TOC1"/>
+            <w:tabs>
+              <w:tab w:val="right" w:leader="dot" w:pos="9016"/>
+            </w:tabs>
+            <w:rPr>
+              <w:rFonts w:eastAsiaTheme="minorEastAsia"/>
+              <w:noProof/>
+              <w:lang w:eastAsia="en-GB"/>
+            </w:rPr>
+          </w:pPr>
+          <w:hyperlink w:anchor="_Toc227319262" w:history="1">
+            <w:r>
+              <w:rPr>
+                <w:rStyle w:val="Hyperlink"/>
+                <w:b/>
+                <w:bCs/>
+                <w:noProof/>
+              </w:rPr>
+              <w:t>Version 2.0</w:t>
+            </w:r>
+            <w:r>
+              <w:rPr>
+                <w:noProof/>
+                <w:webHidden/>
+              </w:rPr>
+              <w:tab/>
+            </w:r>
+            <w:r>
+              <w:rPr>
+                <w:noProof/>
+                <w:webHidden/>
+              </w:rPr>
+              <w:fldChar w:fldCharType="begin"/>
+            </w:r>
+            <w:r>
+              <w:rPr>
+                <w:noProof/>
+                <w:webHidden/>
+              </w:rPr>
+              <w:instrText xml:space="preserve"> PAGEREF _Toc227319262 \h </w:instrText>
+            </w:r>
+            <w:r>
+              <w:rPr>
+                <w:noProof/>
+                <w:webHidden/>
+              </w:rPr>
+            </w:r>
+            <w:r>
+              <w:rPr>
+                <w:noProof/>
+                <w:webHidden/>
+              </w:rPr>
+              <w:fldChar w:fldCharType="separate"/>
+            </w:r>
+            <w:r>
+              <w:rPr>
+                <w:noProof/>
+                <w:webHidden/>
+              </w:rPr>
+              <w:t>11</w:t>
+            </w:r>
+            <w:r>
+              <w:rPr>
+                <w:noProof/>
+                <w:webHidden/>
+              </w:rPr>
+              <w:fldChar w:fldCharType="end"/>
+            </w:r>
+          </w:hyperlink>
+        </w:p>
+        <w:p>
+          <w:pPr>
+            <w:pStyle w:val="TOC2"/>
+            <w:tabs>
+              <w:tab w:val="right" w:leader="dot" w:pos="9016"/>
+            </w:tabs>
+            <w:rPr>
+              <w:rFonts w:eastAsiaTheme="minorEastAsia"/>
+              <w:noProof/>
+              <w:lang w:eastAsia="en-GB"/>
+            </w:rPr>
+          </w:pPr>
+          <w:hyperlink w:anchor="_Toc227319263" w:history="1">
+            <w:r>
+              <w:rPr>
+                <w:rStyle w:val="Hyperlink"/>
+                <w:b/>
+                <w:bCs/>
+                <w:noProof/>
+              </w:rPr>
+              <w:t>Day 4</w:t>
+            </w:r>
+            <w:r>
+              <w:rPr>
+                <w:noProof/>
+                <w:webHidden/>
+              </w:rPr>
+              <w:tab/>
+            </w:r>
+            <w:r>
+              <w:rPr>
+                <w:noProof/>
+                <w:webHidden/>
+              </w:rPr>
+              <w:fldChar w:fldCharType="begin"/>
+            </w:r>
+            <w:r>
+              <w:rPr>
+                <w:noProof/>
+                <w:webHidden/>
+              </w:rPr>
+              <w:instrText xml:space="preserve"> PAGEREF _Toc227319263 \h </w:instrText>
+            </w:r>
+            <w:r>
+              <w:rPr>
+                <w:noProof/>
+                <w:webHidden/>
+              </w:rPr>
+            </w:r>
+            <w:r>
+              <w:rPr>
+                <w:noProof/>
+                <w:webHidden/>
+              </w:rPr>
+              <w:fldChar w:fldCharType="separate"/>
+            </w:r>
+            <w:r>
+              <w:rPr>
+                <w:noProof/>
+                <w:webHidden/>
+              </w:rPr>
+              <w:t>11</w:t>
+            </w:r>
+            <w:r>
+              <w:rPr>
+                <w:noProof/>
+                <w:webHidden/>
+              </w:rPr>
+              <w:fldChar w:fldCharType="end"/>
+            </w:r>
+          </w:hyperlink>
+        </w:p>
+        <w:p>
+          <w:pPr>
+            <w:pStyle w:val="TOC3"/>
+            <w:tabs>
+              <w:tab w:val="right" w:leader="dot" w:pos="9016"/>
+            </w:tabs>
+            <w:rPr>
+              <w:rFonts w:eastAsiaTheme="minorEastAsia"/>
+              <w:noProof/>
+              <w:lang w:eastAsia="en-GB"/>
+            </w:rPr>
+          </w:pPr>
+          <w:hyperlink w:anchor="_Toc227319264" w:history="1">
+            <w:r>
+              <w:rPr>
+                <w:rStyle w:val="Hyperlink"/>
+                <w:b/>
+                <w:bCs/>
+                <w:i/>
+                <w:iCs/>
+                <w:noProof/>
+              </w:rPr>
+              <w:t>Gmail Login system</w:t>
+            </w:r>
+            <w:r>
+              <w:rPr>
+                <w:noProof/>
+                <w:webHidden/>
+              </w:rPr>
+              <w:tab/>
+            </w:r>
+            <w:r>
+              <w:rPr>
+                <w:noProof/>
+                <w:webHidden/>
+              </w:rPr>
+              <w:fldChar w:fldCharType="begin"/>
+            </w:r>
+            <w:r>
+              <w:rPr>
+                <w:noProof/>
+                <w:webHidden/>
+              </w:rPr>
+              <w:instrText xml:space="preserve"> PAGEREF _Toc227319264 \h </w:instrText>
+            </w:r>
+            <w:r>
+              <w:rPr>
+                <w:noProof/>
+                <w:webHidden/>
+              </w:rPr>
+            </w:r>
+            <w:r>
+              <w:rPr>
+                <w:noProof/>
+                <w:webHidden/>
+              </w:rPr>
+              <w:fldChar w:fldCharType="separate"/>
+            </w:r>
+            <w:r>
+              <w:rPr>
+                <w:noProof/>
+                <w:webHidden/>
+              </w:rPr>
+              <w:t>11</w:t>
+            </w:r>
+            <w:r>
+              <w:rPr>
+                <w:noProof/>
+                <w:webHidden/>
+              </w:rPr>
+              <w:fldChar w:fldCharType="end"/>
+            </w:r>
+          </w:hyperlink>
+        </w:p>
+        <w:p>
+          <w:pPr>
+            <w:pStyle w:val="TOC3"/>
+            <w:tabs>
+              <w:tab w:val="right" w:leader="dot" w:pos="9016"/>
+            </w:tabs>
+            <w:rPr>
+              <w:rFonts w:eastAsiaTheme="minorEastAsia"/>
+              <w:noProof/>
+              <w:lang w:eastAsia="en-GB"/>
+            </w:rPr>
+          </w:pPr>
+          <w:hyperlink w:anchor="_Toc227319265" w:history="1">
+            <w:r>
+              <w:rPr>
+                <w:rStyle w:val="Hyperlink"/>
+                <w:b/>
+                <w:bCs/>
+                <w:i/>
+                <w:iCs/>
+                <w:noProof/>
+              </w:rPr>
+              <w:t>CSS Integration</w:t>
+            </w:r>
+            <w:r>
+              <w:rPr>
+                <w:noProof/>
+                <w:webHidden/>
+              </w:rPr>
+              <w:tab/>
+            </w:r>
+            <w:r>
+              <w:rPr>
+                <w:noProof/>
+                <w:webHidden/>
+              </w:rPr>
+              <w:fldChar w:fldCharType="begin"/>
+            </w:r>
+            <w:r>
+              <w:rPr>
+                <w:noProof/>
+                <w:webHidden/>
+              </w:rPr>
+              <w:instrText xml:space="preserve"> PAGEREF _Toc227319265 \h </w:instrText>
+            </w:r>
+            <w:r>
+              <w:rPr>
+                <w:noProof/>
+                <w:webHidden/>
+              </w:rPr>
+            </w:r>
+            <w:r>
+              <w:rPr>
+                <w:noProof/>
+                <w:webHidden/>
+              </w:rPr>
+              <w:fldChar w:fldCharType="separate"/>
+            </w:r>
+            <w:r>
+              <w:rPr>
+                <w:noProof/>
+                <w:webHidden/>
+              </w:rPr>
+              <w:t>11</w:t>
+            </w:r>
+            <w:r>
+              <w:rPr>
+                <w:noProof/>
+                <w:webHidden/>
+              </w:rPr>
+              <w:fldChar w:fldCharType="end"/>
+            </w:r>
+          </w:hyperlink>
+        </w:p>
+        <w:p>
+          <w:pPr>
+            <w:pStyle w:val="TOC3"/>
+            <w:tabs>
+              <w:tab w:val="right" w:leader="dot" w:pos="9016"/>
+            </w:tabs>
+            <w:rPr>
+              <w:rFonts w:eastAsiaTheme="minorEastAsia"/>
+              <w:noProof/>
+              <w:lang w:eastAsia="en-GB"/>
+            </w:rPr>
+          </w:pPr>
+          <w:hyperlink w:anchor="_Toc227319266" w:history="1">
+            <w:r>
+              <w:rPr>
+                <w:rStyle w:val="Hyperlink"/>
+                <w:b/>
+                <w:bCs/>
+                <w:i/>
+                <w:iCs/>
+                <w:noProof/>
+              </w:rPr>
+              <w:t>Extra Functionality</w:t>
+            </w:r>
+            <w:r>
+              <w:rPr>
+                <w:noProof/>
+                <w:webHidden/>
+              </w:rPr>
+              <w:tab/>
+            </w:r>
+            <w:r>
+              <w:rPr>
+                <w:noProof/>
+                <w:webHidden/>
+              </w:rPr>
+              <w:fldChar w:fldCharType="begin"/>
+            </w:r>
+            <w:r>
+              <w:rPr>
+                <w:noProof/>
+                <w:webHidden/>
+              </w:rPr>
+              <w:instrText xml:space="preserve"> PAGEREF _Toc227319266 \h </w:instrText>
+            </w:r>
+            <w:r>
+              <w:rPr>
+                <w:noProof/>
+                <w:webHidden/>
+              </w:rPr>
+            </w:r>
+            <w:r>
+              <w:rPr>
+                <w:noProof/>
+                <w:webHidden/>
+              </w:rPr>
+              <w:fldChar w:fldCharType="separate"/>
+            </w:r>
+            <w:r>
+              <w:rPr>
+                <w:noProof/>
+                <w:webHidden/>
+              </w:rPr>
+              <w:t>11</w:t>
+            </w:r>
+            <w:r>
+              <w:rPr>
+                <w:noProof/>
+                <w:webHidden/>
+              </w:rPr>
+              <w:fldChar w:fldCharType="end"/>
+            </w:r>
+          </w:hyperlink>
+        </w:p>
+        <w:p>
+          <w:pPr>
+            <w:pStyle w:val="TOC3"/>
+            <w:tabs>
+              <w:tab w:val="right" w:leader="dot" w:pos="9016"/>
+            </w:tabs>
+            <w:rPr>
+              <w:rFonts w:eastAsiaTheme="minorEastAsia"/>
+              <w:noProof/>
+              <w:lang w:eastAsia="en-GB"/>
+            </w:rPr>
+          </w:pPr>
+          <w:hyperlink w:anchor="_Toc227319267" w:history="1">
+            <w:r>
+              <w:rPr>
+                <w:rStyle w:val="Hyperlink"/>
+                <w:b/>
+                <w:bCs/>
+                <w:i/>
+                <w:iCs/>
+                <w:noProof/>
+              </w:rPr>
+              <w:t>Loyalty Program</w:t>
+            </w:r>
+            <w:r>
+              <w:rPr>
+                <w:noProof/>
+                <w:webHidden/>
+              </w:rPr>
+              <w:tab/>
+            </w:r>
+            <w:r>
+              <w:rPr>
+                <w:noProof/>
+                <w:webHidden/>
+              </w:rPr>
+              <w:fldChar w:fldCharType="begin"/>
+            </w:r>
+            <w:r>
+              <w:rPr>
+                <w:noProof/>
+                <w:webHidden/>
+              </w:rPr>
+              <w:instrText xml:space="preserve"> PAGEREF _Toc227319267 \h </w:instrText>
+            </w:r>
+            <w:r>
+              <w:rPr>
+                <w:noProof/>
+                <w:webHidden/>
+              </w:rPr>
+            </w:r>
+            <w:r>
+              <w:rPr>
+                <w:noProof/>
+                <w:webHidden/>
+              </w:rPr>
+              <w:fldChar w:fldCharType="separate"/>
+            </w:r>
+            <w:r>
+              <w:rPr>
+                <w:noProof/>
+                <w:webHidden/>
+              </w:rPr>
+              <w:t>11</w:t>
+            </w:r>
+            <w:r>
+              <w:rPr>
+                <w:noProof/>
+                <w:webHidden/>
+              </w:rPr>
+              <w:fldChar w:fldCharType="end"/>
+            </w:r>
+          </w:hyperlink>
+        </w:p>
+        <w:p>
+          <w:pPr>
+            <w:pStyle w:val="TOC3"/>
+            <w:tabs>
+              <w:tab w:val="right" w:leader="dot" w:pos="9016"/>
+            </w:tabs>
+            <w:rPr>
+              <w:rFonts w:eastAsiaTheme="minorEastAsia"/>
+              <w:noProof/>
+              <w:lang w:eastAsia="en-GB"/>
+            </w:rPr>
+          </w:pPr>
+          <w:hyperlink w:anchor="_Toc227319268" w:history="1">
+            <w:r>
+              <w:rPr>
+                <w:rStyle w:val="Hyperlink"/>
+                <w:b/>
+                <w:bCs/>
+                <w:i/>
+                <w:iCs/>
+                <w:noProof/>
+              </w:rPr>
+              <w:t>Accessibility Settings</w:t>
+            </w:r>
+            <w:r>
+              <w:rPr>
+                <w:noProof/>
+                <w:webHidden/>
+              </w:rPr>
+              <w:tab/>
+            </w:r>
+            <w:r>
+              <w:rPr>
+                <w:noProof/>
+                <w:webHidden/>
+              </w:rPr>
+              <w:fldChar w:fldCharType="begin"/>
+            </w:r>
+            <w:r>
+              <w:rPr>
+                <w:noProof/>
+                <w:webHidden/>
+              </w:rPr>
+              <w:instrText xml:space="preserve"> PAGEREF _Toc227319268 \h </w:instrText>
+            </w:r>
+            <w:r>
+              <w:rPr>
+                <w:noProof/>
+                <w:webHidden/>
+              </w:rPr>
+            </w:r>
+            <w:r>
+              <w:rPr>
+                <w:noProof/>
+                <w:webHidden/>
+              </w:rPr>
+              <w:fldChar w:fldCharType="separate"/>
+            </w:r>
+            <w:r>
+              <w:rPr>
+                <w:noProof/>
+                <w:webHidden/>
+              </w:rPr>
+              <w:t>11</w:t>
             </w:r>
             <w:r>
               <w:rPr>
@@ -1398,12 +2834,16 @@
             <w:rPr>
               <w:b/>
               <w:bCs/>
+              <w:sz w:val="24"/>
+              <w:szCs w:val="24"/>
             </w:rPr>
           </w:pPr>
           <w:r>
             <w:rPr>
               <w:b/>
               <w:bCs/>
+              <w:sz w:val="24"/>
+              <w:szCs w:val="24"/>
             </w:rPr>
             <w:fldChar w:fldCharType="end"/>
           </w:r>
@@ -1415,6 +2855,8 @@
         <w:rPr>
           <w:b/>
           <w:bCs/>
+          <w:sz w:val="24"/>
+          <w:szCs w:val="24"/>
         </w:rPr>
       </w:pPr>
     </w:p>
@@ -1423,6 +2865,8 @@
         <w:rPr>
           <w:b/>
           <w:bCs/>
+          <w:sz w:val="24"/>
+          <w:szCs w:val="24"/>
         </w:rPr>
       </w:pPr>
     </w:p>
@@ -1431,6 +2875,8 @@
         <w:rPr>
           <w:b/>
           <w:bCs/>
+          <w:sz w:val="24"/>
+          <w:szCs w:val="24"/>
         </w:rPr>
       </w:pPr>
     </w:p>
@@ -1439,6 +2885,8 @@
         <w:rPr>
           <w:b/>
           <w:bCs/>
+          <w:sz w:val="24"/>
+          <w:szCs w:val="24"/>
         </w:rPr>
       </w:pPr>
     </w:p>
@@ -1447,6 +2895,8 @@
         <w:rPr>
           <w:b/>
           <w:bCs/>
+          <w:sz w:val="24"/>
+          <w:szCs w:val="24"/>
         </w:rPr>
       </w:pPr>
     </w:p>
@@ -1455,6 +2905,8 @@
         <w:rPr>
           <w:b/>
           <w:bCs/>
+          <w:sz w:val="24"/>
+          <w:szCs w:val="24"/>
         </w:rPr>
       </w:pPr>
     </w:p>
@@ -1463,6 +2915,8 @@
         <w:rPr>
           <w:b/>
           <w:bCs/>
+          <w:sz w:val="24"/>
+          <w:szCs w:val="24"/>
         </w:rPr>
       </w:pPr>
     </w:p>
@@ -1471,6 +2925,8 @@
         <w:rPr>
           <w:b/>
           <w:bCs/>
+          <w:sz w:val="24"/>
+          <w:szCs w:val="24"/>
         </w:rPr>
       </w:pPr>
     </w:p>
@@ -1479,6 +2935,8 @@
         <w:rPr>
           <w:b/>
           <w:bCs/>
+          <w:sz w:val="24"/>
+          <w:szCs w:val="24"/>
         </w:rPr>
       </w:pPr>
     </w:p>
@@ -1487,6 +2945,8 @@
         <w:rPr>
           <w:b/>
           <w:bCs/>
+          <w:sz w:val="24"/>
+          <w:szCs w:val="24"/>
         </w:rPr>
       </w:pPr>
     </w:p>
@@ -1495,6 +2955,8 @@
         <w:rPr>
           <w:b/>
           <w:bCs/>
+          <w:sz w:val="24"/>
+          <w:szCs w:val="24"/>
         </w:rPr>
       </w:pPr>
     </w:p>
@@ -1503,6 +2965,8 @@
         <w:rPr>
           <w:b/>
           <w:bCs/>
+          <w:sz w:val="24"/>
+          <w:szCs w:val="24"/>
         </w:rPr>
       </w:pPr>
     </w:p>
@@ -1511,6 +2975,8 @@
         <w:rPr>
           <w:b/>
           <w:bCs/>
+          <w:sz w:val="24"/>
+          <w:szCs w:val="24"/>
         </w:rPr>
       </w:pPr>
     </w:p>
@@ -1519,118 +2985,8 @@
         <w:rPr>
           <w:b/>
           <w:bCs/>
-        </w:rPr>
-      </w:pPr>
-    </w:p>
-    <w:p>
-      <w:pPr>
-        <w:rPr>
-          <w:b/>
-          <w:bCs/>
-        </w:rPr>
-      </w:pPr>
-    </w:p>
-    <w:p>
-      <w:pPr>
-        <w:rPr>
-          <w:b/>
-          <w:bCs/>
-        </w:rPr>
-      </w:pPr>
-    </w:p>
-    <w:p>
-      <w:pPr>
-        <w:rPr>
-          <w:b/>
-          <w:bCs/>
-        </w:rPr>
-      </w:pPr>
-    </w:p>
-    <w:p>
-      <w:pPr>
-        <w:rPr>
-          <w:b/>
-          <w:bCs/>
-        </w:rPr>
-      </w:pPr>
-    </w:p>
-    <w:p>
-      <w:pPr>
-        <w:rPr>
-          <w:b/>
-          <w:bCs/>
-        </w:rPr>
-      </w:pPr>
-    </w:p>
-    <w:p>
-      <w:pPr>
-        <w:rPr>
-          <w:b/>
-          <w:bCs/>
-        </w:rPr>
-      </w:pPr>
-    </w:p>
-    <w:p>
-      <w:pPr>
-        <w:rPr>
-          <w:b/>
-          <w:bCs/>
-        </w:rPr>
-      </w:pPr>
-    </w:p>
-    <w:p>
-      <w:pPr>
-        <w:rPr>
-          <w:b/>
-          <w:bCs/>
-        </w:rPr>
-      </w:pPr>
-    </w:p>
-    <w:p>
-      <w:pPr>
-        <w:rPr>
-          <w:b/>
-          <w:bCs/>
-        </w:rPr>
-      </w:pPr>
-    </w:p>
-    <w:p>
-      <w:pPr>
-        <w:rPr>
-          <w:b/>
-          <w:bCs/>
-        </w:rPr>
-      </w:pPr>
-    </w:p>
-    <w:p>
-      <w:pPr>
-        <w:rPr>
-          <w:b/>
-          <w:bCs/>
-        </w:rPr>
-      </w:pPr>
-    </w:p>
-    <w:p>
-      <w:pPr>
-        <w:rPr>
-          <w:b/>
-          <w:bCs/>
-        </w:rPr>
-      </w:pPr>
-    </w:p>
-    <w:p>
-      <w:pPr>
-        <w:rPr>
-          <w:b/>
-          <w:bCs/>
-        </w:rPr>
-      </w:pPr>
-    </w:p>
-    <w:p>
-      <w:pPr>
-        <w:rPr>
-          <w:b/>
-          <w:bCs/>
+          <w:sz w:val="24"/>
+          <w:szCs w:val="24"/>
         </w:rPr>
       </w:pPr>
     </w:p>
@@ -1644,7 +3000,7 @@
           <w:szCs w:val="28"/>
         </w:rPr>
       </w:pPr>
-      <w:bookmarkStart w:id="0" w:name="_Toc226988544"/>
+      <w:bookmarkStart w:id="0" w:name="_Toc227319246"/>
       <w:r>
         <w:rPr>
           <w:b/>
@@ -1652,7 +3008,7 @@
           <w:sz w:val="28"/>
           <w:szCs w:val="28"/>
         </w:rPr>
-        <w:t>Version 1.0.0</w:t>
+        <w:t>Version 1.0</w:t>
       </w:r>
       <w:bookmarkEnd w:id="0"/>
     </w:p>
@@ -1662,13 +3018,17 @@
         <w:rPr>
           <w:b/>
           <w:bCs/>
-        </w:rPr>
-      </w:pPr>
-      <w:bookmarkStart w:id="1" w:name="_Toc226988545"/>
+          <w:sz w:val="24"/>
+          <w:szCs w:val="24"/>
+        </w:rPr>
+      </w:pPr>
+      <w:bookmarkStart w:id="1" w:name="_Toc227319247"/>
       <w:r>
         <w:rPr>
           <w:b/>
           <w:bCs/>
+          <w:sz w:val="24"/>
+          <w:szCs w:val="24"/>
         </w:rPr>
         <w:t>Day 1</w:t>
       </w:r>
@@ -1680,19 +3040,32 @@
         <w:rPr>
           <w:b/>
           <w:bCs/>
-        </w:rPr>
-      </w:pPr>
-      <w:bookmarkStart w:id="2" w:name="_Toc226988546"/>
+          <w:i/>
+          <w:iCs/>
+          <w:u w:val="single"/>
+        </w:rPr>
+      </w:pPr>
+      <w:bookmarkStart w:id="2" w:name="_Toc227319248"/>
       <w:r>
         <w:rPr>
           <w:b/>
           <w:bCs/>
+          <w:i/>
+          <w:iCs/>
+          <w:u w:val="single"/>
         </w:rPr>
         <w:t>Creating and setting up the project</w:t>
       </w:r>
       <w:bookmarkEnd w:id="2"/>
     </w:p>
-    <w:p/>
+    <w:p>
+      <w:pPr>
+        <w:rPr>
+          <w:sz w:val="24"/>
+          <w:szCs w:val="24"/>
+        </w:rPr>
+      </w:pPr>
+    </w:p>
     <w:p>
       <w:pPr>
         <w:rPr>
@@ -1739,7 +3112,7 @@
                     </pic:cNvPicPr>
                   </pic:nvPicPr>
                   <pic:blipFill>
-                    <a:blip r:embed="rId5">
+                    <a:blip r:embed="rId7">
                       <a:extLst>
                         <a:ext uri="{28A0092B-C50C-407E-A947-70E740481C1C}">
                           <a14:useLocalDpi xmlns:a14="http://schemas.microsoft.com/office/drawing/2010/main" val="0"/>
@@ -1846,7 +3219,7 @@
                     </pic:cNvPicPr>
                   </pic:nvPicPr>
                   <pic:blipFill>
-                    <a:blip r:embed="rId6">
+                    <a:blip r:embed="rId8">
                       <a:extLst>
                         <a:ext uri="{28A0092B-C50C-407E-A947-70E740481C1C}">
                           <a14:useLocalDpi xmlns:a14="http://schemas.microsoft.com/office/drawing/2010/main" val="0"/>
@@ -1924,7 +3297,7 @@
                     </pic:cNvPicPr>
                   </pic:nvPicPr>
                   <pic:blipFill>
-                    <a:blip r:embed="rId7">
+                    <a:blip r:embed="rId9">
                       <a:extLst>
                         <a:ext uri="{28A0092B-C50C-407E-A947-70E740481C1C}">
                           <a14:useLocalDpi xmlns:a14="http://schemas.microsoft.com/office/drawing/2010/main" val="0"/>
@@ -2051,7 +3424,6 @@
           <w:sz w:val="24"/>
           <w:szCs w:val="24"/>
         </w:rPr>
-        <w:lastRenderedPageBreak/>
         <w:t>The solution comes with pre-installed folders which would house the Models, Views and Controllers which would be built for the solution.</w:t>
       </w:r>
     </w:p>
@@ -2084,7 +3456,7 @@
                     <pic:cNvPicPr/>
                   </pic:nvPicPr>
                   <pic:blipFill>
-                    <a:blip r:embed="rId8"/>
+                    <a:blip r:embed="rId10"/>
                     <a:stretch>
                       <a:fillRect/>
                     </a:stretch>
@@ -2151,7 +3523,7 @@
                     </pic:cNvPicPr>
                   </pic:nvPicPr>
                   <pic:blipFill>
-                    <a:blip r:embed="rId9">
+                    <a:blip r:embed="rId11">
                       <a:extLst>
                         <a:ext uri="{28A0092B-C50C-407E-A947-70E740481C1C}">
                           <a14:useLocalDpi xmlns:a14="http://schemas.microsoft.com/office/drawing/2010/main" val="0"/>
@@ -2204,13 +3576,19 @@
         <w:rPr>
           <w:b/>
           <w:bCs/>
-        </w:rPr>
-      </w:pPr>
-      <w:bookmarkStart w:id="3" w:name="_Toc226988547"/>
+          <w:i/>
+          <w:iCs/>
+          <w:u w:val="single"/>
+        </w:rPr>
+      </w:pPr>
+      <w:bookmarkStart w:id="3" w:name="_Toc227319249"/>
       <w:r>
         <w:rPr>
           <w:b/>
           <w:bCs/>
+          <w:i/>
+          <w:iCs/>
+          <w:u w:val="single"/>
         </w:rPr>
         <w:t>Models</w:t>
       </w:r>
@@ -2319,14 +3697,7 @@
           <w:sz w:val="24"/>
           <w:szCs w:val="24"/>
         </w:rPr>
-        <w:t>I have also added “Status” in Basket as well as removed “Last Update” due to Irrelevance and finally, removed “Is Available” in Product due to redundancy.</w:t>
-      </w:r>
-      <w:r>
-        <w:rPr>
-          <w:sz w:val="24"/>
-          <w:szCs w:val="24"/>
-        </w:rPr>
-        <w:t xml:space="preserve"> </w:t>
+        <w:t xml:space="preserve">I have also added “Status” in Basket as well as removed “Last Update” due to Irrelevance and finally, removed “Is Available” in Product due to redundancy. </w:t>
       </w:r>
     </w:p>
     <w:p>
@@ -2358,7 +3729,7 @@
                     <pic:cNvPicPr/>
                   </pic:nvPicPr>
                   <pic:blipFill>
-                    <a:blip r:embed="rId10"/>
+                    <a:blip r:embed="rId12"/>
                     <a:stretch>
                       <a:fillRect/>
                     </a:stretch>
@@ -2404,8 +3775,9 @@
       <w:r>
         <w:rPr>
           <w:noProof/>
-        </w:rPr>
-        <w:lastRenderedPageBreak/>
+          <w:sz w:val="24"/>
+          <w:szCs w:val="24"/>
+        </w:rPr>
         <w:drawing>
           <wp:inline distT="0" distB="0" distL="0" distR="0" wp14:anchorId="22E12F17" wp14:editId="77C58F03">
             <wp:extent cx="2990850" cy="733425"/>
@@ -2420,7 +3792,7 @@
                     <pic:cNvPicPr/>
                   </pic:nvPicPr>
                   <pic:blipFill>
-                    <a:blip r:embed="rId11"/>
+                    <a:blip r:embed="rId13"/>
                     <a:stretch>
                       <a:fillRect/>
                     </a:stretch>
@@ -2443,6 +3815,8 @@
       <w:r>
         <w:rPr>
           <w:noProof/>
+          <w:sz w:val="24"/>
+          <w:szCs w:val="24"/>
         </w:rPr>
         <w:drawing>
           <wp:inline distT="0" distB="0" distL="0" distR="0" wp14:anchorId="4244E566" wp14:editId="611CA6B9">
@@ -2458,7 +3832,7 @@
                     <pic:cNvPicPr/>
                   </pic:nvPicPr>
                   <pic:blipFill>
-                    <a:blip r:embed="rId12"/>
+                    <a:blip r:embed="rId14"/>
                     <a:stretch>
                       <a:fillRect/>
                     </a:stretch>
@@ -2479,7 +3853,14 @@
         </w:drawing>
       </w:r>
     </w:p>
-    <w:p/>
+    <w:p>
+      <w:pPr>
+        <w:rPr>
+          <w:sz w:val="24"/>
+          <w:szCs w:val="24"/>
+        </w:rPr>
+      </w:pPr>
+    </w:p>
     <w:p>
       <w:pPr>
         <w:rPr>
@@ -2503,121 +3884,23 @@
       </w:r>
     </w:p>
     <w:p>
+      <w:pPr>
+        <w:rPr>
+          <w:sz w:val="24"/>
+          <w:szCs w:val="24"/>
+        </w:rPr>
+      </w:pPr>
       <w:r>
         <w:rPr>
           <w:noProof/>
+          <w:sz w:val="24"/>
+          <w:szCs w:val="24"/>
         </w:rPr>
         <w:drawing>
           <wp:inline distT="0" distB="0" distL="0" distR="0" wp14:anchorId="601EA7DC" wp14:editId="7FB3D791">
             <wp:extent cx="2819400" cy="3448050"/>
             <wp:effectExtent l="0" t="0" r="0" b="0"/>
             <wp:docPr id="9" name="Picture 9"/>
-            <wp:cNvGraphicFramePr>
-              <a:graphicFrameLocks xmlns:a="http://schemas.openxmlformats.org/drawingml/2006/main" noChangeAspect="1"/>
-            </wp:cNvGraphicFramePr>
-            <a:graphic xmlns:a="http://schemas.openxmlformats.org/drawingml/2006/main">
-              <a:graphicData uri="http://schemas.openxmlformats.org/drawingml/2006/picture">
-                <pic:pic xmlns:pic="http://schemas.openxmlformats.org/drawingml/2006/picture">
-                  <pic:nvPicPr>
-                    <pic:cNvPr id="1" name=""/>
-                    <pic:cNvPicPr/>
-                  </pic:nvPicPr>
-                  <pic:blipFill>
-                    <a:blip r:embed="rId13"/>
-                    <a:stretch>
-                      <a:fillRect/>
-                    </a:stretch>
-                  </pic:blipFill>
-                  <pic:spPr>
-                    <a:xfrm>
-                      <a:off x="0" y="0"/>
-                      <a:ext cx="2838553" cy="3471474"/>
-                    </a:xfrm>
-                    <a:prstGeom prst="rect">
-                      <a:avLst/>
-                    </a:prstGeom>
-                  </pic:spPr>
-                </pic:pic>
-              </a:graphicData>
-            </a:graphic>
-          </wp:inline>
-        </w:drawing>
-      </w:r>
-    </w:p>
-    <w:p>
-      <w:r>
-        <w:t xml:space="preserve"> I then added navigation Links to each of these for ease the development process </w:t>
-      </w:r>
-      <w:r>
-        <w:t>as well as a added a placeholder Logo</w:t>
-      </w:r>
-      <w:r>
-        <w:rPr>
-          <w:noProof/>
-        </w:rPr>
-        <w:drawing>
-          <wp:inline distT="0" distB="0" distL="0" distR="0" wp14:anchorId="22106D48" wp14:editId="2C102032">
-            <wp:extent cx="5731510" cy="793115"/>
-            <wp:effectExtent l="0" t="0" r="2540" b="6985"/>
-            <wp:docPr id="12" name="Picture 12"/>
-            <wp:cNvGraphicFramePr>
-              <a:graphicFrameLocks xmlns:a="http://schemas.openxmlformats.org/drawingml/2006/main" noChangeAspect="1"/>
-            </wp:cNvGraphicFramePr>
-            <a:graphic xmlns:a="http://schemas.openxmlformats.org/drawingml/2006/main">
-              <a:graphicData uri="http://schemas.openxmlformats.org/drawingml/2006/picture">
-                <pic:pic xmlns:pic="http://schemas.openxmlformats.org/drawingml/2006/picture">
-                  <pic:nvPicPr>
-                    <pic:cNvPr id="1" name=""/>
-                    <pic:cNvPicPr/>
-                  </pic:nvPicPr>
-                  <pic:blipFill>
-                    <a:blip r:embed="rId14"/>
-                    <a:stretch>
-                      <a:fillRect/>
-                    </a:stretch>
-                  </pic:blipFill>
-                  <pic:spPr>
-                    <a:xfrm>
-                      <a:off x="0" y="0"/>
-                      <a:ext cx="5731510" cy="793115"/>
-                    </a:xfrm>
-                    <a:prstGeom prst="rect">
-                      <a:avLst/>
-                    </a:prstGeom>
-                  </pic:spPr>
-                </pic:pic>
-              </a:graphicData>
-            </a:graphic>
-          </wp:inline>
-        </w:drawing>
-      </w:r>
-    </w:p>
-    <w:p>
-      <w:r>
-        <w:t xml:space="preserve">I then created a new file called seed data. This would essentially hold pre placed data which would be visible across the website.    </w:t>
-      </w:r>
-    </w:p>
-    <w:p>
-      <w:pPr>
-        <w:rPr>
-          <w:noProof/>
-        </w:rPr>
-      </w:pPr>
-      <w:r>
-        <w:rPr>
-          <w:noProof/>
-        </w:rPr>
-        <w:t xml:space="preserve"> </w:t>
-      </w:r>
-      <w:r>
-        <w:rPr>
-          <w:noProof/>
-        </w:rPr>
-        <w:drawing>
-          <wp:inline distT="0" distB="0" distL="0" distR="0" wp14:anchorId="1B926626" wp14:editId="5A659286">
-            <wp:extent cx="1752845" cy="295316"/>
-            <wp:effectExtent l="0" t="0" r="0" b="9525"/>
-            <wp:docPr id="14" name="Picture 14"/>
             <wp:cNvGraphicFramePr>
               <a:graphicFrameLocks xmlns:a="http://schemas.openxmlformats.org/drawingml/2006/main" noChangeAspect="1"/>
             </wp:cNvGraphicFramePr>
@@ -2637,7 +3920,7 @@
                   <pic:spPr>
                     <a:xfrm>
                       <a:off x="0" y="0"/>
-                      <a:ext cx="1752845" cy="295316"/>
+                      <a:ext cx="2838553" cy="3471474"/>
                     </a:xfrm>
                     <a:prstGeom prst="rect">
                       <a:avLst/>
@@ -2653,26 +3936,35 @@
     <w:p>
       <w:pPr>
         <w:rPr>
+          <w:sz w:val="24"/>
+          <w:szCs w:val="24"/>
+        </w:rPr>
+      </w:pPr>
+      <w:r>
+        <w:rPr>
+          <w:sz w:val="24"/>
+          <w:szCs w:val="24"/>
+        </w:rPr>
+        <w:t xml:space="preserve"> I then added navigation Links to each of these for ease the development process </w:t>
+      </w:r>
+      <w:r>
+        <w:rPr>
+          <w:sz w:val="24"/>
+          <w:szCs w:val="24"/>
+        </w:rPr>
+        <w:t>as well as a added a placeholder Logo</w:t>
+      </w:r>
+      <w:r>
+        <w:rPr>
           <w:noProof/>
-        </w:rPr>
-      </w:pPr>
-      <w:r>
-        <w:rPr>
-          <w:noProof/>
-        </w:rPr>
-        <w:t>I created a seed roles function for an admin i.e created an admin account</w:t>
-      </w:r>
-    </w:p>
-    <w:p>
-      <w:r>
-        <w:rPr>
-          <w:noProof/>
+          <w:sz w:val="24"/>
+          <w:szCs w:val="24"/>
         </w:rPr>
         <w:drawing>
-          <wp:inline distT="0" distB="0" distL="0" distR="0" wp14:anchorId="72B3D594" wp14:editId="78158586">
-            <wp:extent cx="4686954" cy="571580"/>
-            <wp:effectExtent l="0" t="0" r="0" b="0"/>
-            <wp:docPr id="15" name="Picture 15"/>
+          <wp:inline distT="0" distB="0" distL="0" distR="0" wp14:anchorId="22106D48" wp14:editId="2C102032">
+            <wp:extent cx="5731510" cy="793115"/>
+            <wp:effectExtent l="0" t="0" r="2540" b="6985"/>
+            <wp:docPr id="12" name="Picture 12"/>
             <wp:cNvGraphicFramePr>
               <a:graphicFrameLocks xmlns:a="http://schemas.openxmlformats.org/drawingml/2006/main" noChangeAspect="1"/>
             </wp:cNvGraphicFramePr>
@@ -2692,7 +3984,7 @@
                   <pic:spPr>
                     <a:xfrm>
                       <a:off x="0" y="0"/>
-                      <a:ext cx="4686954" cy="571580"/>
+                      <a:ext cx="5731510" cy="793115"/>
                     </a:xfrm>
                     <a:prstGeom prst="rect">
                       <a:avLst/>
@@ -2708,227 +4000,45 @@
     <w:p>
       <w:pPr>
         <w:rPr>
-          <w:b/>
-          <w:bCs/>
-        </w:rPr>
-      </w:pPr>
-      <w:r>
-        <w:rPr>
-          <w:b/>
-          <w:bCs/>
-        </w:rPr>
-        <w:t xml:space="preserve">Today </w:t>
-      </w:r>
-    </w:p>
-    <w:p>
-      <w:r>
-        <w:lastRenderedPageBreak/>
-        <w:t>I have been able to;</w:t>
-      </w:r>
-    </w:p>
-    <w:p>
-      <w:pPr>
-        <w:pStyle w:val="ListParagraph"/>
-        <w:numPr>
-          <w:ilvl w:val="0"/>
-          <w:numId w:val="3"/>
-        </w:numPr>
-      </w:pPr>
-      <w:r>
-        <w:t xml:space="preserve">Created the web project using ASP.NET core MVC. </w:t>
-      </w:r>
-    </w:p>
-    <w:p>
-      <w:pPr>
-        <w:pStyle w:val="ListParagraph"/>
-        <w:numPr>
-          <w:ilvl w:val="0"/>
-          <w:numId w:val="3"/>
-        </w:numPr>
-      </w:pPr>
-      <w:r>
-        <w:t>Created the models for the project which are essentially the same in the entity relationship diagram</w:t>
-      </w:r>
-    </w:p>
-    <w:p>
-      <w:pPr>
-        <w:pStyle w:val="ListParagraph"/>
-        <w:numPr>
-          <w:ilvl w:val="0"/>
-          <w:numId w:val="3"/>
-        </w:numPr>
-      </w:pPr>
-      <w:r>
-        <w:t xml:space="preserve">Scaffolded those models </w:t>
-      </w:r>
-      <w:r>
-        <w:t>which created their views and controllers</w:t>
-      </w:r>
-    </w:p>
-    <w:p>
-      <w:pPr>
-        <w:pStyle w:val="ListParagraph"/>
-        <w:numPr>
-          <w:ilvl w:val="0"/>
-          <w:numId w:val="3"/>
-        </w:numPr>
-      </w:pPr>
-      <w:r>
-        <w:t>Added appropriate migration and updated databases</w:t>
-      </w:r>
-    </w:p>
-    <w:p>
-      <w:pPr>
-        <w:pStyle w:val="ListParagraph"/>
-        <w:numPr>
-          <w:ilvl w:val="0"/>
-          <w:numId w:val="3"/>
-        </w:numPr>
-      </w:pPr>
-      <w:r>
-        <w:t xml:space="preserve">Added Navigation Links so as to allow me navigate through the different webpages </w:t>
-      </w:r>
-    </w:p>
-    <w:p>
-      <w:pPr>
-        <w:pStyle w:val="ListParagraph"/>
-        <w:numPr>
-          <w:ilvl w:val="0"/>
-          <w:numId w:val="3"/>
-        </w:numPr>
-      </w:pPr>
-      <w:r>
-        <w:t xml:space="preserve">Create seed data file and </w:t>
-      </w:r>
-      <w:r>
-        <w:t>seeded Roles for an admin.</w:t>
-      </w:r>
-    </w:p>
-    <w:p/>
-    <w:p>
-      <w:pPr>
-        <w:rPr>
-          <w:b/>
-          <w:bCs/>
-        </w:rPr>
-      </w:pPr>
-      <w:r>
-        <w:rPr>
-          <w:b/>
-          <w:bCs/>
-        </w:rPr>
-        <w:t>Tomorrow</w:t>
-      </w:r>
-    </w:p>
-    <w:p>
-      <w:r>
-        <w:t>I wish to;</w:t>
-      </w:r>
-    </w:p>
-    <w:p>
-      <w:pPr>
-        <w:pStyle w:val="ListParagraph"/>
-        <w:numPr>
-          <w:ilvl w:val="0"/>
-          <w:numId w:val="4"/>
-        </w:numPr>
-      </w:pPr>
-      <w:r>
-        <w:t>Finish seeding all Roles</w:t>
-      </w:r>
-    </w:p>
-    <w:p>
-      <w:pPr>
-        <w:pStyle w:val="ListParagraph"/>
-        <w:numPr>
-          <w:ilvl w:val="0"/>
-          <w:numId w:val="4"/>
-        </w:numPr>
-      </w:pPr>
-      <w:r>
-        <w:t>Seed users i.e., producers</w:t>
-      </w:r>
-    </w:p>
-    <w:p>
-      <w:pPr>
-        <w:pStyle w:val="ListParagraph"/>
-        <w:numPr>
-          <w:ilvl w:val="0"/>
-          <w:numId w:val="4"/>
-        </w:numPr>
-      </w:pPr>
-      <w:r>
-        <w:t>Seed products</w:t>
-      </w:r>
-    </w:p>
-    <w:p>
-      <w:pPr>
-        <w:pStyle w:val="ListParagraph"/>
-        <w:numPr>
-          <w:ilvl w:val="0"/>
-          <w:numId w:val="4"/>
-        </w:numPr>
-      </w:pPr>
-      <w:r>
-        <w:t>Test for successful seeding process</w:t>
-      </w:r>
-    </w:p>
-    <w:p>
-      <w:pPr>
-        <w:pStyle w:val="ListParagraph"/>
-        <w:numPr>
-          <w:ilvl w:val="0"/>
-          <w:numId w:val="4"/>
-        </w:numPr>
-      </w:pPr>
-      <w:r>
-        <w:t>Create basic functionality</w:t>
-      </w:r>
-    </w:p>
-    <w:p>
-      <w:pPr>
-        <w:pStyle w:val="ListParagraph"/>
-        <w:numPr>
-          <w:ilvl w:val="0"/>
-          <w:numId w:val="4"/>
-        </w:numPr>
-      </w:pPr>
-      <w:r>
-        <w:t xml:space="preserve">Work on controller Logic </w:t>
-      </w:r>
-    </w:p>
-    <w:p/>
-    <w:p>
-      <w:pPr>
-        <w:pStyle w:val="Heading2"/>
-        <w:rPr>
-          <w:b/>
-          <w:bCs/>
-        </w:rPr>
-      </w:pPr>
-      <w:r>
-        <w:rPr>
-          <w:b/>
-          <w:bCs/>
-        </w:rPr>
-        <w:t>Day 2</w:t>
-      </w:r>
-    </w:p>
-    <w:p>
-      <w:r>
-        <w:t>I resume from where I left off yesterday by seeding roles into the system</w:t>
-      </w:r>
-      <w:r>
-        <w:t xml:space="preserve">. </w:t>
-      </w:r>
-    </w:p>
-    <w:p>
-      <w:r>
+          <w:sz w:val="24"/>
+          <w:szCs w:val="24"/>
+        </w:rPr>
+      </w:pPr>
+      <w:r>
+        <w:rPr>
+          <w:sz w:val="24"/>
+          <w:szCs w:val="24"/>
+        </w:rPr>
+        <w:t xml:space="preserve">I then created a new file called seed data. This would essentially hold pre placed data which would be visible across the website.    </w:t>
+      </w:r>
+    </w:p>
+    <w:p>
+      <w:pPr>
+        <w:rPr>
+          <w:noProof/>
+          <w:sz w:val="24"/>
+          <w:szCs w:val="24"/>
+        </w:rPr>
+      </w:pPr>
+      <w:r>
+        <w:rPr>
+          <w:noProof/>
+          <w:sz w:val="24"/>
+          <w:szCs w:val="24"/>
+        </w:rPr>
+        <w:t xml:space="preserve"> </w:t>
+      </w:r>
+      <w:r>
+        <w:rPr>
+          <w:noProof/>
+          <w:sz w:val="24"/>
+          <w:szCs w:val="24"/>
+        </w:rPr>
         <w:drawing>
-          <wp:inline distT="0" distB="0" distL="0" distR="0" wp14:anchorId="564AD8CE" wp14:editId="72F7ED57">
-            <wp:extent cx="4343400" cy="3416109"/>
-            <wp:effectExtent l="0" t="0" r="0" b="0"/>
-            <wp:docPr id="5" name="Picture 5"/>
+          <wp:inline distT="0" distB="0" distL="0" distR="0" wp14:anchorId="1B926626" wp14:editId="5A659286">
+            <wp:extent cx="1752845" cy="295316"/>
+            <wp:effectExtent l="0" t="0" r="0" b="9525"/>
+            <wp:docPr id="14" name="Picture 14"/>
             <wp:cNvGraphicFramePr>
               <a:graphicFrameLocks xmlns:a="http://schemas.openxmlformats.org/drawingml/2006/main" noChangeAspect="1"/>
             </wp:cNvGraphicFramePr>
@@ -2948,7 +4058,7 @@
                   <pic:spPr>
                     <a:xfrm>
                       <a:off x="0" y="0"/>
-                      <a:ext cx="4362038" cy="3430768"/>
+                      <a:ext cx="1752845" cy="295316"/>
                     </a:xfrm>
                     <a:prstGeom prst="rect">
                       <a:avLst/>
@@ -2960,18 +4070,42 @@
           </wp:inline>
         </w:drawing>
       </w:r>
-      <w:r>
-        <w:t xml:space="preserve"> These users were created as temporary users so as to develop the website. Each of them would be able to access features which are only authorised to them. The Producer and Customer are the main users of the system hence would be seen the most throughout development. </w:t>
-      </w:r>
-    </w:p>
-    <w:p>
-      <w:r>
-        <w:lastRenderedPageBreak/>
+    </w:p>
+    <w:p>
+      <w:pPr>
+        <w:rPr>
+          <w:noProof/>
+          <w:sz w:val="24"/>
+          <w:szCs w:val="24"/>
+        </w:rPr>
+      </w:pPr>
+      <w:r>
+        <w:rPr>
+          <w:noProof/>
+          <w:sz w:val="24"/>
+          <w:szCs w:val="24"/>
+        </w:rPr>
+        <w:t>I created a seed roles function for an admin i.e created an admin account</w:t>
+      </w:r>
+    </w:p>
+    <w:p>
+      <w:pPr>
+        <w:rPr>
+          <w:sz w:val="24"/>
+          <w:szCs w:val="24"/>
+        </w:rPr>
+      </w:pPr>
+      <w:r>
+        <w:rPr>
+          <w:noProof/>
+          <w:sz w:val="24"/>
+          <w:szCs w:val="24"/>
+        </w:rPr>
         <w:drawing>
-          <wp:inline distT="0" distB="0" distL="0" distR="0" wp14:anchorId="04C32634" wp14:editId="4866DD3C">
-            <wp:extent cx="5731510" cy="1786255"/>
-            <wp:effectExtent l="0" t="0" r="2540" b="4445"/>
-            <wp:docPr id="10" name="Picture 10"/>
+          <wp:inline distT="0" distB="0" distL="0" distR="0" wp14:anchorId="72B3D594" wp14:editId="78158586">
+            <wp:extent cx="4686954" cy="571580"/>
+            <wp:effectExtent l="0" t="0" r="0" b="0"/>
+            <wp:docPr id="15" name="Picture 15"/>
             <wp:cNvGraphicFramePr>
               <a:graphicFrameLocks xmlns:a="http://schemas.openxmlformats.org/drawingml/2006/main" noChangeAspect="1"/>
             </wp:cNvGraphicFramePr>
@@ -2991,7 +4125,7 @@
                   <pic:spPr>
                     <a:xfrm>
                       <a:off x="0" y="0"/>
-                      <a:ext cx="5731510" cy="1786255"/>
+                      <a:ext cx="4686954" cy="571580"/>
                     </a:xfrm>
                     <a:prstGeom prst="rect">
                       <a:avLst/>
@@ -3003,17 +4137,491 @@
           </wp:inline>
         </w:drawing>
       </w:r>
-      <w:r>
-        <w:t>This is a producer Login Info,</w:t>
-      </w:r>
-    </w:p>
-    <w:p>
-      <w:r>
+    </w:p>
+    <w:p>
+      <w:pPr>
+        <w:rPr>
+          <w:b/>
+          <w:bCs/>
+          <w:i/>
+          <w:iCs/>
+          <w:sz w:val="24"/>
+          <w:szCs w:val="24"/>
+        </w:rPr>
+      </w:pPr>
+      <w:r>
+        <w:rPr>
+          <w:b/>
+          <w:bCs/>
+          <w:i/>
+          <w:iCs/>
+          <w:sz w:val="24"/>
+          <w:szCs w:val="24"/>
+        </w:rPr>
+        <w:t xml:space="preserve">Today </w:t>
+      </w:r>
+    </w:p>
+    <w:p>
+      <w:pPr>
+        <w:rPr>
+          <w:sz w:val="24"/>
+          <w:szCs w:val="24"/>
+        </w:rPr>
+      </w:pPr>
+      <w:r>
+        <w:rPr>
+          <w:sz w:val="24"/>
+          <w:szCs w:val="24"/>
+        </w:rPr>
+        <w:t>I have been able to;</w:t>
+      </w:r>
+    </w:p>
+    <w:p>
+      <w:pPr>
+        <w:pStyle w:val="ListParagraph"/>
+        <w:numPr>
+          <w:ilvl w:val="0"/>
+          <w:numId w:val="3"/>
+        </w:numPr>
+        <w:rPr>
+          <w:sz w:val="24"/>
+          <w:szCs w:val="24"/>
+        </w:rPr>
+      </w:pPr>
+      <w:r>
+        <w:rPr>
+          <w:sz w:val="24"/>
+          <w:szCs w:val="24"/>
+        </w:rPr>
+        <w:t xml:space="preserve">Created the web project using ASP.NET core MVC. </w:t>
+      </w:r>
+    </w:p>
+    <w:p>
+      <w:pPr>
+        <w:pStyle w:val="ListParagraph"/>
+        <w:numPr>
+          <w:ilvl w:val="0"/>
+          <w:numId w:val="3"/>
+        </w:numPr>
+        <w:rPr>
+          <w:sz w:val="24"/>
+          <w:szCs w:val="24"/>
+        </w:rPr>
+      </w:pPr>
+      <w:r>
+        <w:rPr>
+          <w:sz w:val="24"/>
+          <w:szCs w:val="24"/>
+        </w:rPr>
+        <w:t>Created the models for the project which are essentially the same in the entity relationship diagram</w:t>
+      </w:r>
+    </w:p>
+    <w:p>
+      <w:pPr>
+        <w:pStyle w:val="ListParagraph"/>
+        <w:numPr>
+          <w:ilvl w:val="0"/>
+          <w:numId w:val="3"/>
+        </w:numPr>
+        <w:rPr>
+          <w:sz w:val="24"/>
+          <w:szCs w:val="24"/>
+        </w:rPr>
+      </w:pPr>
+      <w:r>
+        <w:rPr>
+          <w:sz w:val="24"/>
+          <w:szCs w:val="24"/>
+        </w:rPr>
+        <w:t xml:space="preserve">Scaffolded those models </w:t>
+      </w:r>
+      <w:r>
+        <w:rPr>
+          <w:sz w:val="24"/>
+          <w:szCs w:val="24"/>
+        </w:rPr>
+        <w:t>which created their views and controllers</w:t>
+      </w:r>
+    </w:p>
+    <w:p>
+      <w:pPr>
+        <w:pStyle w:val="ListParagraph"/>
+        <w:numPr>
+          <w:ilvl w:val="0"/>
+          <w:numId w:val="3"/>
+        </w:numPr>
+        <w:rPr>
+          <w:sz w:val="24"/>
+          <w:szCs w:val="24"/>
+        </w:rPr>
+      </w:pPr>
+      <w:r>
+        <w:rPr>
+          <w:sz w:val="24"/>
+          <w:szCs w:val="24"/>
+        </w:rPr>
+        <w:t>Added appropriate migration and updated databases</w:t>
+      </w:r>
+    </w:p>
+    <w:p>
+      <w:pPr>
+        <w:pStyle w:val="ListParagraph"/>
+        <w:numPr>
+          <w:ilvl w:val="0"/>
+          <w:numId w:val="3"/>
+        </w:numPr>
+        <w:rPr>
+          <w:sz w:val="24"/>
+          <w:szCs w:val="24"/>
+        </w:rPr>
+      </w:pPr>
+      <w:r>
+        <w:rPr>
+          <w:sz w:val="24"/>
+          <w:szCs w:val="24"/>
+        </w:rPr>
+        <w:t xml:space="preserve">Added Navigation Links so as to allow me navigate through the different webpages </w:t>
+      </w:r>
+    </w:p>
+    <w:p>
+      <w:pPr>
+        <w:pStyle w:val="ListParagraph"/>
+        <w:numPr>
+          <w:ilvl w:val="0"/>
+          <w:numId w:val="3"/>
+        </w:numPr>
+        <w:rPr>
+          <w:sz w:val="24"/>
+          <w:szCs w:val="24"/>
+        </w:rPr>
+      </w:pPr>
+      <w:r>
+        <w:rPr>
+          <w:sz w:val="24"/>
+          <w:szCs w:val="24"/>
+        </w:rPr>
+        <w:t xml:space="preserve">Create seed data file and </w:t>
+      </w:r>
+      <w:r>
+        <w:rPr>
+          <w:sz w:val="24"/>
+          <w:szCs w:val="24"/>
+        </w:rPr>
+        <w:t>seeded Roles for an admin.</w:t>
+      </w:r>
+    </w:p>
+    <w:p>
+      <w:pPr>
+        <w:rPr>
+          <w:sz w:val="24"/>
+          <w:szCs w:val="24"/>
+        </w:rPr>
+      </w:pPr>
+    </w:p>
+    <w:p>
+      <w:pPr>
+        <w:rPr>
+          <w:b/>
+          <w:bCs/>
+          <w:i/>
+          <w:iCs/>
+          <w:sz w:val="24"/>
+          <w:szCs w:val="24"/>
+        </w:rPr>
+      </w:pPr>
+      <w:r>
+        <w:rPr>
+          <w:b/>
+          <w:bCs/>
+          <w:i/>
+          <w:iCs/>
+          <w:sz w:val="24"/>
+          <w:szCs w:val="24"/>
+        </w:rPr>
+        <w:t>Tomorrow</w:t>
+      </w:r>
+    </w:p>
+    <w:p>
+      <w:pPr>
+        <w:rPr>
+          <w:sz w:val="24"/>
+          <w:szCs w:val="24"/>
+        </w:rPr>
+      </w:pPr>
+      <w:r>
+        <w:rPr>
+          <w:sz w:val="24"/>
+          <w:szCs w:val="24"/>
+        </w:rPr>
+        <w:t>I wish to;</w:t>
+      </w:r>
+    </w:p>
+    <w:p>
+      <w:pPr>
+        <w:pStyle w:val="ListParagraph"/>
+        <w:numPr>
+          <w:ilvl w:val="0"/>
+          <w:numId w:val="4"/>
+        </w:numPr>
+        <w:rPr>
+          <w:sz w:val="24"/>
+          <w:szCs w:val="24"/>
+        </w:rPr>
+      </w:pPr>
+      <w:r>
+        <w:rPr>
+          <w:sz w:val="24"/>
+          <w:szCs w:val="24"/>
+        </w:rPr>
+        <w:t>Finish seeding all Roles</w:t>
+      </w:r>
+    </w:p>
+    <w:p>
+      <w:pPr>
+        <w:pStyle w:val="ListParagraph"/>
+        <w:numPr>
+          <w:ilvl w:val="0"/>
+          <w:numId w:val="4"/>
+        </w:numPr>
+        <w:rPr>
+          <w:sz w:val="24"/>
+          <w:szCs w:val="24"/>
+        </w:rPr>
+      </w:pPr>
+      <w:r>
+        <w:rPr>
+          <w:sz w:val="24"/>
+          <w:szCs w:val="24"/>
+        </w:rPr>
+        <w:t>Seed users i.e., producers</w:t>
+      </w:r>
+    </w:p>
+    <w:p>
+      <w:pPr>
+        <w:pStyle w:val="ListParagraph"/>
+        <w:numPr>
+          <w:ilvl w:val="0"/>
+          <w:numId w:val="4"/>
+        </w:numPr>
+        <w:rPr>
+          <w:sz w:val="24"/>
+          <w:szCs w:val="24"/>
+        </w:rPr>
+      </w:pPr>
+      <w:r>
+        <w:rPr>
+          <w:sz w:val="24"/>
+          <w:szCs w:val="24"/>
+        </w:rPr>
+        <w:t>Seed products</w:t>
+      </w:r>
+    </w:p>
+    <w:p>
+      <w:pPr>
+        <w:pStyle w:val="ListParagraph"/>
+        <w:numPr>
+          <w:ilvl w:val="0"/>
+          <w:numId w:val="4"/>
+        </w:numPr>
+        <w:rPr>
+          <w:sz w:val="24"/>
+          <w:szCs w:val="24"/>
+        </w:rPr>
+      </w:pPr>
+      <w:r>
+        <w:rPr>
+          <w:sz w:val="24"/>
+          <w:szCs w:val="24"/>
+        </w:rPr>
+        <w:t>Test for successful seeding process</w:t>
+      </w:r>
+    </w:p>
+    <w:p>
+      <w:pPr>
+        <w:pStyle w:val="ListParagraph"/>
+        <w:numPr>
+          <w:ilvl w:val="0"/>
+          <w:numId w:val="4"/>
+        </w:numPr>
+        <w:rPr>
+          <w:sz w:val="24"/>
+          <w:szCs w:val="24"/>
+        </w:rPr>
+      </w:pPr>
+      <w:r>
+        <w:rPr>
+          <w:sz w:val="24"/>
+          <w:szCs w:val="24"/>
+        </w:rPr>
+        <w:t>Create basic functionality</w:t>
+      </w:r>
+    </w:p>
+    <w:p>
+      <w:pPr>
+        <w:pStyle w:val="ListParagraph"/>
+        <w:numPr>
+          <w:ilvl w:val="0"/>
+          <w:numId w:val="4"/>
+        </w:numPr>
+        <w:rPr>
+          <w:sz w:val="24"/>
+          <w:szCs w:val="24"/>
+        </w:rPr>
+      </w:pPr>
+      <w:r>
+        <w:rPr>
+          <w:sz w:val="24"/>
+          <w:szCs w:val="24"/>
+        </w:rPr>
+        <w:t xml:space="preserve">Work on controller Logic </w:t>
+      </w:r>
+    </w:p>
+    <w:p>
+      <w:pPr>
+        <w:rPr>
+          <w:sz w:val="24"/>
+          <w:szCs w:val="24"/>
+        </w:rPr>
+      </w:pPr>
+    </w:p>
+    <w:p>
+      <w:pPr>
+        <w:rPr>
+          <w:sz w:val="24"/>
+          <w:szCs w:val="24"/>
+        </w:rPr>
+      </w:pPr>
+    </w:p>
+    <w:p>
+      <w:pPr>
+        <w:rPr>
+          <w:sz w:val="24"/>
+          <w:szCs w:val="24"/>
+        </w:rPr>
+      </w:pPr>
+    </w:p>
+    <w:p>
+      <w:pPr>
+        <w:pStyle w:val="Heading1"/>
+        <w:rPr>
+          <w:b/>
+          <w:bCs/>
+          <w:sz w:val="28"/>
+          <w:szCs w:val="28"/>
+        </w:rPr>
+      </w:pPr>
+      <w:bookmarkStart w:id="4" w:name="_Toc227319250"/>
+      <w:r>
+        <w:rPr>
+          <w:b/>
+          <w:bCs/>
+          <w:sz w:val="28"/>
+          <w:szCs w:val="28"/>
+        </w:rPr>
+        <w:t>Version 1.1</w:t>
+      </w:r>
+      <w:bookmarkEnd w:id="4"/>
+    </w:p>
+    <w:p>
+      <w:pPr>
+        <w:pStyle w:val="Heading2"/>
+        <w:rPr>
+          <w:b/>
+          <w:bCs/>
+          <w:sz w:val="24"/>
+          <w:szCs w:val="24"/>
+        </w:rPr>
+      </w:pPr>
+      <w:bookmarkStart w:id="5" w:name="_Toc227319251"/>
+      <w:r>
+        <w:rPr>
+          <w:b/>
+          <w:bCs/>
+          <w:sz w:val="24"/>
+          <w:szCs w:val="24"/>
+        </w:rPr>
+        <w:t>Day 2</w:t>
+      </w:r>
+      <w:bookmarkEnd w:id="5"/>
+    </w:p>
+    <w:p>
+      <w:pPr>
+        <w:pStyle w:val="Heading3"/>
+        <w:rPr>
+          <w:b/>
+          <w:bCs/>
+          <w:i/>
+          <w:iCs/>
+          <w:u w:val="single"/>
+        </w:rPr>
+      </w:pPr>
+      <w:bookmarkStart w:id="6" w:name="_Toc227319252"/>
+      <w:r>
+        <w:rPr>
+          <w:b/>
+          <w:bCs/>
+          <w:i/>
+          <w:iCs/>
+          <w:u w:val="single"/>
+        </w:rPr>
+        <w:t>Seeding Roles</w:t>
+      </w:r>
+      <w:bookmarkEnd w:id="6"/>
+    </w:p>
+    <w:p>
+      <w:pPr>
+        <w:rPr>
+          <w:sz w:val="24"/>
+          <w:szCs w:val="24"/>
+        </w:rPr>
+      </w:pPr>
+      <w:r>
+        <w:rPr>
+          <w:sz w:val="24"/>
+          <w:szCs w:val="24"/>
+        </w:rPr>
+        <w:t>I resume from where I left off yesterday by seeding roles into the system</w:t>
+      </w:r>
+      <w:r>
+        <w:rPr>
+          <w:sz w:val="24"/>
+          <w:szCs w:val="24"/>
+        </w:rPr>
+        <w:t>.</w:t>
+      </w:r>
+      <w:r>
+        <w:rPr>
+          <w:sz w:val="24"/>
+          <w:szCs w:val="24"/>
+        </w:rPr>
+        <w:t xml:space="preserve"> There are 3 essential things which I plan on seeding, Roles for Authentication, Products and Producers which would be visible data seen on the </w:t>
+      </w:r>
+      <w:r>
+        <w:rPr>
+          <w:sz w:val="24"/>
+          <w:szCs w:val="24"/>
+        </w:rPr>
+        <w:t>website.</w:t>
+      </w:r>
+    </w:p>
+    <w:p>
+      <w:pPr>
+        <w:rPr>
+          <w:sz w:val="24"/>
+          <w:szCs w:val="24"/>
+        </w:rPr>
+      </w:pPr>
+      <w:r>
+        <w:rPr>
+          <w:noProof/>
+          <w:sz w:val="24"/>
+          <w:szCs w:val="24"/>
+        </w:rPr>
         <w:drawing>
-          <wp:inline distT="0" distB="0" distL="0" distR="0" wp14:anchorId="0EC00313" wp14:editId="13304DEF">
-            <wp:extent cx="5731510" cy="1522730"/>
-            <wp:effectExtent l="0" t="0" r="2540" b="1270"/>
-            <wp:docPr id="16" name="Picture 16"/>
+          <wp:inline distT="0" distB="0" distL="0" distR="0" wp14:anchorId="564AD8CE" wp14:editId="72F7ED57">
+            <wp:extent cx="4343400" cy="3416109"/>
+            <wp:effectExtent l="0" t="0" r="0" b="0"/>
+            <wp:docPr id="5" name="Picture 5"/>
             <wp:cNvGraphicFramePr>
               <a:graphicFrameLocks xmlns:a="http://schemas.openxmlformats.org/drawingml/2006/main" noChangeAspect="1"/>
             </wp:cNvGraphicFramePr>
@@ -3033,7 +4641,7 @@
                   <pic:spPr>
                     <a:xfrm>
                       <a:off x="0" y="0"/>
-                      <a:ext cx="5731510" cy="1522730"/>
+                      <a:ext cx="4362038" cy="3430768"/>
                     </a:xfrm>
                     <a:prstGeom prst="rect">
                       <a:avLst/>
@@ -3046,22 +4654,31 @@
         </w:drawing>
       </w:r>
       <w:r>
-        <w:t>And this is a Customer Login Info.</w:t>
-      </w:r>
-    </w:p>
-    <w:p>
-      <w:r>
-        <w:t>There will not be only one singular producer since an Industry standard farm website should typically have a variety of producers who offer a wide range of products. I encountered errors in the code which were quickly solved and averted. All I had to do was drop the database and re-update so as for Information on the website to update. I equally seeded producer Information which would be visible on the html page.</w:t>
-      </w:r>
-      <w:r>
-        <w:t xml:space="preserve"> </w:t>
-      </w:r>
-      <w:r>
+        <w:rPr>
+          <w:sz w:val="24"/>
+          <w:szCs w:val="24"/>
+        </w:rPr>
+        <w:t xml:space="preserve"> These users were created as temporary users so as to develop the website. Each of them would be able to access features which are only authorised to them. The Producer and Customer are the main users of the system hence would be seen the most throughout development. </w:t>
+      </w:r>
+    </w:p>
+    <w:p>
+      <w:pPr>
+        <w:rPr>
+          <w:sz w:val="24"/>
+          <w:szCs w:val="24"/>
+        </w:rPr>
+      </w:pPr>
+      <w:r>
+        <w:rPr>
+          <w:noProof/>
+          <w:sz w:val="24"/>
+          <w:szCs w:val="24"/>
+        </w:rPr>
         <w:drawing>
-          <wp:inline distT="0" distB="0" distL="0" distR="0" wp14:anchorId="6CFBC6E5" wp14:editId="5921041A">
-            <wp:extent cx="5731510" cy="3909120"/>
-            <wp:effectExtent l="0" t="0" r="2540" b="0"/>
-            <wp:docPr id="17" name="Picture 17"/>
+          <wp:inline distT="0" distB="0" distL="0" distR="0" wp14:anchorId="04C32634" wp14:editId="4866DD3C">
+            <wp:extent cx="5731510" cy="1786255"/>
+            <wp:effectExtent l="0" t="0" r="2540" b="4445"/>
+            <wp:docPr id="10" name="Picture 10"/>
             <wp:cNvGraphicFramePr>
               <a:graphicFrameLocks xmlns:a="http://schemas.openxmlformats.org/drawingml/2006/main" noChangeAspect="1"/>
             </wp:cNvGraphicFramePr>
@@ -3081,6 +4698,320 @@
                   <pic:spPr>
                     <a:xfrm>
                       <a:off x="0" y="0"/>
+                      <a:ext cx="5731510" cy="1786255"/>
+                    </a:xfrm>
+                    <a:prstGeom prst="rect">
+                      <a:avLst/>
+                    </a:prstGeom>
+                  </pic:spPr>
+                </pic:pic>
+              </a:graphicData>
+            </a:graphic>
+          </wp:inline>
+        </w:drawing>
+      </w:r>
+      <w:r>
+        <w:rPr>
+          <w:sz w:val="24"/>
+          <w:szCs w:val="24"/>
+        </w:rPr>
+        <w:t xml:space="preserve">This is </w:t>
+      </w:r>
+      <w:r>
+        <w:rPr>
+          <w:sz w:val="24"/>
+          <w:szCs w:val="24"/>
+        </w:rPr>
+        <w:t>one of the</w:t>
+      </w:r>
+      <w:r>
+        <w:rPr>
+          <w:sz w:val="24"/>
+          <w:szCs w:val="24"/>
+        </w:rPr>
+        <w:t xml:space="preserve"> producer</w:t>
+      </w:r>
+      <w:r>
+        <w:rPr>
+          <w:sz w:val="24"/>
+          <w:szCs w:val="24"/>
+        </w:rPr>
+        <w:t>’s</w:t>
+      </w:r>
+      <w:r>
+        <w:rPr>
+          <w:sz w:val="24"/>
+          <w:szCs w:val="24"/>
+        </w:rPr>
+        <w:t xml:space="preserve"> Login Info,</w:t>
+      </w:r>
+      <w:r>
+        <w:rPr>
+          <w:sz w:val="24"/>
+          <w:szCs w:val="24"/>
+        </w:rPr>
+        <w:t xml:space="preserve"> </w:t>
+      </w:r>
+      <w:r>
+        <w:rPr>
+          <w:sz w:val="24"/>
+          <w:szCs w:val="24"/>
+        </w:rPr>
+        <w:drawing>
+          <wp:inline distT="0" distB="0" distL="0" distR="0" wp14:anchorId="2287DE17" wp14:editId="1E005297">
+            <wp:extent cx="4185469" cy="933450"/>
+            <wp:effectExtent l="0" t="0" r="5715" b="0"/>
+            <wp:docPr id="19" name="Picture 19"/>
+            <wp:cNvGraphicFramePr>
+              <a:graphicFrameLocks xmlns:a="http://schemas.openxmlformats.org/drawingml/2006/main" noChangeAspect="1"/>
+            </wp:cNvGraphicFramePr>
+            <a:graphic xmlns:a="http://schemas.openxmlformats.org/drawingml/2006/main">
+              <a:graphicData uri="http://schemas.openxmlformats.org/drawingml/2006/picture">
+                <pic:pic xmlns:pic="http://schemas.openxmlformats.org/drawingml/2006/picture">
+                  <pic:nvPicPr>
+                    <pic:cNvPr id="1" name=""/>
+                    <pic:cNvPicPr/>
+                  </pic:nvPicPr>
+                  <pic:blipFill>
+                    <a:blip r:embed="rId21"/>
+                    <a:stretch>
+                      <a:fillRect/>
+                    </a:stretch>
+                  </pic:blipFill>
+                  <pic:spPr>
+                    <a:xfrm>
+                      <a:off x="0" y="0"/>
+                      <a:ext cx="4351424" cy="970462"/>
+                    </a:xfrm>
+                    <a:prstGeom prst="rect">
+                      <a:avLst/>
+                    </a:prstGeom>
+                  </pic:spPr>
+                </pic:pic>
+              </a:graphicData>
+            </a:graphic>
+          </wp:inline>
+        </w:drawing>
+      </w:r>
+      <w:r>
+        <w:rPr>
+          <w:sz w:val="24"/>
+          <w:szCs w:val="24"/>
+        </w:rPr>
+        <w:t xml:space="preserve"> </w:t>
+      </w:r>
+    </w:p>
+    <w:p>
+      <w:pPr>
+        <w:rPr>
+          <w:sz w:val="24"/>
+          <w:szCs w:val="24"/>
+        </w:rPr>
+      </w:pPr>
+      <w:r>
+        <w:rPr>
+          <w:noProof/>
+          <w:sz w:val="24"/>
+          <w:szCs w:val="24"/>
+        </w:rPr>
+        <w:drawing>
+          <wp:inline distT="0" distB="0" distL="0" distR="0" wp14:anchorId="128EDEB1" wp14:editId="0223B4A1">
+            <wp:extent cx="5731510" cy="1522730"/>
+            <wp:effectExtent l="0" t="0" r="2540" b="1270"/>
+            <wp:docPr id="16" name="Picture 16"/>
+            <wp:cNvGraphicFramePr>
+              <a:graphicFrameLocks xmlns:a="http://schemas.openxmlformats.org/drawingml/2006/main" noChangeAspect="1"/>
+            </wp:cNvGraphicFramePr>
+            <a:graphic xmlns:a="http://schemas.openxmlformats.org/drawingml/2006/main">
+              <a:graphicData uri="http://schemas.openxmlformats.org/drawingml/2006/picture">
+                <pic:pic xmlns:pic="http://schemas.openxmlformats.org/drawingml/2006/picture">
+                  <pic:nvPicPr>
+                    <pic:cNvPr id="1" name=""/>
+                    <pic:cNvPicPr/>
+                  </pic:nvPicPr>
+                  <pic:blipFill>
+                    <a:blip r:embed="rId22"/>
+                    <a:stretch>
+                      <a:fillRect/>
+                    </a:stretch>
+                  </pic:blipFill>
+                  <pic:spPr>
+                    <a:xfrm>
+                      <a:off x="0" y="0"/>
+                      <a:ext cx="5731510" cy="1522730"/>
+                    </a:xfrm>
+                    <a:prstGeom prst="rect">
+                      <a:avLst/>
+                    </a:prstGeom>
+                  </pic:spPr>
+                </pic:pic>
+              </a:graphicData>
+            </a:graphic>
+          </wp:inline>
+        </w:drawing>
+      </w:r>
+    </w:p>
+    <w:p>
+      <w:pPr>
+        <w:rPr>
+          <w:sz w:val="24"/>
+          <w:szCs w:val="24"/>
+        </w:rPr>
+      </w:pPr>
+      <w:r>
+        <w:rPr>
+          <w:sz w:val="24"/>
+          <w:szCs w:val="24"/>
+        </w:rPr>
+        <w:t>And this is a Customer Login Info.</w:t>
+      </w:r>
+      <w:r>
+        <w:rPr>
+          <w:sz w:val="24"/>
+          <w:szCs w:val="24"/>
+        </w:rPr>
+        <w:t xml:space="preserve"> </w:t>
+      </w:r>
+    </w:p>
+    <w:p>
+      <w:pPr>
+        <w:rPr>
+          <w:sz w:val="24"/>
+          <w:szCs w:val="24"/>
+        </w:rPr>
+      </w:pPr>
+      <w:r>
+        <w:rPr>
+          <w:sz w:val="24"/>
+          <w:szCs w:val="24"/>
+        </w:rPr>
+        <w:drawing>
+          <wp:inline distT="0" distB="0" distL="0" distR="0" wp14:anchorId="7DC517FD" wp14:editId="0D363AB3">
+            <wp:extent cx="3190703" cy="752475"/>
+            <wp:effectExtent l="0" t="0" r="0" b="0"/>
+            <wp:docPr id="20" name="Picture 20"/>
+            <wp:cNvGraphicFramePr>
+              <a:graphicFrameLocks xmlns:a="http://schemas.openxmlformats.org/drawingml/2006/main" noChangeAspect="1"/>
+            </wp:cNvGraphicFramePr>
+            <a:graphic xmlns:a="http://schemas.openxmlformats.org/drawingml/2006/main">
+              <a:graphicData uri="http://schemas.openxmlformats.org/drawingml/2006/picture">
+                <pic:pic xmlns:pic="http://schemas.openxmlformats.org/drawingml/2006/picture">
+                  <pic:nvPicPr>
+                    <pic:cNvPr id="1" name=""/>
+                    <pic:cNvPicPr/>
+                  </pic:nvPicPr>
+                  <pic:blipFill>
+                    <a:blip r:embed="rId23"/>
+                    <a:stretch>
+                      <a:fillRect/>
+                    </a:stretch>
+                  </pic:blipFill>
+                  <pic:spPr>
+                    <a:xfrm>
+                      <a:off x="0" y="0"/>
+                      <a:ext cx="3355146" cy="791256"/>
+                    </a:xfrm>
+                    <a:prstGeom prst="rect">
+                      <a:avLst/>
+                    </a:prstGeom>
+                  </pic:spPr>
+                </pic:pic>
+              </a:graphicData>
+            </a:graphic>
+          </wp:inline>
+        </w:drawing>
+      </w:r>
+    </w:p>
+    <w:p>
+      <w:pPr>
+        <w:rPr>
+          <w:sz w:val="24"/>
+          <w:szCs w:val="24"/>
+        </w:rPr>
+      </w:pPr>
+    </w:p>
+    <w:p>
+      <w:pPr>
+        <w:pStyle w:val="Heading3"/>
+        <w:rPr>
+          <w:b/>
+          <w:bCs/>
+          <w:i/>
+          <w:iCs/>
+          <w:u w:val="single"/>
+        </w:rPr>
+      </w:pPr>
+      <w:bookmarkStart w:id="7" w:name="_Toc227319253"/>
+      <w:r>
+        <w:rPr>
+          <w:b/>
+          <w:bCs/>
+          <w:i/>
+          <w:iCs/>
+          <w:u w:val="single"/>
+        </w:rPr>
+        <w:t>Seeding Producers</w:t>
+      </w:r>
+      <w:bookmarkEnd w:id="7"/>
+    </w:p>
+    <w:p>
+      <w:pPr>
+        <w:rPr>
+          <w:sz w:val="24"/>
+          <w:szCs w:val="24"/>
+        </w:rPr>
+      </w:pPr>
+      <w:r>
+        <w:rPr>
+          <w:sz w:val="24"/>
+          <w:szCs w:val="24"/>
+        </w:rPr>
+        <w:t>There will not be only one singular producer since an Industry standard farm website should typically have a variety of producers who offer a wide range of products. I encountered errors in the code which were quickly solved and averted. All I had to do was drop the database and re-update so as for Information on the website to update. I equally seeded producer Information which would be visible</w:t>
+      </w:r>
+      <w:r>
+        <w:rPr>
+          <w:sz w:val="24"/>
+          <w:szCs w:val="24"/>
+        </w:rPr>
+        <w:t xml:space="preserve"> </w:t>
+      </w:r>
+      <w:r>
+        <w:rPr>
+          <w:sz w:val="24"/>
+          <w:szCs w:val="24"/>
+        </w:rPr>
+        <w:t xml:space="preserve">on the html page. </w:t>
+      </w:r>
+      <w:r>
+        <w:rPr>
+          <w:noProof/>
+          <w:sz w:val="24"/>
+          <w:szCs w:val="24"/>
+        </w:rPr>
+        <w:drawing>
+          <wp:inline distT="0" distB="0" distL="0" distR="0" wp14:anchorId="6CFBC6E5" wp14:editId="5921041A">
+            <wp:extent cx="5731510" cy="3909120"/>
+            <wp:effectExtent l="0" t="0" r="2540" b="0"/>
+            <wp:docPr id="17" name="Picture 17"/>
+            <wp:cNvGraphicFramePr>
+              <a:graphicFrameLocks xmlns:a="http://schemas.openxmlformats.org/drawingml/2006/main" noChangeAspect="1"/>
+            </wp:cNvGraphicFramePr>
+            <a:graphic xmlns:a="http://schemas.openxmlformats.org/drawingml/2006/main">
+              <a:graphicData uri="http://schemas.openxmlformats.org/drawingml/2006/picture">
+                <pic:pic xmlns:pic="http://schemas.openxmlformats.org/drawingml/2006/picture">
+                  <pic:nvPicPr>
+                    <pic:cNvPr id="1" name=""/>
+                    <pic:cNvPicPr/>
+                  </pic:nvPicPr>
+                  <pic:blipFill>
+                    <a:blip r:embed="rId24"/>
+                    <a:stretch>
+                      <a:fillRect/>
+                    </a:stretch>
+                  </pic:blipFill>
+                  <pic:spPr>
+                    <a:xfrm>
+                      <a:off x="0" y="0"/>
                       <a:ext cx="5731510" cy="3909120"/>
                     </a:xfrm>
                     <a:prstGeom prst="rect">
@@ -3094,7 +5025,2600 @@
         </w:drawing>
       </w:r>
     </w:p>
-    <w:p/>
+    <w:p>
+      <w:pPr>
+        <w:rPr>
+          <w:sz w:val="24"/>
+          <w:szCs w:val="24"/>
+        </w:rPr>
+      </w:pPr>
+      <w:r>
+        <w:rPr>
+          <w:sz w:val="24"/>
+          <w:szCs w:val="24"/>
+        </w:rPr>
+        <w:t>This stage took some trial and error due to a typo error in one of the models. This was solved by editing the model, adding migration, dropping the previous database and updating the database so as for the system to have correct and data which is correct.</w:t>
+      </w:r>
+    </w:p>
+    <w:p>
+      <w:pPr>
+        <w:rPr>
+          <w:sz w:val="24"/>
+          <w:szCs w:val="24"/>
+        </w:rPr>
+      </w:pPr>
+      <w:r>
+        <w:rPr>
+          <w:sz w:val="24"/>
+          <w:szCs w:val="24"/>
+        </w:rPr>
+        <w:drawing>
+          <wp:anchor distT="0" distB="0" distL="114300" distR="114300" simplePos="0" relativeHeight="251662336" behindDoc="1" locked="0" layoutInCell="1" allowOverlap="1" wp14:anchorId="7E6ABBD7" wp14:editId="1A592C96">
+            <wp:simplePos x="0" y="0"/>
+            <wp:positionH relativeFrom="margin">
+              <wp:align>center</wp:align>
+            </wp:positionH>
+            <wp:positionV relativeFrom="paragraph">
+              <wp:posOffset>0</wp:posOffset>
+            </wp:positionV>
+            <wp:extent cx="7331851" cy="1837690"/>
+            <wp:effectExtent l="0" t="0" r="2540" b="0"/>
+            <wp:wrapTight wrapText="bothSides">
+              <wp:wrapPolygon edited="0">
+                <wp:start x="0" y="0"/>
+                <wp:lineTo x="0" y="21272"/>
+                <wp:lineTo x="21551" y="21272"/>
+                <wp:lineTo x="21551" y="0"/>
+                <wp:lineTo x="0" y="0"/>
+              </wp:wrapPolygon>
+            </wp:wrapTight>
+            <wp:docPr id="2" name="Picture 2"/>
+            <wp:cNvGraphicFramePr>
+              <a:graphicFrameLocks xmlns:a="http://schemas.openxmlformats.org/drawingml/2006/main" noChangeAspect="1"/>
+            </wp:cNvGraphicFramePr>
+            <a:graphic xmlns:a="http://schemas.openxmlformats.org/drawingml/2006/main">
+              <a:graphicData uri="http://schemas.openxmlformats.org/drawingml/2006/picture">
+                <pic:pic xmlns:pic="http://schemas.openxmlformats.org/drawingml/2006/picture">
+                  <pic:nvPicPr>
+                    <pic:cNvPr id="1" name=""/>
+                    <pic:cNvPicPr/>
+                  </pic:nvPicPr>
+                  <pic:blipFill>
+                    <a:blip r:embed="rId25">
+                      <a:extLst>
+                        <a:ext uri="{28A0092B-C50C-407E-A947-70E740481C1C}">
+                          <a14:useLocalDpi xmlns:a14="http://schemas.microsoft.com/office/drawing/2010/main" val="0"/>
+                        </a:ext>
+                      </a:extLst>
+                    </a:blip>
+                    <a:stretch>
+                      <a:fillRect/>
+                    </a:stretch>
+                  </pic:blipFill>
+                  <pic:spPr>
+                    <a:xfrm>
+                      <a:off x="0" y="0"/>
+                      <a:ext cx="7331851" cy="1837690"/>
+                    </a:xfrm>
+                    <a:prstGeom prst="rect">
+                      <a:avLst/>
+                    </a:prstGeom>
+                  </pic:spPr>
+                </pic:pic>
+              </a:graphicData>
+            </a:graphic>
+            <wp14:sizeRelH relativeFrom="margin">
+              <wp14:pctWidth>0</wp14:pctWidth>
+            </wp14:sizeRelH>
+            <wp14:sizeRelV relativeFrom="margin">
+              <wp14:pctHeight>0</wp14:pctHeight>
+            </wp14:sizeRelV>
+          </wp:anchor>
+        </w:drawing>
+      </w:r>
+      <w:r>
+        <w:rPr>
+          <w:sz w:val="24"/>
+          <w:szCs w:val="24"/>
+        </w:rPr>
+        <w:t xml:space="preserve">These are the producers that are going to be visible in the </w:t>
+      </w:r>
+      <w:r>
+        <w:rPr>
+          <w:sz w:val="24"/>
+          <w:szCs w:val="24"/>
+        </w:rPr>
+        <w:t>website.</w:t>
+      </w:r>
+    </w:p>
+    <w:p>
+      <w:pPr>
+        <w:rPr>
+          <w:sz w:val="24"/>
+          <w:szCs w:val="24"/>
+        </w:rPr>
+      </w:pPr>
+    </w:p>
+    <w:p>
+      <w:pPr>
+        <w:pStyle w:val="Heading3"/>
+        <w:rPr>
+          <w:b/>
+          <w:bCs/>
+          <w:i/>
+          <w:iCs/>
+          <w:u w:val="single"/>
+        </w:rPr>
+      </w:pPr>
+      <w:bookmarkStart w:id="8" w:name="_Toc227319254"/>
+      <w:r>
+        <w:rPr>
+          <w:b/>
+          <w:bCs/>
+          <w:i/>
+          <w:iCs/>
+          <w:u w:val="single"/>
+        </w:rPr>
+        <w:t>Seeding Products</w:t>
+      </w:r>
+      <w:bookmarkEnd w:id="8"/>
+    </w:p>
+    <w:p>
+      <w:pPr>
+        <w:rPr>
+          <w:sz w:val="24"/>
+          <w:szCs w:val="24"/>
+        </w:rPr>
+      </w:pPr>
+      <w:r>
+        <w:rPr>
+          <w:sz w:val="24"/>
+          <w:szCs w:val="24"/>
+        </w:rPr>
+        <w:t>Next thing that I’ll be seeding is Products. These are going to be what customers purchase with when they interact with the website.</w:t>
+      </w:r>
+    </w:p>
+    <w:p>
+      <w:pPr>
+        <w:rPr>
+          <w:noProof/>
+          <w:sz w:val="24"/>
+          <w:szCs w:val="24"/>
+        </w:rPr>
+      </w:pPr>
+      <w:r>
+        <w:rPr>
+          <w:sz w:val="24"/>
+          <w:szCs w:val="24"/>
+        </w:rPr>
+        <w:drawing>
+          <wp:inline distT="0" distB="0" distL="0" distR="0" wp14:anchorId="3D97577F" wp14:editId="7AF689C4">
+            <wp:extent cx="3890690" cy="3676650"/>
+            <wp:effectExtent l="0" t="0" r="0" b="0"/>
+            <wp:docPr id="21" name="Picture 21"/>
+            <wp:cNvGraphicFramePr>
+              <a:graphicFrameLocks xmlns:a="http://schemas.openxmlformats.org/drawingml/2006/main" noChangeAspect="1"/>
+            </wp:cNvGraphicFramePr>
+            <a:graphic xmlns:a="http://schemas.openxmlformats.org/drawingml/2006/main">
+              <a:graphicData uri="http://schemas.openxmlformats.org/drawingml/2006/picture">
+                <pic:pic xmlns:pic="http://schemas.openxmlformats.org/drawingml/2006/picture">
+                  <pic:nvPicPr>
+                    <pic:cNvPr id="1" name=""/>
+                    <pic:cNvPicPr/>
+                  </pic:nvPicPr>
+                  <pic:blipFill>
+                    <a:blip r:embed="rId26"/>
+                    <a:stretch>
+                      <a:fillRect/>
+                    </a:stretch>
+                  </pic:blipFill>
+                  <pic:spPr>
+                    <a:xfrm>
+                      <a:off x="0" y="0"/>
+                      <a:ext cx="3956241" cy="3738595"/>
+                    </a:xfrm>
+                    <a:prstGeom prst="rect">
+                      <a:avLst/>
+                    </a:prstGeom>
+                  </pic:spPr>
+                </pic:pic>
+              </a:graphicData>
+            </a:graphic>
+          </wp:inline>
+        </w:drawing>
+      </w:r>
+      <w:r>
+        <w:rPr>
+          <w:sz w:val="24"/>
+          <w:szCs w:val="24"/>
+        </w:rPr>
+        <w:t xml:space="preserve"> Before I completed this, I had to make a separate folder for the product Images in the </w:t>
+      </w:r>
+      <w:r>
+        <w:rPr>
+          <w:sz w:val="24"/>
+          <w:szCs w:val="24"/>
+        </w:rPr>
+        <w:t>website</w:t>
+      </w:r>
+      <w:r>
+        <w:rPr>
+          <w:noProof/>
+          <w:sz w:val="24"/>
+          <w:szCs w:val="24"/>
+        </w:rPr>
+        <w:t>.</w:t>
+      </w:r>
+    </w:p>
+    <w:p>
+      <w:pPr>
+        <w:rPr>
+          <w:sz w:val="24"/>
+          <w:szCs w:val="24"/>
+        </w:rPr>
+      </w:pPr>
+      <w:r>
+        <w:rPr>
+          <w:sz w:val="24"/>
+          <w:szCs w:val="24"/>
+        </w:rPr>
+        <w:t>These are the few products which would be visible in the prototype. More may be added in future if the need arises.</w:t>
+      </w:r>
+    </w:p>
+    <w:p>
+      <w:pPr>
+        <w:rPr>
+          <w:sz w:val="24"/>
+          <w:szCs w:val="24"/>
+        </w:rPr>
+      </w:pPr>
+      <w:r>
+        <w:rPr>
+          <w:sz w:val="24"/>
+          <w:szCs w:val="24"/>
+        </w:rPr>
+        <w:t xml:space="preserve"> </w:t>
+      </w:r>
+      <w:r>
+        <w:rPr>
+          <w:sz w:val="24"/>
+          <w:szCs w:val="24"/>
+        </w:rPr>
+        <w:drawing>
+          <wp:inline distT="0" distB="0" distL="0" distR="0" wp14:anchorId="366D120A" wp14:editId="1159D4DD">
+            <wp:extent cx="1400175" cy="1317812"/>
+            <wp:effectExtent l="0" t="0" r="0" b="0"/>
+            <wp:docPr id="22" name="Picture 22"/>
+            <wp:cNvGraphicFramePr>
+              <a:graphicFrameLocks xmlns:a="http://schemas.openxmlformats.org/drawingml/2006/main" noChangeAspect="1"/>
+            </wp:cNvGraphicFramePr>
+            <a:graphic xmlns:a="http://schemas.openxmlformats.org/drawingml/2006/main">
+              <a:graphicData uri="http://schemas.openxmlformats.org/drawingml/2006/picture">
+                <pic:pic xmlns:pic="http://schemas.openxmlformats.org/drawingml/2006/picture">
+                  <pic:nvPicPr>
+                    <pic:cNvPr id="1" name=""/>
+                    <pic:cNvPicPr/>
+                  </pic:nvPicPr>
+                  <pic:blipFill>
+                    <a:blip r:embed="rId27"/>
+                    <a:stretch>
+                      <a:fillRect/>
+                    </a:stretch>
+                  </pic:blipFill>
+                  <pic:spPr>
+                    <a:xfrm>
+                      <a:off x="0" y="0"/>
+                      <a:ext cx="1403151" cy="1320613"/>
+                    </a:xfrm>
+                    <a:prstGeom prst="rect">
+                      <a:avLst/>
+                    </a:prstGeom>
+                  </pic:spPr>
+                </pic:pic>
+              </a:graphicData>
+            </a:graphic>
+          </wp:inline>
+        </w:drawing>
+      </w:r>
+      <w:r>
+        <w:rPr>
+          <w:sz w:val="24"/>
+          <w:szCs w:val="24"/>
+        </w:rPr>
+        <w:t>After seeding all these, I edited the program.cs file so that the system calls the data which was planted in the backend.</w:t>
+      </w:r>
+    </w:p>
+    <w:p>
+      <w:pPr>
+        <w:rPr>
+          <w:sz w:val="24"/>
+          <w:szCs w:val="24"/>
+        </w:rPr>
+      </w:pPr>
+      <w:r>
+        <w:rPr>
+          <w:sz w:val="24"/>
+          <w:szCs w:val="24"/>
+        </w:rPr>
+        <w:drawing>
+          <wp:inline distT="0" distB="0" distL="0" distR="0" wp14:anchorId="788279C6" wp14:editId="561A8EFD">
+            <wp:extent cx="5731510" cy="628015"/>
+            <wp:effectExtent l="0" t="0" r="2540" b="635"/>
+            <wp:docPr id="24" name="Picture 24"/>
+            <wp:cNvGraphicFramePr>
+              <a:graphicFrameLocks xmlns:a="http://schemas.openxmlformats.org/drawingml/2006/main" noChangeAspect="1"/>
+            </wp:cNvGraphicFramePr>
+            <a:graphic xmlns:a="http://schemas.openxmlformats.org/drawingml/2006/main">
+              <a:graphicData uri="http://schemas.openxmlformats.org/drawingml/2006/picture">
+                <pic:pic xmlns:pic="http://schemas.openxmlformats.org/drawingml/2006/picture">
+                  <pic:nvPicPr>
+                    <pic:cNvPr id="1" name=""/>
+                    <pic:cNvPicPr/>
+                  </pic:nvPicPr>
+                  <pic:blipFill>
+                    <a:blip r:embed="rId28"/>
+                    <a:stretch>
+                      <a:fillRect/>
+                    </a:stretch>
+                  </pic:blipFill>
+                  <pic:spPr>
+                    <a:xfrm>
+                      <a:off x="0" y="0"/>
+                      <a:ext cx="5731510" cy="628015"/>
+                    </a:xfrm>
+                    <a:prstGeom prst="rect">
+                      <a:avLst/>
+                    </a:prstGeom>
+                  </pic:spPr>
+                </pic:pic>
+              </a:graphicData>
+            </a:graphic>
+          </wp:inline>
+        </w:drawing>
+      </w:r>
+    </w:p>
+    <w:p>
+      <w:pPr>
+        <w:rPr>
+          <w:sz w:val="24"/>
+          <w:szCs w:val="24"/>
+        </w:rPr>
+      </w:pPr>
+      <w:r>
+        <w:rPr>
+          <w:sz w:val="24"/>
+          <w:szCs w:val="24"/>
+        </w:rPr>
+        <w:t xml:space="preserve">The images are note visible as of now simply because they have not been coded. This will be done at later times </w:t>
+      </w:r>
+    </w:p>
+    <w:p>
+      <w:pPr>
+        <w:rPr>
+          <w:sz w:val="24"/>
+          <w:szCs w:val="24"/>
+        </w:rPr>
+      </w:pPr>
+    </w:p>
+    <w:p>
+      <w:pPr>
+        <w:pStyle w:val="Heading3"/>
+        <w:rPr>
+          <w:b/>
+          <w:bCs/>
+          <w:i/>
+          <w:iCs/>
+          <w:u w:val="single"/>
+        </w:rPr>
+      </w:pPr>
+      <w:bookmarkStart w:id="9" w:name="_Toc227319255"/>
+      <w:r>
+        <w:rPr>
+          <w:b/>
+          <w:bCs/>
+          <w:i/>
+          <w:iCs/>
+          <w:u w:val="single"/>
+        </w:rPr>
+        <w:t>Basket Functionality</w:t>
+      </w:r>
+      <w:bookmarkEnd w:id="9"/>
+    </w:p>
+    <w:p>
+      <w:pPr>
+        <w:rPr>
+          <w:noProof/>
+          <w:sz w:val="24"/>
+          <w:szCs w:val="24"/>
+        </w:rPr>
+      </w:pPr>
+      <w:r>
+        <w:rPr>
+          <w:sz w:val="24"/>
+          <w:szCs w:val="24"/>
+        </w:rPr>
+        <w:t>Next is controller Logic</w:t>
+      </w:r>
+      <w:r>
+        <w:rPr>
+          <w:sz w:val="24"/>
+          <w:szCs w:val="24"/>
+        </w:rPr>
+        <w:t xml:space="preserve"> and basic functionality. Firstly, I’d want to find a way to add products to my basket. I’d need to add an “Add to Basket” button which essentially would add products to my basket.</w:t>
+      </w:r>
+      <w:r>
+        <w:rPr>
+          <w:noProof/>
+          <w:sz w:val="24"/>
+          <w:szCs w:val="24"/>
+        </w:rPr>
+        <w:t xml:space="preserve"> </w:t>
+      </w:r>
+    </w:p>
+    <w:p>
+      <w:pPr>
+        <w:rPr>
+          <w:sz w:val="24"/>
+          <w:szCs w:val="24"/>
+        </w:rPr>
+      </w:pPr>
+      <w:r>
+        <w:rPr>
+          <w:sz w:val="24"/>
+          <w:szCs w:val="24"/>
+        </w:rPr>
+        <w:drawing>
+          <wp:inline distT="0" distB="0" distL="0" distR="0" wp14:anchorId="00C19C0F" wp14:editId="1E8CA9F1">
+            <wp:extent cx="5172797" cy="1924319"/>
+            <wp:effectExtent l="0" t="0" r="0" b="0"/>
+            <wp:docPr id="25" name="Picture 25"/>
+            <wp:cNvGraphicFramePr>
+              <a:graphicFrameLocks xmlns:a="http://schemas.openxmlformats.org/drawingml/2006/main" noChangeAspect="1"/>
+            </wp:cNvGraphicFramePr>
+            <a:graphic xmlns:a="http://schemas.openxmlformats.org/drawingml/2006/main">
+              <a:graphicData uri="http://schemas.openxmlformats.org/drawingml/2006/picture">
+                <pic:pic xmlns:pic="http://schemas.openxmlformats.org/drawingml/2006/picture">
+                  <pic:nvPicPr>
+                    <pic:cNvPr id="1" name=""/>
+                    <pic:cNvPicPr/>
+                  </pic:nvPicPr>
+                  <pic:blipFill>
+                    <a:blip r:embed="rId29"/>
+                    <a:stretch>
+                      <a:fillRect/>
+                    </a:stretch>
+                  </pic:blipFill>
+                  <pic:spPr>
+                    <a:xfrm>
+                      <a:off x="0" y="0"/>
+                      <a:ext cx="5172797" cy="1924319"/>
+                    </a:xfrm>
+                    <a:prstGeom prst="rect">
+                      <a:avLst/>
+                    </a:prstGeom>
+                  </pic:spPr>
+                </pic:pic>
+              </a:graphicData>
+            </a:graphic>
+          </wp:inline>
+        </w:drawing>
+      </w:r>
+    </w:p>
+    <w:p>
+      <w:pPr>
+        <w:rPr>
+          <w:noProof/>
+          <w:sz w:val="24"/>
+          <w:szCs w:val="24"/>
+        </w:rPr>
+      </w:pPr>
+      <w:r>
+        <w:rPr>
+          <w:sz w:val="24"/>
+          <w:szCs w:val="24"/>
+        </w:rPr>
+        <w:t>This was the form which would create a temporary Add to basket button</w:t>
+      </w:r>
+      <w:r>
+        <w:rPr>
+          <w:noProof/>
+          <w:sz w:val="24"/>
+          <w:szCs w:val="24"/>
+        </w:rPr>
+        <w:t xml:space="preserve"> </w:t>
+      </w:r>
+      <w:r>
+        <w:rPr>
+          <w:sz w:val="24"/>
+          <w:szCs w:val="24"/>
+        </w:rPr>
+        <w:drawing>
+          <wp:inline distT="0" distB="0" distL="0" distR="0" wp14:anchorId="26B9A2E2" wp14:editId="3AAA7937">
+            <wp:extent cx="1895740" cy="2419688"/>
+            <wp:effectExtent l="0" t="0" r="9525" b="0"/>
+            <wp:docPr id="27" name="Picture 27"/>
+            <wp:cNvGraphicFramePr>
+              <a:graphicFrameLocks xmlns:a="http://schemas.openxmlformats.org/drawingml/2006/main" noChangeAspect="1"/>
+            </wp:cNvGraphicFramePr>
+            <a:graphic xmlns:a="http://schemas.openxmlformats.org/drawingml/2006/main">
+              <a:graphicData uri="http://schemas.openxmlformats.org/drawingml/2006/picture">
+                <pic:pic xmlns:pic="http://schemas.openxmlformats.org/drawingml/2006/picture">
+                  <pic:nvPicPr>
+                    <pic:cNvPr id="1" name=""/>
+                    <pic:cNvPicPr/>
+                  </pic:nvPicPr>
+                  <pic:blipFill>
+                    <a:blip r:embed="rId30"/>
+                    <a:stretch>
+                      <a:fillRect/>
+                    </a:stretch>
+                  </pic:blipFill>
+                  <pic:spPr>
+                    <a:xfrm>
+                      <a:off x="0" y="0"/>
+                      <a:ext cx="1895740" cy="2419688"/>
+                    </a:xfrm>
+                    <a:prstGeom prst="rect">
+                      <a:avLst/>
+                    </a:prstGeom>
+                  </pic:spPr>
+                </pic:pic>
+              </a:graphicData>
+            </a:graphic>
+          </wp:inline>
+        </w:drawing>
+      </w:r>
+      <w:r>
+        <w:rPr>
+          <w:noProof/>
+          <w:sz w:val="24"/>
+          <w:szCs w:val="24"/>
+        </w:rPr>
+        <w:t>They ended up looking something like this. The controller was then editted so as to redirect the user to the basket page whenever they add a product to their basket as long as the user is logged in. If the user is not logged in, they can not access the basket</w:t>
+      </w:r>
+      <w:r>
+        <w:rPr>
+          <w:noProof/>
+          <w:sz w:val="24"/>
+          <w:szCs w:val="24"/>
+        </w:rPr>
+        <w:t>.</w:t>
+      </w:r>
+    </w:p>
+    <w:p>
+      <w:pPr>
+        <w:rPr>
+          <w:noProof/>
+          <w:sz w:val="24"/>
+          <w:szCs w:val="24"/>
+        </w:rPr>
+      </w:pPr>
+    </w:p>
+    <w:p>
+      <w:pPr>
+        <w:rPr>
+          <w:b/>
+          <w:bCs/>
+          <w:i/>
+          <w:iCs/>
+          <w:noProof/>
+          <w:sz w:val="24"/>
+          <w:szCs w:val="24"/>
+        </w:rPr>
+      </w:pPr>
+      <w:r>
+        <w:rPr>
+          <w:b/>
+          <w:bCs/>
+          <w:i/>
+          <w:iCs/>
+          <w:noProof/>
+          <w:sz w:val="24"/>
+          <w:szCs w:val="24"/>
+        </w:rPr>
+        <w:t>Today</w:t>
+      </w:r>
+    </w:p>
+    <w:p>
+      <w:pPr>
+        <w:rPr>
+          <w:noProof/>
+          <w:sz w:val="24"/>
+          <w:szCs w:val="24"/>
+        </w:rPr>
+      </w:pPr>
+      <w:r>
+        <w:rPr>
+          <w:noProof/>
+          <w:sz w:val="24"/>
+          <w:szCs w:val="24"/>
+        </w:rPr>
+        <w:t>I have been able to;</w:t>
+      </w:r>
+    </w:p>
+    <w:p>
+      <w:pPr>
+        <w:pStyle w:val="ListParagraph"/>
+        <w:numPr>
+          <w:ilvl w:val="0"/>
+          <w:numId w:val="4"/>
+        </w:numPr>
+        <w:rPr>
+          <w:sz w:val="24"/>
+          <w:szCs w:val="24"/>
+        </w:rPr>
+      </w:pPr>
+      <w:r>
+        <w:rPr>
+          <w:sz w:val="24"/>
+          <w:szCs w:val="24"/>
+        </w:rPr>
+        <w:t>Finish seeding all Roles</w:t>
+      </w:r>
+    </w:p>
+    <w:p>
+      <w:pPr>
+        <w:pStyle w:val="ListParagraph"/>
+        <w:numPr>
+          <w:ilvl w:val="0"/>
+          <w:numId w:val="4"/>
+        </w:numPr>
+        <w:rPr>
+          <w:sz w:val="24"/>
+          <w:szCs w:val="24"/>
+        </w:rPr>
+      </w:pPr>
+      <w:r>
+        <w:rPr>
+          <w:sz w:val="24"/>
+          <w:szCs w:val="24"/>
+        </w:rPr>
+        <w:t>Seed users i.e., producers</w:t>
+      </w:r>
+    </w:p>
+    <w:p>
+      <w:pPr>
+        <w:pStyle w:val="ListParagraph"/>
+        <w:numPr>
+          <w:ilvl w:val="0"/>
+          <w:numId w:val="4"/>
+        </w:numPr>
+        <w:rPr>
+          <w:sz w:val="24"/>
+          <w:szCs w:val="24"/>
+        </w:rPr>
+      </w:pPr>
+      <w:r>
+        <w:rPr>
+          <w:sz w:val="24"/>
+          <w:szCs w:val="24"/>
+        </w:rPr>
+        <w:t>Seed products</w:t>
+      </w:r>
+    </w:p>
+    <w:p>
+      <w:pPr>
+        <w:pStyle w:val="ListParagraph"/>
+        <w:numPr>
+          <w:ilvl w:val="0"/>
+          <w:numId w:val="4"/>
+        </w:numPr>
+        <w:rPr>
+          <w:sz w:val="24"/>
+          <w:szCs w:val="24"/>
+        </w:rPr>
+      </w:pPr>
+      <w:r>
+        <w:rPr>
+          <w:sz w:val="24"/>
+          <w:szCs w:val="24"/>
+        </w:rPr>
+        <w:t>Test for successful seeding process</w:t>
+      </w:r>
+    </w:p>
+    <w:p>
+      <w:pPr>
+        <w:pStyle w:val="ListParagraph"/>
+        <w:numPr>
+          <w:ilvl w:val="0"/>
+          <w:numId w:val="4"/>
+        </w:numPr>
+        <w:rPr>
+          <w:sz w:val="24"/>
+          <w:szCs w:val="24"/>
+        </w:rPr>
+      </w:pPr>
+      <w:r>
+        <w:rPr>
+          <w:sz w:val="24"/>
+          <w:szCs w:val="24"/>
+        </w:rPr>
+        <w:t xml:space="preserve">Work on basket functionality partially by creating an add to basket button </w:t>
+      </w:r>
+    </w:p>
+    <w:p>
+      <w:pPr>
+        <w:pStyle w:val="ListParagraph"/>
+        <w:numPr>
+          <w:ilvl w:val="0"/>
+          <w:numId w:val="4"/>
+        </w:numPr>
+        <w:rPr>
+          <w:sz w:val="24"/>
+          <w:szCs w:val="24"/>
+        </w:rPr>
+      </w:pPr>
+      <w:r>
+        <w:rPr>
+          <w:sz w:val="24"/>
+          <w:szCs w:val="24"/>
+        </w:rPr>
+        <w:t>Edit the controller logic in redirecting a user to the basket page.</w:t>
+      </w:r>
+    </w:p>
+    <w:p>
+      <w:pPr>
+        <w:ind w:left="405"/>
+        <w:rPr>
+          <w:sz w:val="24"/>
+          <w:szCs w:val="24"/>
+        </w:rPr>
+      </w:pPr>
+    </w:p>
+    <w:p>
+      <w:pPr>
+        <w:ind w:left="405"/>
+        <w:rPr>
+          <w:b/>
+          <w:bCs/>
+          <w:i/>
+          <w:iCs/>
+          <w:sz w:val="24"/>
+          <w:szCs w:val="24"/>
+        </w:rPr>
+      </w:pPr>
+      <w:r>
+        <w:rPr>
+          <w:b/>
+          <w:bCs/>
+          <w:i/>
+          <w:iCs/>
+          <w:sz w:val="24"/>
+          <w:szCs w:val="24"/>
+        </w:rPr>
+        <w:t xml:space="preserve">Tomorrow </w:t>
+      </w:r>
+    </w:p>
+    <w:p>
+      <w:pPr>
+        <w:ind w:left="405"/>
+        <w:rPr>
+          <w:sz w:val="24"/>
+          <w:szCs w:val="24"/>
+        </w:rPr>
+      </w:pPr>
+      <w:r>
+        <w:rPr>
+          <w:sz w:val="24"/>
+          <w:szCs w:val="24"/>
+        </w:rPr>
+        <w:t>I wish to;</w:t>
+      </w:r>
+    </w:p>
+    <w:p>
+      <w:pPr>
+        <w:pStyle w:val="ListParagraph"/>
+        <w:numPr>
+          <w:ilvl w:val="0"/>
+          <w:numId w:val="6"/>
+        </w:numPr>
+        <w:rPr>
+          <w:sz w:val="24"/>
+          <w:szCs w:val="24"/>
+        </w:rPr>
+      </w:pPr>
+      <w:r>
+        <w:rPr>
+          <w:sz w:val="24"/>
+          <w:szCs w:val="24"/>
+        </w:rPr>
+        <w:t>Create and edit the basket page</w:t>
+      </w:r>
+    </w:p>
+    <w:p>
+      <w:pPr>
+        <w:pStyle w:val="ListParagraph"/>
+        <w:numPr>
+          <w:ilvl w:val="0"/>
+          <w:numId w:val="6"/>
+        </w:numPr>
+        <w:rPr>
+          <w:sz w:val="24"/>
+          <w:szCs w:val="24"/>
+        </w:rPr>
+      </w:pPr>
+      <w:r>
+        <w:rPr>
+          <w:sz w:val="24"/>
+          <w:szCs w:val="24"/>
+        </w:rPr>
+        <w:t>Create a checkout system</w:t>
+      </w:r>
+    </w:p>
+    <w:p>
+      <w:pPr>
+        <w:pStyle w:val="ListParagraph"/>
+        <w:numPr>
+          <w:ilvl w:val="0"/>
+          <w:numId w:val="6"/>
+        </w:numPr>
+        <w:rPr>
+          <w:sz w:val="24"/>
+          <w:szCs w:val="24"/>
+        </w:rPr>
+      </w:pPr>
+      <w:r>
+        <w:rPr>
+          <w:sz w:val="24"/>
+          <w:szCs w:val="24"/>
+        </w:rPr>
+        <w:t>Create a place order button which shows the user their orders on the orders page</w:t>
+      </w:r>
+      <w:r>
+        <w:rPr>
+          <w:sz w:val="24"/>
+          <w:szCs w:val="24"/>
+        </w:rPr>
+        <w:t>.</w:t>
+      </w:r>
+    </w:p>
+    <w:p>
+      <w:pPr>
+        <w:pStyle w:val="ListParagraph"/>
+        <w:numPr>
+          <w:ilvl w:val="0"/>
+          <w:numId w:val="6"/>
+        </w:numPr>
+        <w:rPr>
+          <w:sz w:val="24"/>
+          <w:szCs w:val="24"/>
+        </w:rPr>
+      </w:pPr>
+      <w:r>
+        <w:rPr>
+          <w:sz w:val="24"/>
+          <w:szCs w:val="24"/>
+        </w:rPr>
+        <w:t>Work on the orders page</w:t>
+      </w:r>
+    </w:p>
+    <w:p>
+      <w:pPr>
+        <w:pStyle w:val="ListParagraph"/>
+        <w:numPr>
+          <w:ilvl w:val="0"/>
+          <w:numId w:val="6"/>
+        </w:numPr>
+        <w:rPr>
+          <w:sz w:val="24"/>
+          <w:szCs w:val="24"/>
+        </w:rPr>
+      </w:pPr>
+      <w:r>
+        <w:rPr>
+          <w:sz w:val="24"/>
+          <w:szCs w:val="24"/>
+        </w:rPr>
+        <w:t>Work on Authorisation</w:t>
+      </w:r>
+    </w:p>
+    <w:p>
+      <w:pPr>
+        <w:pStyle w:val="ListParagraph"/>
+        <w:numPr>
+          <w:ilvl w:val="0"/>
+          <w:numId w:val="6"/>
+        </w:numPr>
+        <w:rPr>
+          <w:sz w:val="24"/>
+          <w:szCs w:val="24"/>
+        </w:rPr>
+      </w:pPr>
+      <w:r>
+        <w:rPr>
+          <w:sz w:val="24"/>
+          <w:szCs w:val="24"/>
+        </w:rPr>
+        <w:t>Create a producer dashboard.</w:t>
+      </w:r>
+    </w:p>
+    <w:p>
+      <w:pPr>
+        <w:rPr>
+          <w:sz w:val="24"/>
+          <w:szCs w:val="24"/>
+        </w:rPr>
+      </w:pPr>
+    </w:p>
+    <w:p>
+      <w:pPr>
+        <w:rPr>
+          <w:sz w:val="24"/>
+          <w:szCs w:val="24"/>
+        </w:rPr>
+      </w:pPr>
+    </w:p>
+    <w:p>
+      <w:pPr>
+        <w:pStyle w:val="Heading1"/>
+        <w:rPr>
+          <w:b/>
+          <w:bCs/>
+          <w:sz w:val="28"/>
+          <w:szCs w:val="28"/>
+        </w:rPr>
+      </w:pPr>
+      <w:bookmarkStart w:id="10" w:name="_Toc227319256"/>
+      <w:r>
+        <w:rPr>
+          <w:b/>
+          <w:bCs/>
+          <w:sz w:val="28"/>
+          <w:szCs w:val="28"/>
+        </w:rPr>
+        <w:t>Version 1</w:t>
+      </w:r>
+      <w:r>
+        <w:rPr>
+          <w:b/>
+          <w:bCs/>
+          <w:sz w:val="28"/>
+          <w:szCs w:val="28"/>
+        </w:rPr>
+        <w:t>.2</w:t>
+      </w:r>
+      <w:bookmarkEnd w:id="10"/>
+    </w:p>
+    <w:p>
+      <w:pPr>
+        <w:pStyle w:val="Heading2"/>
+        <w:rPr>
+          <w:b/>
+          <w:bCs/>
+        </w:rPr>
+      </w:pPr>
+      <w:bookmarkStart w:id="11" w:name="_Toc227319257"/>
+      <w:r>
+        <w:rPr>
+          <w:b/>
+          <w:bCs/>
+        </w:rPr>
+        <w:t>Day 3</w:t>
+      </w:r>
+      <w:bookmarkEnd w:id="11"/>
+    </w:p>
+    <w:p>
+      <w:pPr>
+        <w:pStyle w:val="Heading3"/>
+        <w:rPr>
+          <w:b/>
+          <w:bCs/>
+          <w:i/>
+          <w:iCs/>
+          <w:u w:val="single"/>
+        </w:rPr>
+      </w:pPr>
+      <w:bookmarkStart w:id="12" w:name="_Toc227319258"/>
+      <w:r>
+        <w:rPr>
+          <w:b/>
+          <w:bCs/>
+          <w:i/>
+          <w:iCs/>
+          <w:u w:val="single"/>
+        </w:rPr>
+        <w:t>Basket Page creation and editing</w:t>
+      </w:r>
+      <w:bookmarkEnd w:id="12"/>
+    </w:p>
+    <w:p>
+      <w:pPr>
+        <w:rPr>
+          <w:sz w:val="24"/>
+          <w:szCs w:val="24"/>
+        </w:rPr>
+      </w:pPr>
+      <w:r>
+        <w:rPr>
+          <w:sz w:val="24"/>
+          <w:szCs w:val="24"/>
+        </w:rPr>
+        <w:t>Resuming from where I had left off on the previous day, I first temporary improve the look of the basket with basic html. Alongside that, I edit the controller</w:t>
+      </w:r>
+      <w:r>
+        <w:rPr>
+          <w:sz w:val="24"/>
+          <w:szCs w:val="24"/>
+        </w:rPr>
+        <w:t xml:space="preserve">. The system scans the basket of the logged in user, if it is empty, a message is displayed and a navigation link to products page is present. Otherwise, the quantity and price of a product is displayed. </w:t>
+      </w:r>
+      <w:r>
+        <w:rPr>
+          <w:sz w:val="24"/>
+          <w:szCs w:val="24"/>
+        </w:rPr>
+        <w:drawing>
+          <wp:inline distT="0" distB="0" distL="0" distR="0" wp14:anchorId="23B65623" wp14:editId="3CC0ACB4">
+            <wp:extent cx="4124739" cy="1517904"/>
+            <wp:effectExtent l="0" t="0" r="0" b="6350"/>
+            <wp:docPr id="28" name="Picture 28"/>
+            <wp:cNvGraphicFramePr>
+              <a:graphicFrameLocks xmlns:a="http://schemas.openxmlformats.org/drawingml/2006/main" noChangeAspect="1"/>
+            </wp:cNvGraphicFramePr>
+            <a:graphic xmlns:a="http://schemas.openxmlformats.org/drawingml/2006/main">
+              <a:graphicData uri="http://schemas.openxmlformats.org/drawingml/2006/picture">
+                <pic:pic xmlns:pic="http://schemas.openxmlformats.org/drawingml/2006/picture">
+                  <pic:nvPicPr>
+                    <pic:cNvPr id="1" name=""/>
+                    <pic:cNvPicPr/>
+                  </pic:nvPicPr>
+                  <pic:blipFill>
+                    <a:blip r:embed="rId31"/>
+                    <a:stretch>
+                      <a:fillRect/>
+                    </a:stretch>
+                  </pic:blipFill>
+                  <pic:spPr>
+                    <a:xfrm>
+                      <a:off x="0" y="0"/>
+                      <a:ext cx="4135222" cy="1521762"/>
+                    </a:xfrm>
+                    <a:prstGeom prst="rect">
+                      <a:avLst/>
+                    </a:prstGeom>
+                  </pic:spPr>
+                </pic:pic>
+              </a:graphicData>
+            </a:graphic>
+          </wp:inline>
+        </w:drawing>
+      </w:r>
+      <w:r>
+        <w:rPr>
+          <w:sz w:val="24"/>
+          <w:szCs w:val="24"/>
+        </w:rPr>
+        <w:t xml:space="preserve"> </w:t>
+      </w:r>
+    </w:p>
+    <w:p>
+      <w:pPr>
+        <w:rPr>
+          <w:sz w:val="24"/>
+          <w:szCs w:val="24"/>
+        </w:rPr>
+      </w:pPr>
+      <w:r>
+        <w:rPr>
+          <w:sz w:val="24"/>
+          <w:szCs w:val="24"/>
+        </w:rPr>
+        <w:t>This is what the basket page looks like when there is nothing inside the basket.</w:t>
+      </w:r>
+    </w:p>
+    <w:p>
+      <w:pPr>
+        <w:rPr>
+          <w:sz w:val="24"/>
+          <w:szCs w:val="24"/>
+        </w:rPr>
+      </w:pPr>
+      <w:r>
+        <w:rPr>
+          <w:sz w:val="24"/>
+          <w:szCs w:val="24"/>
+        </w:rPr>
+        <w:drawing>
+          <wp:inline distT="0" distB="0" distL="0" distR="0" wp14:anchorId="5D3AC8DB" wp14:editId="4267D18D">
+            <wp:extent cx="5731510" cy="1981200"/>
+            <wp:effectExtent l="0" t="0" r="2540" b="0"/>
+            <wp:docPr id="30" name="Picture 30"/>
+            <wp:cNvGraphicFramePr>
+              <a:graphicFrameLocks xmlns:a="http://schemas.openxmlformats.org/drawingml/2006/main" noChangeAspect="1"/>
+            </wp:cNvGraphicFramePr>
+            <a:graphic xmlns:a="http://schemas.openxmlformats.org/drawingml/2006/main">
+              <a:graphicData uri="http://schemas.openxmlformats.org/drawingml/2006/picture">
+                <pic:pic xmlns:pic="http://schemas.openxmlformats.org/drawingml/2006/picture">
+                  <pic:nvPicPr>
+                    <pic:cNvPr id="1" name=""/>
+                    <pic:cNvPicPr/>
+                  </pic:nvPicPr>
+                  <pic:blipFill>
+                    <a:blip r:embed="rId32"/>
+                    <a:stretch>
+                      <a:fillRect/>
+                    </a:stretch>
+                  </pic:blipFill>
+                  <pic:spPr>
+                    <a:xfrm>
+                      <a:off x="0" y="0"/>
+                      <a:ext cx="5731510" cy="1981200"/>
+                    </a:xfrm>
+                    <a:prstGeom prst="rect">
+                      <a:avLst/>
+                    </a:prstGeom>
+                  </pic:spPr>
+                </pic:pic>
+              </a:graphicData>
+            </a:graphic>
+          </wp:inline>
+        </w:drawing>
+      </w:r>
+    </w:p>
+    <w:p>
+      <w:pPr>
+        <w:rPr>
+          <w:sz w:val="24"/>
+          <w:szCs w:val="24"/>
+        </w:rPr>
+      </w:pPr>
+      <w:r>
+        <w:rPr>
+          <w:sz w:val="24"/>
+          <w:szCs w:val="24"/>
+        </w:rPr>
+        <w:t>And this is what it looks like with an item in the baske</w:t>
+      </w:r>
+      <w:r>
+        <w:rPr>
+          <w:sz w:val="24"/>
+          <w:szCs w:val="24"/>
+        </w:rPr>
+        <w:t>t</w:t>
+      </w:r>
+    </w:p>
+    <w:p>
+      <w:pPr>
+        <w:pStyle w:val="Heading4"/>
+        <w:rPr>
+          <w:b/>
+          <w:bCs/>
+          <w:sz w:val="24"/>
+          <w:szCs w:val="24"/>
+          <w:u w:val="single"/>
+        </w:rPr>
+      </w:pPr>
+      <w:r>
+        <w:rPr>
+          <w:b/>
+          <w:bCs/>
+          <w:sz w:val="24"/>
+          <w:szCs w:val="24"/>
+          <w:u w:val="single"/>
+        </w:rPr>
+        <w:t>Checkout system</w:t>
+      </w:r>
+    </w:p>
+    <w:p>
+      <w:pPr>
+        <w:rPr>
+          <w:noProof/>
+        </w:rPr>
+      </w:pPr>
+      <w:r>
+        <w:rPr>
+          <w:sz w:val="24"/>
+          <w:szCs w:val="24"/>
+        </w:rPr>
+        <w:t xml:space="preserve">Next thing that I’ll be working on is the proceed the check out button. </w:t>
+      </w:r>
+      <w:r>
+        <w:rPr>
+          <w:sz w:val="24"/>
+          <w:szCs w:val="24"/>
+        </w:rPr>
+        <w:drawing>
+          <wp:inline distT="0" distB="0" distL="0" distR="0" wp14:anchorId="1887E4C2" wp14:editId="305FA93D">
+            <wp:extent cx="3391373" cy="2105319"/>
+            <wp:effectExtent l="0" t="0" r="0" b="9525"/>
+            <wp:docPr id="31" name="Picture 31"/>
+            <wp:cNvGraphicFramePr>
+              <a:graphicFrameLocks xmlns:a="http://schemas.openxmlformats.org/drawingml/2006/main" noChangeAspect="1"/>
+            </wp:cNvGraphicFramePr>
+            <a:graphic xmlns:a="http://schemas.openxmlformats.org/drawingml/2006/main">
+              <a:graphicData uri="http://schemas.openxmlformats.org/drawingml/2006/picture">
+                <pic:pic xmlns:pic="http://schemas.openxmlformats.org/drawingml/2006/picture">
+                  <pic:nvPicPr>
+                    <pic:cNvPr id="1" name=""/>
+                    <pic:cNvPicPr/>
+                  </pic:nvPicPr>
+                  <pic:blipFill>
+                    <a:blip r:embed="rId33"/>
+                    <a:stretch>
+                      <a:fillRect/>
+                    </a:stretch>
+                  </pic:blipFill>
+                  <pic:spPr>
+                    <a:xfrm>
+                      <a:off x="0" y="0"/>
+                      <a:ext cx="3391373" cy="2105319"/>
+                    </a:xfrm>
+                    <a:prstGeom prst="rect">
+                      <a:avLst/>
+                    </a:prstGeom>
+                  </pic:spPr>
+                </pic:pic>
+              </a:graphicData>
+            </a:graphic>
+          </wp:inline>
+        </w:drawing>
+      </w:r>
+      <w:r>
+        <w:rPr>
+          <w:sz w:val="24"/>
+          <w:szCs w:val="24"/>
+        </w:rPr>
+        <w:t xml:space="preserve"> </w:t>
+      </w:r>
+      <w:r>
+        <w:rPr>
+          <w:sz w:val="24"/>
+          <w:szCs w:val="24"/>
+        </w:rPr>
+        <w:drawing>
+          <wp:inline distT="0" distB="0" distL="0" distR="0" wp14:anchorId="226BBCE5" wp14:editId="3470548C">
+            <wp:extent cx="6521083" cy="387248"/>
+            <wp:effectExtent l="0" t="0" r="0" b="0"/>
+            <wp:docPr id="32" name="Picture 32"/>
+            <wp:cNvGraphicFramePr>
+              <a:graphicFrameLocks xmlns:a="http://schemas.openxmlformats.org/drawingml/2006/main" noChangeAspect="1"/>
+            </wp:cNvGraphicFramePr>
+            <a:graphic xmlns:a="http://schemas.openxmlformats.org/drawingml/2006/main">
+              <a:graphicData uri="http://schemas.openxmlformats.org/drawingml/2006/picture">
+                <pic:pic xmlns:pic="http://schemas.openxmlformats.org/drawingml/2006/picture">
+                  <pic:nvPicPr>
+                    <pic:cNvPr id="1" name=""/>
+                    <pic:cNvPicPr/>
+                  </pic:nvPicPr>
+                  <pic:blipFill>
+                    <a:blip r:embed="rId34"/>
+                    <a:stretch>
+                      <a:fillRect/>
+                    </a:stretch>
+                  </pic:blipFill>
+                  <pic:spPr>
+                    <a:xfrm>
+                      <a:off x="0" y="0"/>
+                      <a:ext cx="6725358" cy="399379"/>
+                    </a:xfrm>
+                    <a:prstGeom prst="rect">
+                      <a:avLst/>
+                    </a:prstGeom>
+                  </pic:spPr>
+                </pic:pic>
+              </a:graphicData>
+            </a:graphic>
+          </wp:inline>
+        </w:drawing>
+      </w:r>
+      <w:r>
+        <w:rPr>
+          <w:sz w:val="24"/>
+          <w:szCs w:val="24"/>
+        </w:rPr>
+        <w:t>Equally, I edited the create basket form hence when the proceed to checkout button is tapped, the user is redirected to a checkout page.</w:t>
+      </w:r>
+      <w:r>
+        <w:rPr>
+          <w:noProof/>
+        </w:rPr>
+        <w:t xml:space="preserve"> </w:t>
+      </w:r>
+      <w:r>
+        <w:rPr>
+          <w:sz w:val="24"/>
+          <w:szCs w:val="24"/>
+        </w:rPr>
+        <w:drawing>
+          <wp:inline distT="0" distB="0" distL="0" distR="0" wp14:anchorId="0E1035EE" wp14:editId="59D5A8F8">
+            <wp:extent cx="3092226" cy="1938130"/>
+            <wp:effectExtent l="0" t="0" r="0" b="5080"/>
+            <wp:docPr id="34" name="Picture 34"/>
+            <wp:cNvGraphicFramePr>
+              <a:graphicFrameLocks xmlns:a="http://schemas.openxmlformats.org/drawingml/2006/main" noChangeAspect="1"/>
+            </wp:cNvGraphicFramePr>
+            <a:graphic xmlns:a="http://schemas.openxmlformats.org/drawingml/2006/main">
+              <a:graphicData uri="http://schemas.openxmlformats.org/drawingml/2006/picture">
+                <pic:pic xmlns:pic="http://schemas.openxmlformats.org/drawingml/2006/picture">
+                  <pic:nvPicPr>
+                    <pic:cNvPr id="1" name=""/>
+                    <pic:cNvPicPr/>
+                  </pic:nvPicPr>
+                  <pic:blipFill>
+                    <a:blip r:embed="rId35"/>
+                    <a:stretch>
+                      <a:fillRect/>
+                    </a:stretch>
+                  </pic:blipFill>
+                  <pic:spPr>
+                    <a:xfrm>
+                      <a:off x="0" y="0"/>
+                      <a:ext cx="3117386" cy="1953900"/>
+                    </a:xfrm>
+                    <a:prstGeom prst="rect">
+                      <a:avLst/>
+                    </a:prstGeom>
+                  </pic:spPr>
+                </pic:pic>
+              </a:graphicData>
+            </a:graphic>
+          </wp:inline>
+        </w:drawing>
+      </w:r>
+    </w:p>
+    <w:p>
+      <w:pPr>
+        <w:rPr>
+          <w:noProof/>
+        </w:rPr>
+      </w:pPr>
+    </w:p>
+    <w:p>
+      <w:pPr>
+        <w:pStyle w:val="Heading3"/>
+        <w:rPr>
+          <w:b/>
+          <w:bCs/>
+          <w:i/>
+          <w:iCs/>
+          <w:noProof/>
+          <w:u w:val="single"/>
+        </w:rPr>
+      </w:pPr>
+      <w:bookmarkStart w:id="13" w:name="_Toc227319259"/>
+      <w:r>
+        <w:rPr>
+          <w:b/>
+          <w:bCs/>
+          <w:i/>
+          <w:iCs/>
+          <w:noProof/>
+          <w:u w:val="single"/>
+        </w:rPr>
+        <w:t>Orders page</w:t>
+      </w:r>
+      <w:bookmarkEnd w:id="13"/>
+    </w:p>
+    <w:p>
+      <w:pPr>
+        <w:rPr>
+          <w:noProof/>
+          <w:sz w:val="24"/>
+          <w:szCs w:val="24"/>
+        </w:rPr>
+      </w:pPr>
+      <w:r>
+        <w:rPr>
+          <w:noProof/>
+          <w:sz w:val="24"/>
+          <w:szCs w:val="24"/>
+        </w:rPr>
+        <w:t xml:space="preserve"> Next is to get the place order button working</w:t>
+      </w:r>
+      <w:r>
+        <w:rPr>
+          <w:noProof/>
+        </w:rPr>
+        <w:t xml:space="preserve">. </w:t>
+      </w:r>
+      <w:r>
+        <w:rPr>
+          <w:noProof/>
+          <w:sz w:val="24"/>
+          <w:szCs w:val="24"/>
+        </w:rPr>
+        <w:t>Inside the controller, the system would find the currently logged in user and assign values for the order of that specific user</w:t>
+      </w:r>
+      <w:r>
+        <w:rPr>
+          <w:noProof/>
+          <w:sz w:val="24"/>
+          <w:szCs w:val="24"/>
+        </w:rPr>
+        <w:t xml:space="preserve">. The system then sets the tracking status to pending by default. Additonally worked on the subtotal as well as discount calculator. The system would also have two different delivery options, which would be “Delivery” or “Collection”. With every order made, the stick of that Item is updated </w:t>
+      </w:r>
+    </w:p>
+    <w:p>
+      <w:pPr>
+        <w:rPr>
+          <w:sz w:val="24"/>
+          <w:szCs w:val="24"/>
+        </w:rPr>
+      </w:pPr>
+      <w:r>
+        <w:rPr>
+          <w:sz w:val="24"/>
+          <w:szCs w:val="24"/>
+        </w:rPr>
+        <w:drawing>
+          <wp:inline distT="0" distB="0" distL="0" distR="0" wp14:anchorId="067E42A0" wp14:editId="04409F70">
+            <wp:extent cx="5731510" cy="1156335"/>
+            <wp:effectExtent l="0" t="0" r="2540" b="5715"/>
+            <wp:docPr id="35" name="Picture 35"/>
+            <wp:cNvGraphicFramePr>
+              <a:graphicFrameLocks xmlns:a="http://schemas.openxmlformats.org/drawingml/2006/main" noChangeAspect="1"/>
+            </wp:cNvGraphicFramePr>
+            <a:graphic xmlns:a="http://schemas.openxmlformats.org/drawingml/2006/main">
+              <a:graphicData uri="http://schemas.openxmlformats.org/drawingml/2006/picture">
+                <pic:pic xmlns:pic="http://schemas.openxmlformats.org/drawingml/2006/picture">
+                  <pic:nvPicPr>
+                    <pic:cNvPr id="1" name=""/>
+                    <pic:cNvPicPr/>
+                  </pic:nvPicPr>
+                  <pic:blipFill>
+                    <a:blip r:embed="rId36"/>
+                    <a:stretch>
+                      <a:fillRect/>
+                    </a:stretch>
+                  </pic:blipFill>
+                  <pic:spPr>
+                    <a:xfrm>
+                      <a:off x="0" y="0"/>
+                      <a:ext cx="5731510" cy="1156335"/>
+                    </a:xfrm>
+                    <a:prstGeom prst="rect">
+                      <a:avLst/>
+                    </a:prstGeom>
+                  </pic:spPr>
+                </pic:pic>
+              </a:graphicData>
+            </a:graphic>
+          </wp:inline>
+        </w:drawing>
+      </w:r>
+    </w:p>
+    <w:p>
+      <w:pPr>
+        <w:rPr>
+          <w:sz w:val="24"/>
+          <w:szCs w:val="24"/>
+        </w:rPr>
+      </w:pPr>
+    </w:p>
+    <w:p>
+      <w:pPr>
+        <w:rPr>
+          <w:sz w:val="24"/>
+          <w:szCs w:val="24"/>
+        </w:rPr>
+      </w:pPr>
+    </w:p>
+    <w:p>
+      <w:pPr>
+        <w:rPr>
+          <w:sz w:val="24"/>
+          <w:szCs w:val="24"/>
+        </w:rPr>
+      </w:pPr>
+    </w:p>
+    <w:p>
+      <w:pPr>
+        <w:rPr>
+          <w:sz w:val="24"/>
+          <w:szCs w:val="24"/>
+        </w:rPr>
+      </w:pPr>
+      <w:r>
+        <w:rPr>
+          <w:sz w:val="24"/>
+          <w:szCs w:val="24"/>
+        </w:rPr>
+        <w:t>After designing the controller Logic, next thing to so was to edit the order Index so that details of the order made is fully displayed. All products in that order, Total, Status, Date and time of when the order was made etc.</w:t>
+      </w:r>
+      <w:r>
+        <w:rPr>
+          <w:sz w:val="24"/>
+          <w:szCs w:val="24"/>
+        </w:rPr>
+        <w:t xml:space="preserve"> Additionally, a navigation link was placed which would take the user back to the orders page. </w:t>
+      </w:r>
+    </w:p>
+    <w:p>
+      <w:pPr>
+        <w:rPr>
+          <w:sz w:val="24"/>
+          <w:szCs w:val="24"/>
+        </w:rPr>
+      </w:pPr>
+      <w:r>
+        <w:rPr>
+          <w:sz w:val="24"/>
+          <w:szCs w:val="24"/>
+        </w:rPr>
+        <w:drawing>
+          <wp:inline distT="0" distB="0" distL="0" distR="0" wp14:anchorId="6CEA3AA4" wp14:editId="7826CB61">
+            <wp:extent cx="5731510" cy="2790825"/>
+            <wp:effectExtent l="0" t="0" r="2540" b="9525"/>
+            <wp:docPr id="36" name="Picture 36"/>
+            <wp:cNvGraphicFramePr>
+              <a:graphicFrameLocks xmlns:a="http://schemas.openxmlformats.org/drawingml/2006/main" noChangeAspect="1"/>
+            </wp:cNvGraphicFramePr>
+            <a:graphic xmlns:a="http://schemas.openxmlformats.org/drawingml/2006/main">
+              <a:graphicData uri="http://schemas.openxmlformats.org/drawingml/2006/picture">
+                <pic:pic xmlns:pic="http://schemas.openxmlformats.org/drawingml/2006/picture">
+                  <pic:nvPicPr>
+                    <pic:cNvPr id="1" name=""/>
+                    <pic:cNvPicPr/>
+                  </pic:nvPicPr>
+                  <pic:blipFill>
+                    <a:blip r:embed="rId37"/>
+                    <a:stretch>
+                      <a:fillRect/>
+                    </a:stretch>
+                  </pic:blipFill>
+                  <pic:spPr>
+                    <a:xfrm>
+                      <a:off x="0" y="0"/>
+                      <a:ext cx="5731510" cy="2790825"/>
+                    </a:xfrm>
+                    <a:prstGeom prst="rect">
+                      <a:avLst/>
+                    </a:prstGeom>
+                  </pic:spPr>
+                </pic:pic>
+              </a:graphicData>
+            </a:graphic>
+          </wp:inline>
+        </w:drawing>
+      </w:r>
+    </w:p>
+    <w:p>
+      <w:pPr>
+        <w:rPr>
+          <w:sz w:val="24"/>
+          <w:szCs w:val="24"/>
+        </w:rPr>
+      </w:pPr>
+    </w:p>
+    <w:p>
+      <w:pPr>
+        <w:pStyle w:val="Heading3"/>
+        <w:rPr>
+          <w:b/>
+          <w:bCs/>
+          <w:i/>
+          <w:iCs/>
+          <w:u w:val="single"/>
+        </w:rPr>
+      </w:pPr>
+      <w:bookmarkStart w:id="14" w:name="_Toc227319260"/>
+      <w:r>
+        <w:rPr>
+          <w:b/>
+          <w:bCs/>
+          <w:i/>
+          <w:iCs/>
+          <w:u w:val="single"/>
+        </w:rPr>
+        <w:t>Orders Authorisation</w:t>
+      </w:r>
+      <w:bookmarkEnd w:id="14"/>
+    </w:p>
+    <w:p>
+      <w:pPr>
+        <w:rPr>
+          <w:sz w:val="24"/>
+          <w:szCs w:val="24"/>
+        </w:rPr>
+      </w:pPr>
+      <w:r>
+        <w:rPr>
+          <w:sz w:val="24"/>
+          <w:szCs w:val="24"/>
+        </w:rPr>
+        <w:t>Next is Authorisation. Users should only be allowed to see their own order history and no one else’s.</w:t>
+      </w:r>
+      <w:r>
+        <w:rPr>
+          <w:noProof/>
+        </w:rPr>
+        <w:t xml:space="preserve"> </w:t>
+      </w:r>
+      <w:r>
+        <w:rPr>
+          <w:sz w:val="24"/>
+          <w:szCs w:val="24"/>
+        </w:rPr>
+        <w:drawing>
+          <wp:inline distT="0" distB="0" distL="0" distR="0" wp14:anchorId="0DF82E30" wp14:editId="0510A542">
+            <wp:extent cx="5239481" cy="1276528"/>
+            <wp:effectExtent l="0" t="0" r="0" b="0"/>
+            <wp:docPr id="37" name="Picture 37"/>
+            <wp:cNvGraphicFramePr>
+              <a:graphicFrameLocks xmlns:a="http://schemas.openxmlformats.org/drawingml/2006/main" noChangeAspect="1"/>
+            </wp:cNvGraphicFramePr>
+            <a:graphic xmlns:a="http://schemas.openxmlformats.org/drawingml/2006/main">
+              <a:graphicData uri="http://schemas.openxmlformats.org/drawingml/2006/picture">
+                <pic:pic xmlns:pic="http://schemas.openxmlformats.org/drawingml/2006/picture">
+                  <pic:nvPicPr>
+                    <pic:cNvPr id="1" name=""/>
+                    <pic:cNvPicPr/>
+                  </pic:nvPicPr>
+                  <pic:blipFill>
+                    <a:blip r:embed="rId38"/>
+                    <a:stretch>
+                      <a:fillRect/>
+                    </a:stretch>
+                  </pic:blipFill>
+                  <pic:spPr>
+                    <a:xfrm>
+                      <a:off x="0" y="0"/>
+                      <a:ext cx="5239481" cy="1276528"/>
+                    </a:xfrm>
+                    <a:prstGeom prst="rect">
+                      <a:avLst/>
+                    </a:prstGeom>
+                  </pic:spPr>
+                </pic:pic>
+              </a:graphicData>
+            </a:graphic>
+          </wp:inline>
+        </w:drawing>
+      </w:r>
+      <w:r>
+        <w:rPr>
+          <w:sz w:val="24"/>
+          <w:szCs w:val="24"/>
+        </w:rPr>
+        <w:t xml:space="preserve"> Producers and Admins however should have full access to the orders. The controller was edited to allow users of higher authority to access all orders. Producers would view these orders and start creating them. Admins would oversee all that happens. </w:t>
+      </w:r>
+    </w:p>
+    <w:p>
+      <w:pPr>
+        <w:rPr>
+          <w:sz w:val="24"/>
+          <w:szCs w:val="24"/>
+        </w:rPr>
+      </w:pPr>
+    </w:p>
+    <w:p>
+      <w:pPr>
+        <w:pStyle w:val="Heading3"/>
+        <w:rPr>
+          <w:b/>
+          <w:bCs/>
+          <w:i/>
+          <w:iCs/>
+          <w:u w:val="single"/>
+        </w:rPr>
+      </w:pPr>
+      <w:bookmarkStart w:id="15" w:name="_Toc227319261"/>
+      <w:r>
+        <w:rPr>
+          <w:b/>
+          <w:bCs/>
+          <w:i/>
+          <w:iCs/>
+          <w:u w:val="single"/>
+        </w:rPr>
+        <w:t>Producer Dashboard</w:t>
+      </w:r>
+      <w:bookmarkEnd w:id="15"/>
+    </w:p>
+    <w:p>
+      <w:pPr>
+        <w:rPr>
+          <w:sz w:val="24"/>
+          <w:szCs w:val="24"/>
+        </w:rPr>
+      </w:pPr>
+      <w:r>
+        <w:rPr>
+          <w:sz w:val="24"/>
+          <w:szCs w:val="24"/>
+        </w:rPr>
+        <w:t>I created a new .cshtml file as well as a new controller dashboard</w:t>
+      </w:r>
+      <w:r>
+        <w:rPr>
+          <w:sz w:val="24"/>
+          <w:szCs w:val="24"/>
+        </w:rPr>
+        <w:t>. I added authorisation to allow only the producer, admin and dev to access the dashboard. Regular customers would have no way of accessing the page unless they have the log in credentials of a higher</w:t>
+      </w:r>
+      <w:r>
+        <w:rPr>
+          <w:sz w:val="24"/>
+          <w:szCs w:val="24"/>
+        </w:rPr>
+        <w:t xml:space="preserve"> </w:t>
+      </w:r>
+      <w:r>
+        <w:rPr>
+          <w:sz w:val="24"/>
+          <w:szCs w:val="24"/>
+        </w:rPr>
+        <w:t>authority</w:t>
+      </w:r>
+      <w:r>
+        <w:rPr>
+          <w:sz w:val="24"/>
+          <w:szCs w:val="24"/>
+        </w:rPr>
+        <w:t>.</w:t>
+      </w:r>
+    </w:p>
+    <w:p>
+      <w:pPr>
+        <w:rPr>
+          <w:sz w:val="24"/>
+          <w:szCs w:val="24"/>
+        </w:rPr>
+      </w:pPr>
+      <w:r>
+        <w:rPr>
+          <w:noProof/>
+        </w:rPr>
+        <w:t xml:space="preserve"> </w:t>
+      </w:r>
+      <w:r>
+        <w:rPr>
+          <w:sz w:val="24"/>
+          <w:szCs w:val="24"/>
+        </w:rPr>
+        <w:drawing>
+          <wp:inline distT="0" distB="0" distL="0" distR="0" wp14:anchorId="4337A64A" wp14:editId="48F33CD9">
+            <wp:extent cx="4201111" cy="1066949"/>
+            <wp:effectExtent l="0" t="0" r="0" b="0"/>
+            <wp:docPr id="39" name="Picture 39"/>
+            <wp:cNvGraphicFramePr>
+              <a:graphicFrameLocks xmlns:a="http://schemas.openxmlformats.org/drawingml/2006/main" noChangeAspect="1"/>
+            </wp:cNvGraphicFramePr>
+            <a:graphic xmlns:a="http://schemas.openxmlformats.org/drawingml/2006/main">
+              <a:graphicData uri="http://schemas.openxmlformats.org/drawingml/2006/picture">
+                <pic:pic xmlns:pic="http://schemas.openxmlformats.org/drawingml/2006/picture">
+                  <pic:nvPicPr>
+                    <pic:cNvPr id="1" name=""/>
+                    <pic:cNvPicPr/>
+                  </pic:nvPicPr>
+                  <pic:blipFill>
+                    <a:blip r:embed="rId39"/>
+                    <a:stretch>
+                      <a:fillRect/>
+                    </a:stretch>
+                  </pic:blipFill>
+                  <pic:spPr>
+                    <a:xfrm>
+                      <a:off x="0" y="0"/>
+                      <a:ext cx="4201111" cy="1066949"/>
+                    </a:xfrm>
+                    <a:prstGeom prst="rect">
+                      <a:avLst/>
+                    </a:prstGeom>
+                  </pic:spPr>
+                </pic:pic>
+              </a:graphicData>
+            </a:graphic>
+          </wp:inline>
+        </w:drawing>
+      </w:r>
+      <w:r>
+        <w:rPr>
+          <w:sz w:val="24"/>
+          <w:szCs w:val="24"/>
+        </w:rPr>
+        <w:t>.</w:t>
+      </w:r>
+    </w:p>
+    <w:p>
+      <w:pPr>
+        <w:rPr>
+          <w:sz w:val="24"/>
+          <w:szCs w:val="24"/>
+        </w:rPr>
+      </w:pPr>
+      <w:r>
+        <w:rPr>
+          <w:sz w:val="24"/>
+          <w:szCs w:val="24"/>
+        </w:rPr>
+        <w:t xml:space="preserve"> The dashboard was edited to display basic stock information, Orders, and update products, and also made it so that producers can only edit their own products and not the products of any other producer.</w:t>
+      </w:r>
+    </w:p>
+    <w:p>
+      <w:pPr>
+        <w:rPr>
+          <w:sz w:val="24"/>
+          <w:szCs w:val="24"/>
+        </w:rPr>
+      </w:pPr>
+      <w:r>
+        <w:rPr>
+          <w:sz w:val="24"/>
+          <w:szCs w:val="24"/>
+        </w:rPr>
+        <w:drawing>
+          <wp:inline distT="0" distB="0" distL="0" distR="0" wp14:anchorId="39B3C5FD" wp14:editId="55AC9DF0">
+            <wp:extent cx="4591878" cy="2502487"/>
+            <wp:effectExtent l="0" t="0" r="0" b="0"/>
+            <wp:docPr id="38" name="Picture 38"/>
+            <wp:cNvGraphicFramePr>
+              <a:graphicFrameLocks xmlns:a="http://schemas.openxmlformats.org/drawingml/2006/main" noChangeAspect="1"/>
+            </wp:cNvGraphicFramePr>
+            <a:graphic xmlns:a="http://schemas.openxmlformats.org/drawingml/2006/main">
+              <a:graphicData uri="http://schemas.openxmlformats.org/drawingml/2006/picture">
+                <pic:pic xmlns:pic="http://schemas.openxmlformats.org/drawingml/2006/picture">
+                  <pic:nvPicPr>
+                    <pic:cNvPr id="1" name=""/>
+                    <pic:cNvPicPr/>
+                  </pic:nvPicPr>
+                  <pic:blipFill>
+                    <a:blip r:embed="rId40"/>
+                    <a:stretch>
+                      <a:fillRect/>
+                    </a:stretch>
+                  </pic:blipFill>
+                  <pic:spPr>
+                    <a:xfrm>
+                      <a:off x="0" y="0"/>
+                      <a:ext cx="4602920" cy="2508504"/>
+                    </a:xfrm>
+                    <a:prstGeom prst="rect">
+                      <a:avLst/>
+                    </a:prstGeom>
+                  </pic:spPr>
+                </pic:pic>
+              </a:graphicData>
+            </a:graphic>
+          </wp:inline>
+        </w:drawing>
+      </w:r>
+    </w:p>
+    <w:p>
+      <w:pPr>
+        <w:rPr>
+          <w:sz w:val="24"/>
+          <w:szCs w:val="24"/>
+        </w:rPr>
+      </w:pPr>
+      <w:r>
+        <w:rPr>
+          <w:sz w:val="24"/>
+          <w:szCs w:val="24"/>
+        </w:rPr>
+        <w:drawing>
+          <wp:inline distT="0" distB="0" distL="0" distR="0" wp14:anchorId="44A53E04" wp14:editId="7BE1BDCE">
+            <wp:extent cx="4611757" cy="3731917"/>
+            <wp:effectExtent l="0" t="0" r="0" b="1905"/>
+            <wp:docPr id="40" name="Picture 40"/>
+            <wp:cNvGraphicFramePr>
+              <a:graphicFrameLocks xmlns:a="http://schemas.openxmlformats.org/drawingml/2006/main" noChangeAspect="1"/>
+            </wp:cNvGraphicFramePr>
+            <a:graphic xmlns:a="http://schemas.openxmlformats.org/drawingml/2006/main">
+              <a:graphicData uri="http://schemas.openxmlformats.org/drawingml/2006/picture">
+                <pic:pic xmlns:pic="http://schemas.openxmlformats.org/drawingml/2006/picture">
+                  <pic:nvPicPr>
+                    <pic:cNvPr id="1" name=""/>
+                    <pic:cNvPicPr/>
+                  </pic:nvPicPr>
+                  <pic:blipFill>
+                    <a:blip r:embed="rId41"/>
+                    <a:stretch>
+                      <a:fillRect/>
+                    </a:stretch>
+                  </pic:blipFill>
+                  <pic:spPr>
+                    <a:xfrm>
+                      <a:off x="0" y="0"/>
+                      <a:ext cx="4627492" cy="3744650"/>
+                    </a:xfrm>
+                    <a:prstGeom prst="rect">
+                      <a:avLst/>
+                    </a:prstGeom>
+                  </pic:spPr>
+                </pic:pic>
+              </a:graphicData>
+            </a:graphic>
+          </wp:inline>
+        </w:drawing>
+      </w:r>
+    </w:p>
+    <w:p>
+      <w:pPr>
+        <w:rPr>
+          <w:b/>
+          <w:bCs/>
+          <w:i/>
+          <w:iCs/>
+          <w:noProof/>
+          <w:sz w:val="24"/>
+          <w:szCs w:val="24"/>
+        </w:rPr>
+      </w:pPr>
+      <w:r>
+        <w:rPr>
+          <w:b/>
+          <w:bCs/>
+          <w:i/>
+          <w:iCs/>
+          <w:noProof/>
+          <w:sz w:val="24"/>
+          <w:szCs w:val="24"/>
+        </w:rPr>
+        <w:t>Today</w:t>
+      </w:r>
+    </w:p>
+    <w:p>
+      <w:pPr>
+        <w:rPr>
+          <w:noProof/>
+          <w:sz w:val="24"/>
+          <w:szCs w:val="24"/>
+        </w:rPr>
+      </w:pPr>
+      <w:r>
+        <w:rPr>
+          <w:noProof/>
+          <w:sz w:val="24"/>
+          <w:szCs w:val="24"/>
+        </w:rPr>
+        <w:t>I have been able to;</w:t>
+      </w:r>
+    </w:p>
+    <w:p>
+      <w:pPr>
+        <w:pStyle w:val="ListParagraph"/>
+        <w:numPr>
+          <w:ilvl w:val="0"/>
+          <w:numId w:val="6"/>
+        </w:numPr>
+        <w:rPr>
+          <w:sz w:val="24"/>
+          <w:szCs w:val="24"/>
+        </w:rPr>
+      </w:pPr>
+      <w:r>
+        <w:rPr>
+          <w:sz w:val="24"/>
+          <w:szCs w:val="24"/>
+        </w:rPr>
+        <w:t>Create and edit the basket page</w:t>
+      </w:r>
+    </w:p>
+    <w:p>
+      <w:pPr>
+        <w:pStyle w:val="ListParagraph"/>
+        <w:numPr>
+          <w:ilvl w:val="0"/>
+          <w:numId w:val="6"/>
+        </w:numPr>
+        <w:rPr>
+          <w:sz w:val="24"/>
+          <w:szCs w:val="24"/>
+        </w:rPr>
+      </w:pPr>
+      <w:r>
+        <w:rPr>
+          <w:sz w:val="24"/>
+          <w:szCs w:val="24"/>
+        </w:rPr>
+        <w:t>Create a checkout system</w:t>
+      </w:r>
+    </w:p>
+    <w:p>
+      <w:pPr>
+        <w:pStyle w:val="ListParagraph"/>
+        <w:numPr>
+          <w:ilvl w:val="0"/>
+          <w:numId w:val="6"/>
+        </w:numPr>
+        <w:rPr>
+          <w:sz w:val="24"/>
+          <w:szCs w:val="24"/>
+        </w:rPr>
+      </w:pPr>
+      <w:r>
+        <w:rPr>
+          <w:sz w:val="24"/>
+          <w:szCs w:val="24"/>
+        </w:rPr>
+        <w:t>Create a place order button which shows the user their orders on the orders page</w:t>
+      </w:r>
+      <w:r>
+        <w:rPr>
+          <w:sz w:val="24"/>
+          <w:szCs w:val="24"/>
+        </w:rPr>
+        <w:t>.</w:t>
+      </w:r>
+    </w:p>
+    <w:p>
+      <w:pPr>
+        <w:pStyle w:val="ListParagraph"/>
+        <w:numPr>
+          <w:ilvl w:val="0"/>
+          <w:numId w:val="6"/>
+        </w:numPr>
+        <w:rPr>
+          <w:sz w:val="24"/>
+          <w:szCs w:val="24"/>
+        </w:rPr>
+      </w:pPr>
+      <w:r>
+        <w:rPr>
+          <w:sz w:val="24"/>
+          <w:szCs w:val="24"/>
+        </w:rPr>
+        <w:t>Work on the orders page</w:t>
+      </w:r>
+    </w:p>
+    <w:p>
+      <w:pPr>
+        <w:pStyle w:val="ListParagraph"/>
+        <w:numPr>
+          <w:ilvl w:val="0"/>
+          <w:numId w:val="6"/>
+        </w:numPr>
+        <w:rPr>
+          <w:sz w:val="24"/>
+          <w:szCs w:val="24"/>
+        </w:rPr>
+      </w:pPr>
+      <w:r>
+        <w:rPr>
+          <w:sz w:val="24"/>
+          <w:szCs w:val="24"/>
+        </w:rPr>
+        <w:t>Work on Authorisation</w:t>
+      </w:r>
+    </w:p>
+    <w:p>
+      <w:pPr>
+        <w:pStyle w:val="ListParagraph"/>
+        <w:numPr>
+          <w:ilvl w:val="0"/>
+          <w:numId w:val="6"/>
+        </w:numPr>
+        <w:rPr>
+          <w:sz w:val="24"/>
+          <w:szCs w:val="24"/>
+        </w:rPr>
+      </w:pPr>
+      <w:r>
+        <w:rPr>
+          <w:sz w:val="24"/>
+          <w:szCs w:val="24"/>
+        </w:rPr>
+        <w:t>Create a producer dashboard.</w:t>
+      </w:r>
+    </w:p>
+    <w:p>
+      <w:pPr>
+        <w:rPr>
+          <w:noProof/>
+          <w:sz w:val="24"/>
+          <w:szCs w:val="24"/>
+        </w:rPr>
+      </w:pPr>
+    </w:p>
+    <w:p>
+      <w:pPr>
+        <w:rPr>
+          <w:b/>
+          <w:bCs/>
+          <w:i/>
+          <w:iCs/>
+          <w:noProof/>
+          <w:sz w:val="24"/>
+          <w:szCs w:val="24"/>
+        </w:rPr>
+      </w:pPr>
+      <w:r>
+        <w:rPr>
+          <w:b/>
+          <w:bCs/>
+          <w:i/>
+          <w:iCs/>
+          <w:noProof/>
+          <w:sz w:val="24"/>
+          <w:szCs w:val="24"/>
+        </w:rPr>
+        <w:t>Tommorrow</w:t>
+      </w:r>
+    </w:p>
+    <w:p>
+      <w:pPr>
+        <w:rPr>
+          <w:noProof/>
+          <w:sz w:val="24"/>
+          <w:szCs w:val="24"/>
+        </w:rPr>
+      </w:pPr>
+      <w:r>
+        <w:rPr>
+          <w:noProof/>
+          <w:sz w:val="24"/>
+          <w:szCs w:val="24"/>
+        </w:rPr>
+        <w:t>I want to;</w:t>
+      </w:r>
+    </w:p>
+    <w:p>
+      <w:pPr>
+        <w:pStyle w:val="ListParagraph"/>
+        <w:numPr>
+          <w:ilvl w:val="0"/>
+          <w:numId w:val="8"/>
+        </w:numPr>
+        <w:rPr>
+          <w:noProof/>
+          <w:sz w:val="24"/>
+          <w:szCs w:val="24"/>
+        </w:rPr>
+      </w:pPr>
+      <w:r>
+        <w:rPr>
+          <w:noProof/>
+          <w:sz w:val="24"/>
+          <w:szCs w:val="24"/>
+        </w:rPr>
+        <w:t xml:space="preserve">Integrate a GMAIL Login system </w:t>
+      </w:r>
+    </w:p>
+    <w:p>
+      <w:pPr>
+        <w:pStyle w:val="ListParagraph"/>
+        <w:numPr>
+          <w:ilvl w:val="0"/>
+          <w:numId w:val="8"/>
+        </w:numPr>
+        <w:rPr>
+          <w:noProof/>
+          <w:sz w:val="24"/>
+          <w:szCs w:val="24"/>
+        </w:rPr>
+      </w:pPr>
+      <w:r>
+        <w:rPr>
+          <w:noProof/>
+          <w:sz w:val="24"/>
+          <w:szCs w:val="24"/>
+        </w:rPr>
+        <w:t>Begin adding css and javascript to the website</w:t>
+      </w:r>
+    </w:p>
+    <w:p>
+      <w:pPr>
+        <w:pStyle w:val="ListParagraph"/>
+        <w:numPr>
+          <w:ilvl w:val="0"/>
+          <w:numId w:val="8"/>
+        </w:numPr>
+        <w:rPr>
+          <w:noProof/>
+          <w:sz w:val="24"/>
+          <w:szCs w:val="24"/>
+        </w:rPr>
+      </w:pPr>
+      <w:r>
+        <w:rPr>
+          <w:noProof/>
+          <w:sz w:val="24"/>
+          <w:szCs w:val="24"/>
+        </w:rPr>
+        <w:t>Add other little bits of extra functionality</w:t>
+      </w:r>
+    </w:p>
+    <w:p>
+      <w:pPr>
+        <w:pStyle w:val="ListParagraph"/>
+        <w:numPr>
+          <w:ilvl w:val="0"/>
+          <w:numId w:val="8"/>
+        </w:numPr>
+        <w:rPr>
+          <w:noProof/>
+          <w:sz w:val="24"/>
+          <w:szCs w:val="24"/>
+        </w:rPr>
+      </w:pPr>
+      <w:r>
+        <w:rPr>
+          <w:noProof/>
+          <w:sz w:val="24"/>
+          <w:szCs w:val="24"/>
+        </w:rPr>
+        <w:t xml:space="preserve">Work on Accessibility settings </w:t>
+      </w:r>
+    </w:p>
+    <w:p>
+      <w:pPr>
+        <w:pStyle w:val="ListParagraph"/>
+        <w:numPr>
+          <w:ilvl w:val="0"/>
+          <w:numId w:val="8"/>
+        </w:numPr>
+        <w:rPr>
+          <w:noProof/>
+          <w:sz w:val="24"/>
+          <w:szCs w:val="24"/>
+        </w:rPr>
+      </w:pPr>
+      <w:r>
+        <w:rPr>
+          <w:noProof/>
+          <w:sz w:val="24"/>
+          <w:szCs w:val="24"/>
+        </w:rPr>
+        <w:t>Design the Loyalty program</w:t>
+      </w:r>
+    </w:p>
+    <w:p>
+      <w:pPr>
+        <w:rPr>
+          <w:noProof/>
+          <w:sz w:val="24"/>
+          <w:szCs w:val="24"/>
+        </w:rPr>
+      </w:pPr>
+    </w:p>
+    <w:p>
+      <w:pPr>
+        <w:rPr>
+          <w:noProof/>
+          <w:sz w:val="24"/>
+          <w:szCs w:val="24"/>
+        </w:rPr>
+      </w:pPr>
+    </w:p>
+    <w:p>
+      <w:pPr>
+        <w:pStyle w:val="Heading1"/>
+        <w:rPr>
+          <w:b/>
+          <w:bCs/>
+          <w:noProof/>
+          <w:sz w:val="28"/>
+          <w:szCs w:val="28"/>
+        </w:rPr>
+      </w:pPr>
+      <w:bookmarkStart w:id="16" w:name="_Toc227319262"/>
+      <w:r>
+        <w:rPr>
+          <w:b/>
+          <w:bCs/>
+          <w:noProof/>
+          <w:sz w:val="28"/>
+          <w:szCs w:val="28"/>
+        </w:rPr>
+        <w:t>Version 2.0</w:t>
+      </w:r>
+      <w:bookmarkEnd w:id="16"/>
+    </w:p>
+    <w:p>
+      <w:pPr>
+        <w:pStyle w:val="Heading2"/>
+        <w:rPr>
+          <w:b/>
+          <w:bCs/>
+          <w:noProof/>
+          <w:sz w:val="24"/>
+          <w:szCs w:val="24"/>
+        </w:rPr>
+      </w:pPr>
+      <w:bookmarkStart w:id="17" w:name="_Toc227319263"/>
+      <w:r>
+        <w:rPr>
+          <w:b/>
+          <w:bCs/>
+          <w:noProof/>
+          <w:sz w:val="24"/>
+          <w:szCs w:val="24"/>
+        </w:rPr>
+        <w:t>Day 4</w:t>
+      </w:r>
+      <w:bookmarkEnd w:id="17"/>
+    </w:p>
+    <w:p>
+      <w:pPr>
+        <w:pStyle w:val="Heading3"/>
+        <w:rPr>
+          <w:b/>
+          <w:bCs/>
+          <w:i/>
+          <w:iCs/>
+          <w:noProof/>
+          <w:u w:val="single"/>
+        </w:rPr>
+      </w:pPr>
+      <w:bookmarkStart w:id="18" w:name="_Toc227319264"/>
+      <w:r>
+        <w:rPr>
+          <w:b/>
+          <w:bCs/>
+          <w:i/>
+          <w:iCs/>
+          <w:noProof/>
+          <w:u w:val="single"/>
+        </w:rPr>
+        <w:t>Gmail Login system</w:t>
+      </w:r>
+      <w:bookmarkEnd w:id="18"/>
+    </w:p>
+    <w:p>
+      <w:r>
+        <w:t xml:space="preserve">To Integrate the </w:t>
+      </w:r>
+      <w:r>
+        <w:t>system,</w:t>
+      </w:r>
+      <w:r>
+        <w:t xml:space="preserve"> we need to head over to Google Developer Console and Login with my Google Account and create a new project.</w:t>
+      </w:r>
+      <w:r>
+        <w:t xml:space="preserve"> After which I would add a new credential which is inside the APIs and Services menu. From this I would select my client and complete the form which essentially requires me to fill in information about the project. After which my client Id and secret are generated. I would then go back to visual studio and install an authorisation package.</w:t>
+      </w:r>
+    </w:p>
+    <w:p>
+      <w:r>
+        <w:drawing>
+          <wp:inline distT="0" distB="0" distL="0" distR="0" wp14:anchorId="1710AE12" wp14:editId="75F2AF0B">
+            <wp:extent cx="5725324" cy="3524742"/>
+            <wp:effectExtent l="0" t="0" r="8890" b="0"/>
+            <wp:docPr id="41" name="Picture 41"/>
+            <wp:cNvGraphicFramePr>
+              <a:graphicFrameLocks xmlns:a="http://schemas.openxmlformats.org/drawingml/2006/main" noChangeAspect="1"/>
+            </wp:cNvGraphicFramePr>
+            <a:graphic xmlns:a="http://schemas.openxmlformats.org/drawingml/2006/main">
+              <a:graphicData uri="http://schemas.openxmlformats.org/drawingml/2006/picture">
+                <pic:pic xmlns:pic="http://schemas.openxmlformats.org/drawingml/2006/picture">
+                  <pic:nvPicPr>
+                    <pic:cNvPr id="1" name=""/>
+                    <pic:cNvPicPr/>
+                  </pic:nvPicPr>
+                  <pic:blipFill>
+                    <a:blip r:embed="rId42"/>
+                    <a:stretch>
+                      <a:fillRect/>
+                    </a:stretch>
+                  </pic:blipFill>
+                  <pic:spPr>
+                    <a:xfrm>
+                      <a:off x="0" y="0"/>
+                      <a:ext cx="5725324" cy="3524742"/>
+                    </a:xfrm>
+                    <a:prstGeom prst="rect">
+                      <a:avLst/>
+                    </a:prstGeom>
+                  </pic:spPr>
+                </pic:pic>
+              </a:graphicData>
+            </a:graphic>
+          </wp:inline>
+        </w:drawing>
+      </w:r>
+    </w:p>
+    <w:p>
+      <w:r>
+        <w:lastRenderedPageBreak/>
+        <w:t>I then go to my appsettings.json file and import my client Id and secret</w:t>
+      </w:r>
+      <w:r>
+        <w:rPr>
+          <w:noProof/>
+        </w:rPr>
+        <w:t xml:space="preserve">. </w:t>
+      </w:r>
+      <w:r>
+        <w:drawing>
+          <wp:inline distT="0" distB="0" distL="0" distR="0" wp14:anchorId="47F4BD1A" wp14:editId="7C4D8F7E">
+            <wp:extent cx="5731510" cy="956945"/>
+            <wp:effectExtent l="0" t="0" r="2540" b="0"/>
+            <wp:docPr id="42" name="Picture 42"/>
+            <wp:cNvGraphicFramePr>
+              <a:graphicFrameLocks xmlns:a="http://schemas.openxmlformats.org/drawingml/2006/main" noChangeAspect="1"/>
+            </wp:cNvGraphicFramePr>
+            <a:graphic xmlns:a="http://schemas.openxmlformats.org/drawingml/2006/main">
+              <a:graphicData uri="http://schemas.openxmlformats.org/drawingml/2006/picture">
+                <pic:pic xmlns:pic="http://schemas.openxmlformats.org/drawingml/2006/picture">
+                  <pic:nvPicPr>
+                    <pic:cNvPr id="1" name=""/>
+                    <pic:cNvPicPr/>
+                  </pic:nvPicPr>
+                  <pic:blipFill>
+                    <a:blip r:embed="rId43"/>
+                    <a:stretch>
+                      <a:fillRect/>
+                    </a:stretch>
+                  </pic:blipFill>
+                  <pic:spPr>
+                    <a:xfrm>
+                      <a:off x="0" y="0"/>
+                      <a:ext cx="5731510" cy="956945"/>
+                    </a:xfrm>
+                    <a:prstGeom prst="rect">
+                      <a:avLst/>
+                    </a:prstGeom>
+                  </pic:spPr>
+                </pic:pic>
+              </a:graphicData>
+            </a:graphic>
+          </wp:inline>
+        </w:drawing>
+      </w:r>
+      <w:r>
+        <w:rPr>
+          <w:noProof/>
+        </w:rPr>
+        <w:t xml:space="preserve">When we run the application we can see that we can Log in with </w:t>
+      </w:r>
+      <w:r>
+        <w:rPr>
+          <w:noProof/>
+        </w:rPr>
+        <w:t>a google account.</w:t>
+      </w:r>
+      <w:r>
+        <w:rPr>
+          <w:noProof/>
+        </w:rPr>
+        <w:t xml:space="preserve"> </w:t>
+      </w:r>
+      <w:r>
+        <w:rPr>
+          <w:noProof/>
+        </w:rPr>
+        <w:drawing>
+          <wp:inline distT="0" distB="0" distL="0" distR="0" wp14:anchorId="7EBB4022" wp14:editId="09095749">
+            <wp:extent cx="5078896" cy="1361162"/>
+            <wp:effectExtent l="0" t="0" r="7620" b="0"/>
+            <wp:docPr id="43" name="Picture 43"/>
+            <wp:cNvGraphicFramePr>
+              <a:graphicFrameLocks xmlns:a="http://schemas.openxmlformats.org/drawingml/2006/main" noChangeAspect="1"/>
+            </wp:cNvGraphicFramePr>
+            <a:graphic xmlns:a="http://schemas.openxmlformats.org/drawingml/2006/main">
+              <a:graphicData uri="http://schemas.openxmlformats.org/drawingml/2006/picture">
+                <pic:pic xmlns:pic="http://schemas.openxmlformats.org/drawingml/2006/picture">
+                  <pic:nvPicPr>
+                    <pic:cNvPr id="1" name=""/>
+                    <pic:cNvPicPr/>
+                  </pic:nvPicPr>
+                  <pic:blipFill>
+                    <a:blip r:embed="rId44"/>
+                    <a:stretch>
+                      <a:fillRect/>
+                    </a:stretch>
+                  </pic:blipFill>
+                  <pic:spPr>
+                    <a:xfrm>
+                      <a:off x="0" y="0"/>
+                      <a:ext cx="5089604" cy="1364032"/>
+                    </a:xfrm>
+                    <a:prstGeom prst="rect">
+                      <a:avLst/>
+                    </a:prstGeom>
+                  </pic:spPr>
+                </pic:pic>
+              </a:graphicData>
+            </a:graphic>
+          </wp:inline>
+        </w:drawing>
+      </w:r>
+    </w:p>
+    <w:p>
+      <w:pPr>
+        <w:pStyle w:val="Heading3"/>
+        <w:rPr>
+          <w:b/>
+          <w:bCs/>
+          <w:i/>
+          <w:iCs/>
+          <w:u w:val="single"/>
+        </w:rPr>
+      </w:pPr>
+      <w:bookmarkStart w:id="19" w:name="_Toc227319265"/>
+      <w:r>
+        <w:rPr>
+          <w:b/>
+          <w:bCs/>
+          <w:i/>
+          <w:iCs/>
+          <w:u w:val="single"/>
+        </w:rPr>
+        <w:t>CSS Integration</w:t>
+      </w:r>
+      <w:bookmarkEnd w:id="19"/>
+    </w:p>
+    <w:p>
+      <w:pPr>
+        <w:pStyle w:val="Heading3"/>
+        <w:rPr>
+          <w:b/>
+          <w:bCs/>
+          <w:i/>
+          <w:iCs/>
+          <w:u w:val="single"/>
+        </w:rPr>
+      </w:pPr>
+      <w:bookmarkStart w:id="20" w:name="_Toc227319266"/>
+      <w:r>
+        <w:rPr>
+          <w:b/>
+          <w:bCs/>
+          <w:i/>
+          <w:iCs/>
+          <w:u w:val="single"/>
+        </w:rPr>
+        <w:t>Extra Functionality</w:t>
+      </w:r>
+      <w:bookmarkEnd w:id="20"/>
+    </w:p>
+    <w:p>
+      <w:pPr>
+        <w:pStyle w:val="Heading3"/>
+        <w:rPr>
+          <w:b/>
+          <w:bCs/>
+          <w:i/>
+          <w:iCs/>
+          <w:u w:val="single"/>
+        </w:rPr>
+      </w:pPr>
+      <w:bookmarkStart w:id="21" w:name="_Toc227319267"/>
+      <w:r>
+        <w:rPr>
+          <w:b/>
+          <w:bCs/>
+          <w:i/>
+          <w:iCs/>
+          <w:u w:val="single"/>
+        </w:rPr>
+        <w:t>Loyalty Program</w:t>
+      </w:r>
+      <w:bookmarkEnd w:id="21"/>
+    </w:p>
+    <w:p>
+      <w:pPr>
+        <w:pStyle w:val="Heading3"/>
+        <w:rPr>
+          <w:b/>
+          <w:bCs/>
+          <w:i/>
+          <w:iCs/>
+          <w:u w:val="single"/>
+        </w:rPr>
+      </w:pPr>
+      <w:bookmarkStart w:id="22" w:name="_Toc227319268"/>
+      <w:r>
+        <w:rPr>
+          <w:b/>
+          <w:bCs/>
+          <w:i/>
+          <w:iCs/>
+          <w:u w:val="single"/>
+        </w:rPr>
+        <w:t>Accessibility Settings</w:t>
+      </w:r>
+      <w:bookmarkEnd w:id="22"/>
+      <w:r>
+        <w:rPr>
+          <w:b/>
+          <w:bCs/>
+          <w:i/>
+          <w:iCs/>
+          <w:u w:val="single"/>
+        </w:rPr>
+        <w:t xml:space="preserve"> </w:t>
+      </w:r>
+    </w:p>
+    <w:p>
+      <w:pPr>
+        <w:rPr>
+          <w:sz w:val="24"/>
+          <w:szCs w:val="24"/>
+        </w:rPr>
+      </w:pPr>
+    </w:p>
     <w:sectPr>
       <w:pgSz w:w="11906" w:h="16838"/>
       <w:pgMar w:top="1440" w:right="1440" w:bottom="1440" w:left="1440" w:header="708" w:footer="708" w:gutter="0"/>
@@ -3107,105 +7631,69 @@
 </w:document>
 </file>
 
+<file path=word/endnotes.xml><?xml version="1.0" encoding="utf-8"?>
+<w:endnotes xmlns:wpc="http://schemas.microsoft.com/office/word/2010/wordprocessingCanvas" xmlns:cx="http://schemas.microsoft.com/office/drawing/2014/chartex" xmlns:cx1="http://schemas.microsoft.com/office/drawing/2015/9/8/chartex" xmlns:cx2="http://schemas.microsoft.com/office/drawing/2015/10/21/chartex" xmlns:cx3="http://schemas.microsoft.com/office/drawing/2016/5/9/chartex" xmlns:cx4="http://schemas.microsoft.com/office/drawing/2016/5/10/chartex" xmlns:cx5="http://schemas.microsoft.com/office/drawing/2016/5/11/chartex" xmlns:cx6="http://schemas.microsoft.com/office/drawing/2016/5/12/chartex" xmlns:cx7="http://schemas.microsoft.com/office/drawing/2016/5/13/chartex" xmlns:cx8="http://schemas.microsoft.com/office/drawing/2016/5/14/chartex" xmlns:mc="http://schemas.openxmlformats.org/markup-compatibility/2006" xmlns:aink="http://schemas.microsoft.com/office/drawing/2016/ink" xmlns:am3d="http://schemas.microsoft.com/office/drawing/2017/model3d" xmlns:o="urn:schemas-microsoft-com:office:office" xmlns:r="http://schemas.openxmlformats.org/officeDocument/2006/relationships" xmlns:m="http://schemas.openxmlformats.org/officeDocument/2006/math" xmlns:v="urn:schemas-microsoft-com:vml" xmlns:wp14="http://schemas.microsoft.com/office/word/2010/wordprocessingDrawing" xmlns:wp="http://schemas.openxmlformats.org/drawingml/2006/wordprocessingDrawing" xmlns:w10="urn:schemas-microsoft-com:office:word" xmlns:w="http://schemas.openxmlformats.org/wordprocessingml/2006/main" xmlns:w14="http://schemas.microsoft.com/office/word/2010/wordml" xmlns:w15="http://schemas.microsoft.com/office/word/2012/wordml" xmlns:w16cex="http://schemas.microsoft.com/office/word/2018/wordml/cex" xmlns:w16cid="http://schemas.microsoft.com/office/word/2016/wordml/cid" xmlns:w16="http://schemas.microsoft.com/office/word/2018/wordml" xmlns:w16sdtdh="http://schemas.microsoft.com/office/word/2020/wordml/sdtdatahash" xmlns:w16se="http://schemas.microsoft.com/office/word/2015/wordml/symex" xmlns:wpg="http://schemas.microsoft.com/office/word/2010/wordprocessingGroup" xmlns:wpi="http://schemas.microsoft.com/office/word/2010/wordprocessingInk" xmlns:wne="http://schemas.microsoft.com/office/word/2006/wordml" xmlns:wps="http://schemas.microsoft.com/office/word/2010/wordprocessingShape" mc:Ignorable="w14 w15 w16se w16cid w16 w16cex w16sdtdh wp14">
+  <w:endnote w:type="separator" w:id="-1">
+    <w:p>
+      <w:pPr>
+        <w:spacing w:after="0" w:line="240" w:lineRule="auto"/>
+      </w:pPr>
+      <w:r>
+        <w:separator/>
+      </w:r>
+    </w:p>
+  </w:endnote>
+  <w:endnote w:type="continuationSeparator" w:id="0">
+    <w:p>
+      <w:pPr>
+        <w:spacing w:after="0" w:line="240" w:lineRule="auto"/>
+      </w:pPr>
+      <w:r>
+        <w:continuationSeparator/>
+      </w:r>
+    </w:p>
+  </w:endnote>
+</w:endnotes>
+</file>
+
+<file path=word/footnotes.xml><?xml version="1.0" encoding="utf-8"?>
+<w:footnotes xmlns:wpc="http://schemas.microsoft.com/office/word/2010/wordprocessingCanvas" xmlns:cx="http://schemas.microsoft.com/office/drawing/2014/chartex" xmlns:cx1="http://schemas.microsoft.com/office/drawing/2015/9/8/chartex" xmlns:cx2="http://schemas.microsoft.com/office/drawing/2015/10/21/chartex" xmlns:cx3="http://schemas.microsoft.com/office/drawing/2016/5/9/chartex" xmlns:cx4="http://schemas.microsoft.com/office/drawing/2016/5/10/chartex" xmlns:cx5="http://schemas.microsoft.com/office/drawing/2016/5/11/chartex" xmlns:cx6="http://schemas.microsoft.com/office/drawing/2016/5/12/chartex" xmlns:cx7="http://schemas.microsoft.com/office/drawing/2016/5/13/chartex" xmlns:cx8="http://schemas.microsoft.com/office/drawing/2016/5/14/chartex" xmlns:mc="http://schemas.openxmlformats.org/markup-compatibility/2006" xmlns:aink="http://schemas.microsoft.com/office/drawing/2016/ink" xmlns:am3d="http://schemas.microsoft.com/office/drawing/2017/model3d" xmlns:o="urn:schemas-microsoft-com:office:office" xmlns:r="http://schemas.openxmlformats.org/officeDocument/2006/relationships" xmlns:m="http://schemas.openxmlformats.org/officeDocument/2006/math" xmlns:v="urn:schemas-microsoft-com:vml" xmlns:wp14="http://schemas.microsoft.com/office/word/2010/wordprocessingDrawing" xmlns:wp="http://schemas.openxmlformats.org/drawingml/2006/wordprocessingDrawing" xmlns:w10="urn:schemas-microsoft-com:office:word" xmlns:w="http://schemas.openxmlformats.org/wordprocessingml/2006/main" xmlns:w14="http://schemas.microsoft.com/office/word/2010/wordml" xmlns:w15="http://schemas.microsoft.com/office/word/2012/wordml" xmlns:w16cex="http://schemas.microsoft.com/office/word/2018/wordml/cex" xmlns:w16cid="http://schemas.microsoft.com/office/word/2016/wordml/cid" xmlns:w16="http://schemas.microsoft.com/office/word/2018/wordml" xmlns:w16sdtdh="http://schemas.microsoft.com/office/word/2020/wordml/sdtdatahash" xmlns:w16se="http://schemas.microsoft.com/office/word/2015/wordml/symex" xmlns:wpg="http://schemas.microsoft.com/office/word/2010/wordprocessingGroup" xmlns:wpi="http://schemas.microsoft.com/office/word/2010/wordprocessingInk" xmlns:wne="http://schemas.microsoft.com/office/word/2006/wordml" xmlns:wps="http://schemas.microsoft.com/office/word/2010/wordprocessingShape" mc:Ignorable="w14 w15 w16se w16cid w16 w16cex w16sdtdh wp14">
+  <w:footnote w:type="separator" w:id="-1">
+    <w:p>
+      <w:pPr>
+        <w:spacing w:after="0" w:line="240" w:lineRule="auto"/>
+      </w:pPr>
+      <w:r>
+        <w:separator/>
+      </w:r>
+    </w:p>
+  </w:footnote>
+  <w:footnote w:type="continuationSeparator" w:id="0">
+    <w:p>
+      <w:pPr>
+        <w:spacing w:after="0" w:line="240" w:lineRule="auto"/>
+      </w:pPr>
+      <w:r>
+        <w:continuationSeparator/>
+      </w:r>
+    </w:p>
+  </w:footnote>
+</w:footnotes>
+</file>
+
 <file path=word/numbering.xml><?xml version="1.0" encoding="utf-8"?>
 <w:numbering xmlns:wpc="http://schemas.microsoft.com/office/word/2010/wordprocessingCanvas" xmlns:cx="http://schemas.microsoft.com/office/drawing/2014/chartex" xmlns:cx1="http://schemas.microsoft.com/office/drawing/2015/9/8/chartex" xmlns:cx2="http://schemas.microsoft.com/office/drawing/2015/10/21/chartex" xmlns:cx3="http://schemas.microsoft.com/office/drawing/2016/5/9/chartex" xmlns:cx4="http://schemas.microsoft.com/office/drawing/2016/5/10/chartex" xmlns:cx5="http://schemas.microsoft.com/office/drawing/2016/5/11/chartex" xmlns:cx6="http://schemas.microsoft.com/office/drawing/2016/5/12/chartex" xmlns:cx7="http://schemas.microsoft.com/office/drawing/2016/5/13/chartex" xmlns:cx8="http://schemas.microsoft.com/office/drawing/2016/5/14/chartex" xmlns:mc="http://schemas.openxmlformats.org/markup-compatibility/2006" xmlns:aink="http://schemas.microsoft.com/office/drawing/2016/ink" xmlns:am3d="http://schemas.microsoft.com/office/drawing/2017/model3d" xmlns:o="urn:schemas-microsoft-com:office:office" xmlns:r="http://schemas.openxmlformats.org/officeDocument/2006/relationships" xmlns:m="http://schemas.openxmlformats.org/officeDocument/2006/math" xmlns:v="urn:schemas-microsoft-com:vml" xmlns:wp14="http://schemas.microsoft.com/office/word/2010/wordprocessingDrawing" xmlns:wp="http://schemas.openxmlformats.org/drawingml/2006/wordprocessingDrawing" xmlns:w10="urn:schemas-microsoft-com:office:word" xmlns:w="http://schemas.openxmlformats.org/wordprocessingml/2006/main" xmlns:w14="http://schemas.microsoft.com/office/word/2010/wordml" xmlns:w15="http://schemas.microsoft.com/office/word/2012/wordml" xmlns:w16cex="http://schemas.microsoft.com/office/word/2018/wordml/cex" xmlns:w16cid="http://schemas.microsoft.com/office/word/2016/wordml/cid" xmlns:w16="http://schemas.microsoft.com/office/word/2018/wordml" xmlns:w16sdtdh="http://schemas.microsoft.com/office/word/2020/wordml/sdtdatahash" xmlns:w16se="http://schemas.microsoft.com/office/word/2015/wordml/symex" xmlns:wpg="http://schemas.microsoft.com/office/word/2010/wordprocessingGroup" xmlns:wpi="http://schemas.microsoft.com/office/word/2010/wordprocessingInk" xmlns:wne="http://schemas.microsoft.com/office/word/2006/wordml" xmlns:wps="http://schemas.microsoft.com/office/word/2010/wordprocessingShape" mc:Ignorable="w14 w15 w16se w16cid w16 w16cex w16sdtdh wp14">
   <w:abstractNum w:abstractNumId="0" w15:restartNumberingAfterBreak="0">
-    <w:nsid w:val="0BFC7600"/>
+    <w:nsid w:val="06A51B28"/>
     <w:multiLevelType w:val="hybridMultilevel"/>
-    <w:tmpl w:val="60EEE33A"/>
-    <w:lvl w:ilvl="0" w:tplc="0809000F">
-      <w:start w:val="1"/>
-      <w:numFmt w:val="decimal"/>
-      <w:lvlText w:val="%1."/>
-      <w:lvlJc w:val="left"/>
-      <w:pPr>
-        <w:ind w:left="720" w:hanging="360"/>
-      </w:pPr>
-    </w:lvl>
-    <w:lvl w:ilvl="1" w:tplc="08090019">
-      <w:start w:val="1"/>
-      <w:numFmt w:val="lowerLetter"/>
-      <w:lvlText w:val="%2."/>
-      <w:lvlJc w:val="left"/>
-      <w:pPr>
-        <w:ind w:left="1440" w:hanging="360"/>
-      </w:pPr>
-    </w:lvl>
-    <w:lvl w:ilvl="2" w:tplc="0809001B">
-      <w:start w:val="1"/>
-      <w:numFmt w:val="lowerRoman"/>
-      <w:lvlText w:val="%3."/>
-      <w:lvlJc w:val="right"/>
-      <w:pPr>
-        <w:ind w:left="2160" w:hanging="180"/>
-      </w:pPr>
-    </w:lvl>
-    <w:lvl w:ilvl="3" w:tplc="0809000F">
-      <w:start w:val="1"/>
-      <w:numFmt w:val="decimal"/>
-      <w:lvlText w:val="%4."/>
-      <w:lvlJc w:val="left"/>
-      <w:pPr>
-        <w:ind w:left="2880" w:hanging="360"/>
-      </w:pPr>
-    </w:lvl>
-    <w:lvl w:ilvl="4" w:tplc="08090019">
-      <w:start w:val="1"/>
-      <w:numFmt w:val="lowerLetter"/>
-      <w:lvlText w:val="%5."/>
-      <w:lvlJc w:val="left"/>
-      <w:pPr>
-        <w:ind w:left="3600" w:hanging="360"/>
-      </w:pPr>
-    </w:lvl>
-    <w:lvl w:ilvl="5" w:tplc="0809001B">
-      <w:start w:val="1"/>
-      <w:numFmt w:val="lowerRoman"/>
-      <w:lvlText w:val="%6."/>
-      <w:lvlJc w:val="right"/>
-      <w:pPr>
-        <w:ind w:left="4320" w:hanging="180"/>
-      </w:pPr>
-    </w:lvl>
-    <w:lvl w:ilvl="6" w:tplc="0809000F">
-      <w:start w:val="1"/>
-      <w:numFmt w:val="decimal"/>
-      <w:lvlText w:val="%7."/>
-      <w:lvlJc w:val="left"/>
-      <w:pPr>
-        <w:ind w:left="5040" w:hanging="360"/>
-      </w:pPr>
-    </w:lvl>
-    <w:lvl w:ilvl="7" w:tplc="08090019">
-      <w:start w:val="1"/>
-      <w:numFmt w:val="lowerLetter"/>
-      <w:lvlText w:val="%8."/>
-      <w:lvlJc w:val="left"/>
-      <w:pPr>
-        <w:ind w:left="5760" w:hanging="360"/>
-      </w:pPr>
-    </w:lvl>
-    <w:lvl w:ilvl="8" w:tplc="0809001B">
-      <w:start w:val="1"/>
-      <w:numFmt w:val="lowerRoman"/>
-      <w:lvlText w:val="%9."/>
-      <w:lvlJc w:val="right"/>
-      <w:pPr>
-        <w:ind w:left="6480" w:hanging="180"/>
-      </w:pPr>
-    </w:lvl>
-  </w:abstractNum>
-  <w:abstractNum w:abstractNumId="1" w15:restartNumberingAfterBreak="0">
-    <w:nsid w:val="7065146D"/>
-    <w:multiLevelType w:val="hybridMultilevel"/>
-    <w:tmpl w:val="B1EC464A"/>
+    <w:tmpl w:val="FA90001C"/>
     <w:lvl w:ilvl="0" w:tplc="08090001">
       <w:start w:val="1"/>
       <w:numFmt w:val="bullet"/>
       <w:lvlText w:val=""/>
       <w:lvlJc w:val="left"/>
       <w:pPr>
-        <w:ind w:left="765" w:hanging="360"/>
+        <w:ind w:left="1125" w:hanging="360"/>
       </w:pPr>
       <w:rPr>
         <w:rFonts w:ascii="Symbol" w:hAnsi="Symbol" w:hint="default"/>
@@ -3217,7 +7705,7 @@
       <w:lvlText w:val="o"/>
       <w:lvlJc w:val="left"/>
       <w:pPr>
-        <w:ind w:left="1485" w:hanging="360"/>
+        <w:ind w:left="1845" w:hanging="360"/>
       </w:pPr>
       <w:rPr>
         <w:rFonts w:ascii="Courier New" w:hAnsi="Courier New" w:cs="Courier New" w:hint="default"/>
@@ -3229,7 +7717,7 @@
       <w:lvlText w:val=""/>
       <w:lvlJc w:val="left"/>
       <w:pPr>
-        <w:ind w:left="2205" w:hanging="360"/>
+        <w:ind w:left="2565" w:hanging="360"/>
       </w:pPr>
       <w:rPr>
         <w:rFonts w:ascii="Wingdings" w:hAnsi="Wingdings" w:hint="default"/>
@@ -3241,7 +7729,7 @@
       <w:lvlText w:val=""/>
       <w:lvlJc w:val="left"/>
       <w:pPr>
-        <w:ind w:left="2925" w:hanging="360"/>
+        <w:ind w:left="3285" w:hanging="360"/>
       </w:pPr>
       <w:rPr>
         <w:rFonts w:ascii="Symbol" w:hAnsi="Symbol" w:hint="default"/>
@@ -3253,7 +7741,7 @@
       <w:lvlText w:val="o"/>
       <w:lvlJc w:val="left"/>
       <w:pPr>
-        <w:ind w:left="3645" w:hanging="360"/>
+        <w:ind w:left="4005" w:hanging="360"/>
       </w:pPr>
       <w:rPr>
         <w:rFonts w:ascii="Courier New" w:hAnsi="Courier New" w:cs="Courier New" w:hint="default"/>
@@ -3265,7 +7753,7 @@
       <w:lvlText w:val=""/>
       <w:lvlJc w:val="left"/>
       <w:pPr>
-        <w:ind w:left="4365" w:hanging="360"/>
+        <w:ind w:left="4725" w:hanging="360"/>
       </w:pPr>
       <w:rPr>
         <w:rFonts w:ascii="Wingdings" w:hAnsi="Wingdings" w:hint="default"/>
@@ -3277,7 +7765,7 @@
       <w:lvlText w:val=""/>
       <w:lvlJc w:val="left"/>
       <w:pPr>
-        <w:ind w:left="5085" w:hanging="360"/>
+        <w:ind w:left="5445" w:hanging="360"/>
       </w:pPr>
       <w:rPr>
         <w:rFonts w:ascii="Symbol" w:hAnsi="Symbol" w:hint="default"/>
@@ -3289,7 +7777,7 @@
       <w:lvlText w:val="o"/>
       <w:lvlJc w:val="left"/>
       <w:pPr>
-        <w:ind w:left="5805" w:hanging="360"/>
+        <w:ind w:left="6165" w:hanging="360"/>
       </w:pPr>
       <w:rPr>
         <w:rFonts w:ascii="Courier New" w:hAnsi="Courier New" w:cs="Courier New" w:hint="default"/>
@@ -3301,17 +7789,103 @@
       <w:lvlText w:val=""/>
       <w:lvlJc w:val="left"/>
       <w:pPr>
-        <w:ind w:left="6525" w:hanging="360"/>
+        <w:ind w:left="6885" w:hanging="360"/>
       </w:pPr>
       <w:rPr>
         <w:rFonts w:ascii="Wingdings" w:hAnsi="Wingdings" w:hint="default"/>
       </w:rPr>
     </w:lvl>
   </w:abstractNum>
+  <w:abstractNum w:abstractNumId="1" w15:restartNumberingAfterBreak="0">
+    <w:nsid w:val="0BFC7600"/>
+    <w:multiLevelType w:val="hybridMultilevel"/>
+    <w:tmpl w:val="60EEE33A"/>
+    <w:lvl w:ilvl="0" w:tplc="0809000F">
+      <w:start w:val="1"/>
+      <w:numFmt w:val="decimal"/>
+      <w:lvlText w:val="%1."/>
+      <w:lvlJc w:val="left"/>
+      <w:pPr>
+        <w:ind w:left="720" w:hanging="360"/>
+      </w:pPr>
+    </w:lvl>
+    <w:lvl w:ilvl="1" w:tplc="08090019">
+      <w:start w:val="1"/>
+      <w:numFmt w:val="lowerLetter"/>
+      <w:lvlText w:val="%2."/>
+      <w:lvlJc w:val="left"/>
+      <w:pPr>
+        <w:ind w:left="1440" w:hanging="360"/>
+      </w:pPr>
+    </w:lvl>
+    <w:lvl w:ilvl="2" w:tplc="0809001B">
+      <w:start w:val="1"/>
+      <w:numFmt w:val="lowerRoman"/>
+      <w:lvlText w:val="%3."/>
+      <w:lvlJc w:val="right"/>
+      <w:pPr>
+        <w:ind w:left="2160" w:hanging="180"/>
+      </w:pPr>
+    </w:lvl>
+    <w:lvl w:ilvl="3" w:tplc="0809000F">
+      <w:start w:val="1"/>
+      <w:numFmt w:val="decimal"/>
+      <w:lvlText w:val="%4."/>
+      <w:lvlJc w:val="left"/>
+      <w:pPr>
+        <w:ind w:left="2880" w:hanging="360"/>
+      </w:pPr>
+    </w:lvl>
+    <w:lvl w:ilvl="4" w:tplc="08090019">
+      <w:start w:val="1"/>
+      <w:numFmt w:val="lowerLetter"/>
+      <w:lvlText w:val="%5."/>
+      <w:lvlJc w:val="left"/>
+      <w:pPr>
+        <w:ind w:left="3600" w:hanging="360"/>
+      </w:pPr>
+    </w:lvl>
+    <w:lvl w:ilvl="5" w:tplc="0809001B">
+      <w:start w:val="1"/>
+      <w:numFmt w:val="lowerRoman"/>
+      <w:lvlText w:val="%6."/>
+      <w:lvlJc w:val="right"/>
+      <w:pPr>
+        <w:ind w:left="4320" w:hanging="180"/>
+      </w:pPr>
+    </w:lvl>
+    <w:lvl w:ilvl="6" w:tplc="0809000F">
+      <w:start w:val="1"/>
+      <w:numFmt w:val="decimal"/>
+      <w:lvlText w:val="%7."/>
+      <w:lvlJc w:val="left"/>
+      <w:pPr>
+        <w:ind w:left="5040" w:hanging="360"/>
+      </w:pPr>
+    </w:lvl>
+    <w:lvl w:ilvl="7" w:tplc="08090019">
+      <w:start w:val="1"/>
+      <w:numFmt w:val="lowerLetter"/>
+      <w:lvlText w:val="%8."/>
+      <w:lvlJc w:val="left"/>
+      <w:pPr>
+        <w:ind w:left="5760" w:hanging="360"/>
+      </w:pPr>
+    </w:lvl>
+    <w:lvl w:ilvl="8" w:tplc="0809001B">
+      <w:start w:val="1"/>
+      <w:numFmt w:val="lowerRoman"/>
+      <w:lvlText w:val="%9."/>
+      <w:lvlJc w:val="right"/>
+      <w:pPr>
+        <w:ind w:left="6480" w:hanging="180"/>
+      </w:pPr>
+    </w:lvl>
+  </w:abstractNum>
   <w:abstractNum w:abstractNumId="2" w15:restartNumberingAfterBreak="0">
-    <w:nsid w:val="71F0464D"/>
+    <w:nsid w:val="2BB90EEB"/>
     <w:multiLevelType w:val="hybridMultilevel"/>
-    <w:tmpl w:val="8D6A91A2"/>
+    <w:tmpl w:val="1730F310"/>
     <w:lvl w:ilvl="0" w:tplc="08090001">
       <w:start w:val="1"/>
       <w:numFmt w:val="bullet"/>
@@ -3421,8 +7995,460 @@
       </w:rPr>
     </w:lvl>
   </w:abstractNum>
+  <w:abstractNum w:abstractNumId="3" w15:restartNumberingAfterBreak="0">
+    <w:nsid w:val="3BB00575"/>
+    <w:multiLevelType w:val="hybridMultilevel"/>
+    <w:tmpl w:val="FA4CFDA0"/>
+    <w:lvl w:ilvl="0" w:tplc="08090001">
+      <w:start w:val="1"/>
+      <w:numFmt w:val="bullet"/>
+      <w:lvlText w:val=""/>
+      <w:lvlJc w:val="left"/>
+      <w:pPr>
+        <w:ind w:left="720" w:hanging="360"/>
+      </w:pPr>
+      <w:rPr>
+        <w:rFonts w:ascii="Symbol" w:hAnsi="Symbol" w:hint="default"/>
+      </w:rPr>
+    </w:lvl>
+    <w:lvl w:ilvl="1" w:tplc="08090003" w:tentative="1">
+      <w:start w:val="1"/>
+      <w:numFmt w:val="bullet"/>
+      <w:lvlText w:val="o"/>
+      <w:lvlJc w:val="left"/>
+      <w:pPr>
+        <w:ind w:left="1440" w:hanging="360"/>
+      </w:pPr>
+      <w:rPr>
+        <w:rFonts w:ascii="Courier New" w:hAnsi="Courier New" w:cs="Courier New" w:hint="default"/>
+      </w:rPr>
+    </w:lvl>
+    <w:lvl w:ilvl="2" w:tplc="08090005" w:tentative="1">
+      <w:start w:val="1"/>
+      <w:numFmt w:val="bullet"/>
+      <w:lvlText w:val=""/>
+      <w:lvlJc w:val="left"/>
+      <w:pPr>
+        <w:ind w:left="2160" w:hanging="360"/>
+      </w:pPr>
+      <w:rPr>
+        <w:rFonts w:ascii="Wingdings" w:hAnsi="Wingdings" w:hint="default"/>
+      </w:rPr>
+    </w:lvl>
+    <w:lvl w:ilvl="3" w:tplc="08090001" w:tentative="1">
+      <w:start w:val="1"/>
+      <w:numFmt w:val="bullet"/>
+      <w:lvlText w:val=""/>
+      <w:lvlJc w:val="left"/>
+      <w:pPr>
+        <w:ind w:left="2880" w:hanging="360"/>
+      </w:pPr>
+      <w:rPr>
+        <w:rFonts w:ascii="Symbol" w:hAnsi="Symbol" w:hint="default"/>
+      </w:rPr>
+    </w:lvl>
+    <w:lvl w:ilvl="4" w:tplc="08090003" w:tentative="1">
+      <w:start w:val="1"/>
+      <w:numFmt w:val="bullet"/>
+      <w:lvlText w:val="o"/>
+      <w:lvlJc w:val="left"/>
+      <w:pPr>
+        <w:ind w:left="3600" w:hanging="360"/>
+      </w:pPr>
+      <w:rPr>
+        <w:rFonts w:ascii="Courier New" w:hAnsi="Courier New" w:cs="Courier New" w:hint="default"/>
+      </w:rPr>
+    </w:lvl>
+    <w:lvl w:ilvl="5" w:tplc="08090005" w:tentative="1">
+      <w:start w:val="1"/>
+      <w:numFmt w:val="bullet"/>
+      <w:lvlText w:val=""/>
+      <w:lvlJc w:val="left"/>
+      <w:pPr>
+        <w:ind w:left="4320" w:hanging="360"/>
+      </w:pPr>
+      <w:rPr>
+        <w:rFonts w:ascii="Wingdings" w:hAnsi="Wingdings" w:hint="default"/>
+      </w:rPr>
+    </w:lvl>
+    <w:lvl w:ilvl="6" w:tplc="08090001" w:tentative="1">
+      <w:start w:val="1"/>
+      <w:numFmt w:val="bullet"/>
+      <w:lvlText w:val=""/>
+      <w:lvlJc w:val="left"/>
+      <w:pPr>
+        <w:ind w:left="5040" w:hanging="360"/>
+      </w:pPr>
+      <w:rPr>
+        <w:rFonts w:ascii="Symbol" w:hAnsi="Symbol" w:hint="default"/>
+      </w:rPr>
+    </w:lvl>
+    <w:lvl w:ilvl="7" w:tplc="08090003" w:tentative="1">
+      <w:start w:val="1"/>
+      <w:numFmt w:val="bullet"/>
+      <w:lvlText w:val="o"/>
+      <w:lvlJc w:val="left"/>
+      <w:pPr>
+        <w:ind w:left="5760" w:hanging="360"/>
+      </w:pPr>
+      <w:rPr>
+        <w:rFonts w:ascii="Courier New" w:hAnsi="Courier New" w:cs="Courier New" w:hint="default"/>
+      </w:rPr>
+    </w:lvl>
+    <w:lvl w:ilvl="8" w:tplc="08090005" w:tentative="1">
+      <w:start w:val="1"/>
+      <w:numFmt w:val="bullet"/>
+      <w:lvlText w:val=""/>
+      <w:lvlJc w:val="left"/>
+      <w:pPr>
+        <w:ind w:left="6480" w:hanging="360"/>
+      </w:pPr>
+      <w:rPr>
+        <w:rFonts w:ascii="Wingdings" w:hAnsi="Wingdings" w:hint="default"/>
+      </w:rPr>
+    </w:lvl>
+  </w:abstractNum>
+  <w:abstractNum w:abstractNumId="4" w15:restartNumberingAfterBreak="0">
+    <w:nsid w:val="4DD4117C"/>
+    <w:multiLevelType w:val="hybridMultilevel"/>
+    <w:tmpl w:val="EAB6E57A"/>
+    <w:lvl w:ilvl="0" w:tplc="08090001">
+      <w:start w:val="1"/>
+      <w:numFmt w:val="bullet"/>
+      <w:lvlText w:val=""/>
+      <w:lvlJc w:val="left"/>
+      <w:pPr>
+        <w:ind w:left="720" w:hanging="360"/>
+      </w:pPr>
+      <w:rPr>
+        <w:rFonts w:ascii="Symbol" w:hAnsi="Symbol" w:hint="default"/>
+      </w:rPr>
+    </w:lvl>
+    <w:lvl w:ilvl="1" w:tplc="08090003" w:tentative="1">
+      <w:start w:val="1"/>
+      <w:numFmt w:val="bullet"/>
+      <w:lvlText w:val="o"/>
+      <w:lvlJc w:val="left"/>
+      <w:pPr>
+        <w:ind w:left="1440" w:hanging="360"/>
+      </w:pPr>
+      <w:rPr>
+        <w:rFonts w:ascii="Courier New" w:hAnsi="Courier New" w:cs="Courier New" w:hint="default"/>
+      </w:rPr>
+    </w:lvl>
+    <w:lvl w:ilvl="2" w:tplc="08090005" w:tentative="1">
+      <w:start w:val="1"/>
+      <w:numFmt w:val="bullet"/>
+      <w:lvlText w:val=""/>
+      <w:lvlJc w:val="left"/>
+      <w:pPr>
+        <w:ind w:left="2160" w:hanging="360"/>
+      </w:pPr>
+      <w:rPr>
+        <w:rFonts w:ascii="Wingdings" w:hAnsi="Wingdings" w:hint="default"/>
+      </w:rPr>
+    </w:lvl>
+    <w:lvl w:ilvl="3" w:tplc="08090001" w:tentative="1">
+      <w:start w:val="1"/>
+      <w:numFmt w:val="bullet"/>
+      <w:lvlText w:val=""/>
+      <w:lvlJc w:val="left"/>
+      <w:pPr>
+        <w:ind w:left="2880" w:hanging="360"/>
+      </w:pPr>
+      <w:rPr>
+        <w:rFonts w:ascii="Symbol" w:hAnsi="Symbol" w:hint="default"/>
+      </w:rPr>
+    </w:lvl>
+    <w:lvl w:ilvl="4" w:tplc="08090003" w:tentative="1">
+      <w:start w:val="1"/>
+      <w:numFmt w:val="bullet"/>
+      <w:lvlText w:val="o"/>
+      <w:lvlJc w:val="left"/>
+      <w:pPr>
+        <w:ind w:left="3600" w:hanging="360"/>
+      </w:pPr>
+      <w:rPr>
+        <w:rFonts w:ascii="Courier New" w:hAnsi="Courier New" w:cs="Courier New" w:hint="default"/>
+      </w:rPr>
+    </w:lvl>
+    <w:lvl w:ilvl="5" w:tplc="08090005" w:tentative="1">
+      <w:start w:val="1"/>
+      <w:numFmt w:val="bullet"/>
+      <w:lvlText w:val=""/>
+      <w:lvlJc w:val="left"/>
+      <w:pPr>
+        <w:ind w:left="4320" w:hanging="360"/>
+      </w:pPr>
+      <w:rPr>
+        <w:rFonts w:ascii="Wingdings" w:hAnsi="Wingdings" w:hint="default"/>
+      </w:rPr>
+    </w:lvl>
+    <w:lvl w:ilvl="6" w:tplc="08090001" w:tentative="1">
+      <w:start w:val="1"/>
+      <w:numFmt w:val="bullet"/>
+      <w:lvlText w:val=""/>
+      <w:lvlJc w:val="left"/>
+      <w:pPr>
+        <w:ind w:left="5040" w:hanging="360"/>
+      </w:pPr>
+      <w:rPr>
+        <w:rFonts w:ascii="Symbol" w:hAnsi="Symbol" w:hint="default"/>
+      </w:rPr>
+    </w:lvl>
+    <w:lvl w:ilvl="7" w:tplc="08090003" w:tentative="1">
+      <w:start w:val="1"/>
+      <w:numFmt w:val="bullet"/>
+      <w:lvlText w:val="o"/>
+      <w:lvlJc w:val="left"/>
+      <w:pPr>
+        <w:ind w:left="5760" w:hanging="360"/>
+      </w:pPr>
+      <w:rPr>
+        <w:rFonts w:ascii="Courier New" w:hAnsi="Courier New" w:cs="Courier New" w:hint="default"/>
+      </w:rPr>
+    </w:lvl>
+    <w:lvl w:ilvl="8" w:tplc="08090005" w:tentative="1">
+      <w:start w:val="1"/>
+      <w:numFmt w:val="bullet"/>
+      <w:lvlText w:val=""/>
+      <w:lvlJc w:val="left"/>
+      <w:pPr>
+        <w:ind w:left="6480" w:hanging="360"/>
+      </w:pPr>
+      <w:rPr>
+        <w:rFonts w:ascii="Wingdings" w:hAnsi="Wingdings" w:hint="default"/>
+      </w:rPr>
+    </w:lvl>
+  </w:abstractNum>
+  <w:abstractNum w:abstractNumId="5" w15:restartNumberingAfterBreak="0">
+    <w:nsid w:val="7065146D"/>
+    <w:multiLevelType w:val="hybridMultilevel"/>
+    <w:tmpl w:val="B1EC464A"/>
+    <w:lvl w:ilvl="0" w:tplc="08090001">
+      <w:start w:val="1"/>
+      <w:numFmt w:val="bullet"/>
+      <w:lvlText w:val=""/>
+      <w:lvlJc w:val="left"/>
+      <w:pPr>
+        <w:ind w:left="765" w:hanging="360"/>
+      </w:pPr>
+      <w:rPr>
+        <w:rFonts w:ascii="Symbol" w:hAnsi="Symbol" w:hint="default"/>
+      </w:rPr>
+    </w:lvl>
+    <w:lvl w:ilvl="1" w:tplc="08090003" w:tentative="1">
+      <w:start w:val="1"/>
+      <w:numFmt w:val="bullet"/>
+      <w:lvlText w:val="o"/>
+      <w:lvlJc w:val="left"/>
+      <w:pPr>
+        <w:ind w:left="1485" w:hanging="360"/>
+      </w:pPr>
+      <w:rPr>
+        <w:rFonts w:ascii="Courier New" w:hAnsi="Courier New" w:cs="Courier New" w:hint="default"/>
+      </w:rPr>
+    </w:lvl>
+    <w:lvl w:ilvl="2" w:tplc="08090005" w:tentative="1">
+      <w:start w:val="1"/>
+      <w:numFmt w:val="bullet"/>
+      <w:lvlText w:val=""/>
+      <w:lvlJc w:val="left"/>
+      <w:pPr>
+        <w:ind w:left="2205" w:hanging="360"/>
+      </w:pPr>
+      <w:rPr>
+        <w:rFonts w:ascii="Wingdings" w:hAnsi="Wingdings" w:hint="default"/>
+      </w:rPr>
+    </w:lvl>
+    <w:lvl w:ilvl="3" w:tplc="08090001" w:tentative="1">
+      <w:start w:val="1"/>
+      <w:numFmt w:val="bullet"/>
+      <w:lvlText w:val=""/>
+      <w:lvlJc w:val="left"/>
+      <w:pPr>
+        <w:ind w:left="2925" w:hanging="360"/>
+      </w:pPr>
+      <w:rPr>
+        <w:rFonts w:ascii="Symbol" w:hAnsi="Symbol" w:hint="default"/>
+      </w:rPr>
+    </w:lvl>
+    <w:lvl w:ilvl="4" w:tplc="08090003" w:tentative="1">
+      <w:start w:val="1"/>
+      <w:numFmt w:val="bullet"/>
+      <w:lvlText w:val="o"/>
+      <w:lvlJc w:val="left"/>
+      <w:pPr>
+        <w:ind w:left="3645" w:hanging="360"/>
+      </w:pPr>
+      <w:rPr>
+        <w:rFonts w:ascii="Courier New" w:hAnsi="Courier New" w:cs="Courier New" w:hint="default"/>
+      </w:rPr>
+    </w:lvl>
+    <w:lvl w:ilvl="5" w:tplc="08090005" w:tentative="1">
+      <w:start w:val="1"/>
+      <w:numFmt w:val="bullet"/>
+      <w:lvlText w:val=""/>
+      <w:lvlJc w:val="left"/>
+      <w:pPr>
+        <w:ind w:left="4365" w:hanging="360"/>
+      </w:pPr>
+      <w:rPr>
+        <w:rFonts w:ascii="Wingdings" w:hAnsi="Wingdings" w:hint="default"/>
+      </w:rPr>
+    </w:lvl>
+    <w:lvl w:ilvl="6" w:tplc="08090001" w:tentative="1">
+      <w:start w:val="1"/>
+      <w:numFmt w:val="bullet"/>
+      <w:lvlText w:val=""/>
+      <w:lvlJc w:val="left"/>
+      <w:pPr>
+        <w:ind w:left="5085" w:hanging="360"/>
+      </w:pPr>
+      <w:rPr>
+        <w:rFonts w:ascii="Symbol" w:hAnsi="Symbol" w:hint="default"/>
+      </w:rPr>
+    </w:lvl>
+    <w:lvl w:ilvl="7" w:tplc="08090003" w:tentative="1">
+      <w:start w:val="1"/>
+      <w:numFmt w:val="bullet"/>
+      <w:lvlText w:val="o"/>
+      <w:lvlJc w:val="left"/>
+      <w:pPr>
+        <w:ind w:left="5805" w:hanging="360"/>
+      </w:pPr>
+      <w:rPr>
+        <w:rFonts w:ascii="Courier New" w:hAnsi="Courier New" w:cs="Courier New" w:hint="default"/>
+      </w:rPr>
+    </w:lvl>
+    <w:lvl w:ilvl="8" w:tplc="08090005" w:tentative="1">
+      <w:start w:val="1"/>
+      <w:numFmt w:val="bullet"/>
+      <w:lvlText w:val=""/>
+      <w:lvlJc w:val="left"/>
+      <w:pPr>
+        <w:ind w:left="6525" w:hanging="360"/>
+      </w:pPr>
+      <w:rPr>
+        <w:rFonts w:ascii="Wingdings" w:hAnsi="Wingdings" w:hint="default"/>
+      </w:rPr>
+    </w:lvl>
+  </w:abstractNum>
+  <w:abstractNum w:abstractNumId="6" w15:restartNumberingAfterBreak="0">
+    <w:nsid w:val="71F0464D"/>
+    <w:multiLevelType w:val="hybridMultilevel"/>
+    <w:tmpl w:val="8D6A91A2"/>
+    <w:lvl w:ilvl="0" w:tplc="08090001">
+      <w:start w:val="1"/>
+      <w:numFmt w:val="bullet"/>
+      <w:lvlText w:val=""/>
+      <w:lvlJc w:val="left"/>
+      <w:pPr>
+        <w:ind w:left="720" w:hanging="360"/>
+      </w:pPr>
+      <w:rPr>
+        <w:rFonts w:ascii="Symbol" w:hAnsi="Symbol" w:hint="default"/>
+      </w:rPr>
+    </w:lvl>
+    <w:lvl w:ilvl="1" w:tplc="08090003" w:tentative="1">
+      <w:start w:val="1"/>
+      <w:numFmt w:val="bullet"/>
+      <w:lvlText w:val="o"/>
+      <w:lvlJc w:val="left"/>
+      <w:pPr>
+        <w:ind w:left="1440" w:hanging="360"/>
+      </w:pPr>
+      <w:rPr>
+        <w:rFonts w:ascii="Courier New" w:hAnsi="Courier New" w:cs="Courier New" w:hint="default"/>
+      </w:rPr>
+    </w:lvl>
+    <w:lvl w:ilvl="2" w:tplc="08090005" w:tentative="1">
+      <w:start w:val="1"/>
+      <w:numFmt w:val="bullet"/>
+      <w:lvlText w:val=""/>
+      <w:lvlJc w:val="left"/>
+      <w:pPr>
+        <w:ind w:left="2160" w:hanging="360"/>
+      </w:pPr>
+      <w:rPr>
+        <w:rFonts w:ascii="Wingdings" w:hAnsi="Wingdings" w:hint="default"/>
+      </w:rPr>
+    </w:lvl>
+    <w:lvl w:ilvl="3" w:tplc="08090001" w:tentative="1">
+      <w:start w:val="1"/>
+      <w:numFmt w:val="bullet"/>
+      <w:lvlText w:val=""/>
+      <w:lvlJc w:val="left"/>
+      <w:pPr>
+        <w:ind w:left="2880" w:hanging="360"/>
+      </w:pPr>
+      <w:rPr>
+        <w:rFonts w:ascii="Symbol" w:hAnsi="Symbol" w:hint="default"/>
+      </w:rPr>
+    </w:lvl>
+    <w:lvl w:ilvl="4" w:tplc="08090003" w:tentative="1">
+      <w:start w:val="1"/>
+      <w:numFmt w:val="bullet"/>
+      <w:lvlText w:val="o"/>
+      <w:lvlJc w:val="left"/>
+      <w:pPr>
+        <w:ind w:left="3600" w:hanging="360"/>
+      </w:pPr>
+      <w:rPr>
+        <w:rFonts w:ascii="Courier New" w:hAnsi="Courier New" w:cs="Courier New" w:hint="default"/>
+      </w:rPr>
+    </w:lvl>
+    <w:lvl w:ilvl="5" w:tplc="08090005" w:tentative="1">
+      <w:start w:val="1"/>
+      <w:numFmt w:val="bullet"/>
+      <w:lvlText w:val=""/>
+      <w:lvlJc w:val="left"/>
+      <w:pPr>
+        <w:ind w:left="4320" w:hanging="360"/>
+      </w:pPr>
+      <w:rPr>
+        <w:rFonts w:ascii="Wingdings" w:hAnsi="Wingdings" w:hint="default"/>
+      </w:rPr>
+    </w:lvl>
+    <w:lvl w:ilvl="6" w:tplc="08090001" w:tentative="1">
+      <w:start w:val="1"/>
+      <w:numFmt w:val="bullet"/>
+      <w:lvlText w:val=""/>
+      <w:lvlJc w:val="left"/>
+      <w:pPr>
+        <w:ind w:left="5040" w:hanging="360"/>
+      </w:pPr>
+      <w:rPr>
+        <w:rFonts w:ascii="Symbol" w:hAnsi="Symbol" w:hint="default"/>
+      </w:rPr>
+    </w:lvl>
+    <w:lvl w:ilvl="7" w:tplc="08090003" w:tentative="1">
+      <w:start w:val="1"/>
+      <w:numFmt w:val="bullet"/>
+      <w:lvlText w:val="o"/>
+      <w:lvlJc w:val="left"/>
+      <w:pPr>
+        <w:ind w:left="5760" w:hanging="360"/>
+      </w:pPr>
+      <w:rPr>
+        <w:rFonts w:ascii="Courier New" w:hAnsi="Courier New" w:cs="Courier New" w:hint="default"/>
+      </w:rPr>
+    </w:lvl>
+    <w:lvl w:ilvl="8" w:tplc="08090005" w:tentative="1">
+      <w:start w:val="1"/>
+      <w:numFmt w:val="bullet"/>
+      <w:lvlText w:val=""/>
+      <w:lvlJc w:val="left"/>
+      <w:pPr>
+        <w:ind w:left="6480" w:hanging="360"/>
+      </w:pPr>
+      <w:rPr>
+        <w:rFonts w:ascii="Wingdings" w:hAnsi="Wingdings" w:hint="default"/>
+      </w:rPr>
+    </w:lvl>
+  </w:abstractNum>
   <w:num w:numId="1">
-    <w:abstractNumId w:val="0"/>
+    <w:abstractNumId w:val="1"/>
     <w:lvlOverride w:ilvl="0">
       <w:startOverride w:val="1"/>
     </w:lvlOverride>
@@ -3452,13 +8478,25 @@
     </w:lvlOverride>
   </w:num>
   <w:num w:numId="2">
+    <w:abstractNumId w:val="1"/>
+  </w:num>
+  <w:num w:numId="3">
+    <w:abstractNumId w:val="6"/>
+  </w:num>
+  <w:num w:numId="4">
+    <w:abstractNumId w:val="5"/>
+  </w:num>
+  <w:num w:numId="5">
+    <w:abstractNumId w:val="3"/>
+  </w:num>
+  <w:num w:numId="6">
     <w:abstractNumId w:val="0"/>
   </w:num>
-  <w:num w:numId="3">
+  <w:num w:numId="7">
+    <w:abstractNumId w:val="4"/>
+  </w:num>
+  <w:num w:numId="8">
     <w:abstractNumId w:val="2"/>
-  </w:num>
-  <w:num w:numId="4">
-    <w:abstractNumId w:val="1"/>
   </w:num>
 </w:numbering>
 </file>
@@ -3927,6 +8965,28 @@
       <w:szCs w:val="24"/>
     </w:rPr>
   </w:style>
+  <w:style w:type="paragraph" w:styleId="Heading4">
+    <w:name w:val="heading 4"/>
+    <w:basedOn w:val="Normal"/>
+    <w:next w:val="Normal"/>
+    <w:link w:val="Heading4Char"/>
+    <w:uiPriority w:val="9"/>
+    <w:unhideWhenUsed/>
+    <w:qFormat/>
+    <w:rsid w:val="005C7AED"/>
+    <w:pPr>
+      <w:keepNext/>
+      <w:keepLines/>
+      <w:spacing w:before="40" w:after="0"/>
+      <w:outlineLvl w:val="3"/>
+    </w:pPr>
+    <w:rPr>
+      <w:rFonts w:asciiTheme="majorHAnsi" w:eastAsiaTheme="majorEastAsia" w:hAnsiTheme="majorHAnsi" w:cstheme="majorBidi"/>
+      <w:i/>
+      <w:iCs/>
+      <w:color w:val="2F5496" w:themeColor="accent1" w:themeShade="BF"/>
+    </w:rPr>
+  </w:style>
   <w:style w:type="character" w:default="1" w:styleId="DefaultParagraphFont">
     <w:name w:val="Default Paragraph Font"/>
     <w:uiPriority w:val="1"/>
@@ -4093,6 +9153,63 @@
       <w:spacing w:after="100"/>
       <w:ind w:left="440"/>
     </w:pPr>
+  </w:style>
+  <w:style w:type="paragraph" w:styleId="Header">
+    <w:name w:val="header"/>
+    <w:basedOn w:val="Normal"/>
+    <w:link w:val="HeaderChar"/>
+    <w:uiPriority w:val="99"/>
+    <w:unhideWhenUsed/>
+    <w:rsid w:val="00F302A6"/>
+    <w:pPr>
+      <w:tabs>
+        <w:tab w:val="center" w:pos="4513"/>
+        <w:tab w:val="right" w:pos="9026"/>
+      </w:tabs>
+      <w:spacing w:after="0" w:line="240" w:lineRule="auto"/>
+    </w:pPr>
+  </w:style>
+  <w:style w:type="character" w:customStyle="1" w:styleId="HeaderChar">
+    <w:name w:val="Header Char"/>
+    <w:basedOn w:val="DefaultParagraphFont"/>
+    <w:link w:val="Header"/>
+    <w:uiPriority w:val="99"/>
+    <w:rsid w:val="00F302A6"/>
+  </w:style>
+  <w:style w:type="paragraph" w:styleId="Footer">
+    <w:name w:val="footer"/>
+    <w:basedOn w:val="Normal"/>
+    <w:link w:val="FooterChar"/>
+    <w:uiPriority w:val="99"/>
+    <w:unhideWhenUsed/>
+    <w:rsid w:val="00F302A6"/>
+    <w:pPr>
+      <w:tabs>
+        <w:tab w:val="center" w:pos="4513"/>
+        <w:tab w:val="right" w:pos="9026"/>
+      </w:tabs>
+      <w:spacing w:after="0" w:line="240" w:lineRule="auto"/>
+    </w:pPr>
+  </w:style>
+  <w:style w:type="character" w:customStyle="1" w:styleId="FooterChar">
+    <w:name w:val="Footer Char"/>
+    <w:basedOn w:val="DefaultParagraphFont"/>
+    <w:link w:val="Footer"/>
+    <w:uiPriority w:val="99"/>
+    <w:rsid w:val="00F302A6"/>
+  </w:style>
+  <w:style w:type="character" w:customStyle="1" w:styleId="Heading4Char">
+    <w:name w:val="Heading 4 Char"/>
+    <w:basedOn w:val="DefaultParagraphFont"/>
+    <w:link w:val="Heading4"/>
+    <w:uiPriority w:val="9"/>
+    <w:rsid w:val="005C7AED"/>
+    <w:rPr>
+      <w:rFonts w:asciiTheme="majorHAnsi" w:eastAsiaTheme="majorEastAsia" w:hAnsiTheme="majorHAnsi" w:cstheme="majorBidi"/>
+      <w:i/>
+      <w:iCs/>
+      <w:color w:val="2F5496" w:themeColor="accent1" w:themeShade="BF"/>
+    </w:rPr>
   </w:style>
 </w:styles>
 </file>

--- a/Task2_DevelopmentDocumentation_LL-000020927_Chukwudolue_T.docx
+++ b/Task2_DevelopmentDocumentation_LL-000020927_Chukwudolue_T.docx
@@ -3369,6 +3369,7 @@
           <w:sz w:val="24"/>
           <w:szCs w:val="24"/>
         </w:rPr>
+        <w:lastRenderedPageBreak/>
         <w:t>Microsoft.VisualStudio. Web.CodeGeneration. Design</w:t>
       </w:r>
     </w:p>
@@ -3713,6 +3714,7 @@
           <w:sz w:val="24"/>
           <w:szCs w:val="24"/>
         </w:rPr>
+        <w:lastRenderedPageBreak/>
         <w:drawing>
           <wp:inline distT="0" distB="0" distL="0" distR="0" wp14:anchorId="56A247FC" wp14:editId="2AB06E15">
             <wp:extent cx="2210108" cy="1695687"/>
@@ -4009,6 +4011,7 @@
           <w:sz w:val="24"/>
           <w:szCs w:val="24"/>
         </w:rPr>
+        <w:lastRenderedPageBreak/>
         <w:t xml:space="preserve">I then created a new file called seed data. This would essentially hold pre placed data which would be visible across the website.    </w:t>
       </w:r>
     </w:p>
@@ -4617,6 +4620,7 @@
           <w:sz w:val="24"/>
           <w:szCs w:val="24"/>
         </w:rPr>
+        <w:lastRenderedPageBreak/>
         <w:drawing>
           <wp:inline distT="0" distB="0" distL="0" distR="0" wp14:anchorId="564AD8CE" wp14:editId="72F7ED57">
             <wp:extent cx="4343400" cy="3416109"/>
@@ -4754,6 +4758,7 @@
       </w:r>
       <w:r>
         <w:rPr>
+          <w:noProof/>
           <w:sz w:val="24"/>
           <w:szCs w:val="24"/>
         </w:rPr>
@@ -4863,6 +4868,7 @@
           <w:sz w:val="24"/>
           <w:szCs w:val="24"/>
         </w:rPr>
+        <w:lastRenderedPageBreak/>
         <w:t>And this is a Customer Login Info.</w:t>
       </w:r>
       <w:r>
@@ -4882,6 +4888,7 @@
       </w:pPr>
       <w:r>
         <w:rPr>
+          <w:noProof/>
           <w:sz w:val="24"/>
           <w:szCs w:val="24"/>
         </w:rPr>
@@ -5049,9 +5056,11 @@
       </w:pPr>
       <w:r>
         <w:rPr>
-          <w:sz w:val="24"/>
-          <w:szCs w:val="24"/>
-        </w:rPr>
+          <w:noProof/>
+          <w:sz w:val="24"/>
+          <w:szCs w:val="24"/>
+        </w:rPr>
+        <w:lastRenderedPageBreak/>
         <w:drawing>
           <wp:anchor distT="0" distB="0" distL="114300" distR="114300" simplePos="0" relativeHeight="251662336" behindDoc="1" locked="0" layoutInCell="1" allowOverlap="1" wp14:anchorId="7E6ABBD7" wp14:editId="1A592C96">
             <wp:simplePos x="0" y="0"/>
@@ -5188,6 +5197,7 @@
       </w:pPr>
       <w:r>
         <w:rPr>
+          <w:noProof/>
           <w:sz w:val="24"/>
           <w:szCs w:val="24"/>
         </w:rPr>
@@ -5277,10 +5287,12 @@
           <w:sz w:val="24"/>
           <w:szCs w:val="24"/>
         </w:rPr>
+        <w:lastRenderedPageBreak/>
         <w:t xml:space="preserve"> </w:t>
       </w:r>
       <w:r>
         <w:rPr>
+          <w:noProof/>
           <w:sz w:val="24"/>
           <w:szCs w:val="24"/>
         </w:rPr>
@@ -5337,6 +5349,7 @@
       </w:pPr>
       <w:r>
         <w:rPr>
+          <w:noProof/>
           <w:sz w:val="24"/>
           <w:szCs w:val="24"/>
         </w:rPr>
@@ -5464,6 +5477,7 @@
       </w:pPr>
       <w:r>
         <w:rPr>
+          <w:noProof/>
           <w:sz w:val="24"/>
           <w:szCs w:val="24"/>
         </w:rPr>
@@ -5529,6 +5543,7 @@
       </w:r>
       <w:r>
         <w:rPr>
+          <w:noProof/>
           <w:sz w:val="24"/>
           <w:szCs w:val="24"/>
         </w:rPr>
@@ -5574,7 +5589,16 @@
           <w:sz w:val="24"/>
           <w:szCs w:val="24"/>
         </w:rPr>
-        <w:t>They ended up looking something like this. The controller was then editted so as to redirect the user to the basket page whenever they add a product to their basket as long as the user is logged in. If the user is not logged in, they can not access the basket</w:t>
+        <w:t xml:space="preserve">They ended up looking something like this. The controller </w:t>
+      </w:r>
+      <w:r>
+        <w:rPr>
+          <w:noProof/>
+          <w:sz w:val="24"/>
+          <w:szCs w:val="24"/>
+        </w:rPr>
+        <w:lastRenderedPageBreak/>
+        <w:t>was then editted so as to redirect the user to the basket page whenever they add a product to their basket as long as the user is logged in. If the user is not logged in, they can not access the basket</w:t>
       </w:r>
       <w:r>
         <w:rPr>
@@ -6040,10 +6064,19 @@
           <w:sz w:val="24"/>
           <w:szCs w:val="24"/>
         </w:rPr>
-        <w:t xml:space="preserve">. The system scans the basket of the logged in user, if it is empty, a message is displayed and a navigation link to products page is present. Otherwise, the quantity and price of a product is displayed. </w:t>
-      </w:r>
-      <w:r>
-        <w:rPr>
+        <w:t xml:space="preserve">. The system scans the basket of the logged in user, if it is empty, a message is displayed and a navigation link to </w:t>
+      </w:r>
+      <w:r>
+        <w:rPr>
+          <w:sz w:val="24"/>
+          <w:szCs w:val="24"/>
+        </w:rPr>
+        <w:lastRenderedPageBreak/>
+        <w:t xml:space="preserve">products page is present. Otherwise, the quantity and price of a product is displayed. </w:t>
+      </w:r>
+      <w:r>
+        <w:rPr>
+          <w:noProof/>
           <w:sz w:val="24"/>
           <w:szCs w:val="24"/>
         </w:rPr>
@@ -6115,6 +6148,7 @@
       </w:pPr>
       <w:r>
         <w:rPr>
+          <w:noProof/>
           <w:sz w:val="24"/>
           <w:szCs w:val="24"/>
         </w:rPr>
@@ -6214,6 +6248,7 @@
       </w:r>
       <w:r>
         <w:rPr>
+          <w:noProof/>
           <w:sz w:val="24"/>
           <w:szCs w:val="24"/>
         </w:rPr>
@@ -6262,6 +6297,7 @@
       </w:r>
       <w:r>
         <w:rPr>
+          <w:noProof/>
           <w:sz w:val="24"/>
           <w:szCs w:val="24"/>
         </w:rPr>
@@ -6306,7 +6342,15 @@
           <w:sz w:val="24"/>
           <w:szCs w:val="24"/>
         </w:rPr>
-        <w:t>Equally, I edited the create basket form hence when the proceed to checkout button is tapped, the user is redirected to a checkout page.</w:t>
+        <w:t xml:space="preserve">Equally, I edited the create basket form hence when the proceed to checkout button is </w:t>
+      </w:r>
+      <w:r>
+        <w:rPr>
+          <w:sz w:val="24"/>
+          <w:szCs w:val="24"/>
+        </w:rPr>
+        <w:lastRenderedPageBreak/>
+        <w:t>tapped, the user is redirected to a checkout page.</w:t>
       </w:r>
       <w:r>
         <w:rPr>
@@ -6316,6 +6360,7 @@
       </w:r>
       <w:r>
         <w:rPr>
+          <w:noProof/>
           <w:sz w:val="24"/>
           <w:szCs w:val="24"/>
         </w:rPr>
@@ -6437,6 +6482,7 @@
       </w:pPr>
       <w:r>
         <w:rPr>
+          <w:noProof/>
           <w:sz w:val="24"/>
           <w:szCs w:val="24"/>
         </w:rPr>
@@ -6532,9 +6578,11 @@
       </w:pPr>
       <w:r>
         <w:rPr>
-          <w:sz w:val="24"/>
-          <w:szCs w:val="24"/>
-        </w:rPr>
+          <w:noProof/>
+          <w:sz w:val="24"/>
+          <w:szCs w:val="24"/>
+        </w:rPr>
+        <w:lastRenderedPageBreak/>
         <w:drawing>
           <wp:inline distT="0" distB="0" distL="0" distR="0" wp14:anchorId="6CEA3AA4" wp14:editId="7826CB61">
             <wp:extent cx="5731510" cy="2790825"/>
@@ -6626,6 +6674,7 @@
       </w:r>
       <w:r>
         <w:rPr>
+          <w:noProof/>
           <w:sz w:val="24"/>
           <w:szCs w:val="24"/>
         </w:rPr>
@@ -6763,6 +6812,7 @@
       </w:r>
       <w:r>
         <w:rPr>
+          <w:noProof/>
           <w:sz w:val="24"/>
           <w:szCs w:val="24"/>
         </w:rPr>
@@ -6822,6 +6872,7 @@
           <w:sz w:val="24"/>
           <w:szCs w:val="24"/>
         </w:rPr>
+        <w:lastRenderedPageBreak/>
         <w:t xml:space="preserve"> The dashboard was edited to display basic stock information, Orders, and update products, and also made it so that producers can only edit their own products and not the products of any other producer.</w:t>
       </w:r>
     </w:p>
@@ -6834,6 +6885,7 @@
       </w:pPr>
       <w:r>
         <w:rPr>
+          <w:noProof/>
           <w:sz w:val="24"/>
           <w:szCs w:val="24"/>
         </w:rPr>
@@ -6883,6 +6935,7 @@
       </w:pPr>
       <w:r>
         <w:rPr>
+          <w:noProof/>
           <w:sz w:val="24"/>
           <w:szCs w:val="24"/>
         </w:rPr>
@@ -7069,6 +7122,7 @@
           <w:sz w:val="24"/>
           <w:szCs w:val="24"/>
         </w:rPr>
+        <w:lastRenderedPageBreak/>
         <w:t>Work on Authorisation</w:t>
       </w:r>
     </w:p>
@@ -7361,6 +7415,9 @@
     </w:p>
     <w:p>
       <w:r>
+        <w:rPr>
+          <w:noProof/>
+        </w:rPr>
         <w:drawing>
           <wp:inline distT="0" distB="0" distL="0" distR="0" wp14:anchorId="1710AE12" wp14:editId="75F2AF0B">
             <wp:extent cx="5725324" cy="3524742"/>
@@ -7410,6 +7467,9 @@
         <w:t xml:space="preserve">. </w:t>
       </w:r>
       <w:r>
+        <w:rPr>
+          <w:noProof/>
+        </w:rPr>
         <w:drawing>
           <wp:inline distT="0" distB="0" distL="0" distR="0" wp14:anchorId="47F4BD1A" wp14:editId="7C4D8F7E">
             <wp:extent cx="5731510" cy="956945"/>
@@ -7528,6 +7588,48 @@
         <w:t>CSS Integration</w:t>
       </w:r>
       <w:bookmarkEnd w:id="19"/>
+    </w:p>
+    <w:p>
+      <w:pPr>
+        <w:rPr>
+          <w:i/>
+          <w:iCs/>
+          <w:sz w:val="24"/>
+          <w:szCs w:val="24"/>
+          <w:u w:val="single"/>
+        </w:rPr>
+      </w:pPr>
+      <w:r>
+        <w:rPr>
+          <w:i/>
+          <w:iCs/>
+          <w:sz w:val="24"/>
+          <w:szCs w:val="24"/>
+          <w:u w:val="single"/>
+        </w:rPr>
+        <w:t>Home CSS</w:t>
+      </w:r>
+    </w:p>
+    <w:p>
+      <w:pPr>
+        <w:rPr>
+          <w:i/>
+          <w:iCs/>
+          <w:sz w:val="24"/>
+          <w:szCs w:val="24"/>
+          <w:u w:val="single"/>
+        </w:rPr>
+      </w:pPr>
+      <w:r>
+        <w:rPr>
+          <w:i/>
+          <w:iCs/>
+          <w:sz w:val="24"/>
+          <w:szCs w:val="24"/>
+          <w:u w:val="single"/>
+        </w:rPr>
+        <w:t>Products CSS</w:t>
+      </w:r>
     </w:p>
     <w:p>
       <w:pPr>
